--- a/tillsyn/Gålgoberget tillsynsbegäran.docx
+++ b/tillsyn/Gålgoberget tillsynsbegäran.docx
@@ -1,6 +1,6 @@
 
 <file path=word/document.xml><?xml version="1.0" encoding="utf-8"?>
-<w:document xmlns:wpc="http://schemas.microsoft.com/office/word/2010/wordprocessingCanvas" xmlns:cx="http://schemas.microsoft.com/office/drawing/2014/chartex" xmlns:cx1="http://schemas.microsoft.com/office/drawing/2015/9/8/chartex" xmlns:cx2="http://schemas.microsoft.com/office/drawing/2015/10/21/chartex" xmlns:cx3="http://schemas.microsoft.com/office/drawing/2016/5/9/chartex" xmlns:cx4="http://schemas.microsoft.com/office/drawing/2016/5/10/chartex" xmlns:cx5="http://schemas.microsoft.com/office/drawing/2016/5/11/chartex" xmlns:cx6="http://schemas.microsoft.com/office/drawing/2016/5/12/chartex" xmlns:cx7="http://schemas.microsoft.com/office/drawing/2016/5/13/chartex" xmlns:cx8="http://schemas.microsoft.com/office/drawing/2016/5/14/chartex" xmlns:mc="http://schemas.openxmlformats.org/markup-compatibility/2006" xmlns:aink="http://schemas.microsoft.com/office/drawing/2016/ink" xmlns:am3d="http://schemas.microsoft.com/office/drawing/2017/model3d" xmlns:o="urn:schemas-microsoft-com:office:office" xmlns:oel="http://schemas.microsoft.com/office/2019/extlst" xmlns:r="http://schemas.openxmlformats.org/officeDocument/2006/relationships" xmlns:m="http://schemas.openxmlformats.org/officeDocument/2006/math" xmlns:v="urn:schemas-microsoft-com:vml" xmlns:wp14="http://schemas.microsoft.com/office/word/2010/wordprocessingDrawing" xmlns:wp="http://schemas.openxmlformats.org/drawingml/2006/wordprocessingDrawing" xmlns:w10="urn:schemas-microsoft-com:office:word" xmlns:w="http://schemas.openxmlformats.org/wordprocessingml/2006/main" xmlns:w14="http://schemas.microsoft.com/office/word/2010/wordml" xmlns:w15="http://schemas.microsoft.com/office/word/2012/wordml" xmlns:w16cex="http://schemas.microsoft.com/office/word/2018/wordml/cex" xmlns:w16cid="http://schemas.microsoft.com/office/word/2016/wordml/cid" xmlns:w16="http://schemas.microsoft.com/office/word/2018/wordml" xmlns:w16sdtdh="http://schemas.microsoft.com/office/word/2020/wordml/sdtdatahash" xmlns:w16se="http://schemas.microsoft.com/office/word/2015/wordml/symex" xmlns:wpg="http://schemas.microsoft.com/office/word/2010/wordprocessingGroup" xmlns:wpi="http://schemas.microsoft.com/office/word/2010/wordprocessingInk" xmlns:wne="http://schemas.microsoft.com/office/word/2006/wordml" xmlns:wps="http://schemas.microsoft.com/office/word/2010/wordprocessingShape" mc:Ignorable="w14 w15 w16se w16cid w16 w16cex w16sdtdh wp14">
+<w:document xmlns:wpc="http://schemas.microsoft.com/office/word/2010/wordprocessingCanvas" xmlns:cx="http://schemas.microsoft.com/office/drawing/2014/chartex" xmlns:cx1="http://schemas.microsoft.com/office/drawing/2015/9/8/chartex" xmlns:cx2="http://schemas.microsoft.com/office/drawing/2015/10/21/chartex" xmlns:cx3="http://schemas.microsoft.com/office/drawing/2016/5/9/chartex" xmlns:cx4="http://schemas.microsoft.com/office/drawing/2016/5/10/chartex" xmlns:cx5="http://schemas.microsoft.com/office/drawing/2016/5/11/chartex" xmlns:cx6="http://schemas.microsoft.com/office/drawing/2016/5/12/chartex" xmlns:cx7="http://schemas.microsoft.com/office/drawing/2016/5/13/chartex" xmlns:cx8="http://schemas.microsoft.com/office/drawing/2016/5/14/chartex" xmlns:mc="http://schemas.openxmlformats.org/markup-compatibility/2006" xmlns:aink="http://schemas.microsoft.com/office/drawing/2016/ink" xmlns:am3d="http://schemas.microsoft.com/office/drawing/2017/model3d" xmlns:o="urn:schemas-microsoft-com:office:office" xmlns:oel="http://schemas.microsoft.com/office/2019/extlst" xmlns:r="http://schemas.openxmlformats.org/officeDocument/2006/relationships" xmlns:m="http://schemas.openxmlformats.org/officeDocument/2006/math" xmlns:v="urn:schemas-microsoft-com:vml" xmlns:wp14="http://schemas.microsoft.com/office/word/2010/wordprocessingDrawing" xmlns:wp="http://schemas.openxmlformats.org/drawingml/2006/wordprocessingDrawing" xmlns:w10="urn:schemas-microsoft-com:office:word" xmlns:w="http://schemas.openxmlformats.org/wordprocessingml/2006/main" xmlns:w14="http://schemas.microsoft.com/office/word/2010/wordml" xmlns:w15="http://schemas.microsoft.com/office/word/2012/wordml" xmlns:w16cex="http://schemas.microsoft.com/office/word/2018/wordml/cex" xmlns:w16cid="http://schemas.microsoft.com/office/word/2016/wordml/cid" xmlns:w16="http://schemas.microsoft.com/office/word/2018/wordml" xmlns:w16du="http://schemas.microsoft.com/office/word/2023/wordml/word16du" xmlns:w16sdtdh="http://schemas.microsoft.com/office/word/2020/wordml/sdtdatahash" xmlns:w16sdtfl="http://schemas.microsoft.com/office/word/2024/wordml/sdtformatlock" xmlns:w16se="http://schemas.microsoft.com/office/word/2015/wordml/symex" xmlns:wpg="http://schemas.microsoft.com/office/word/2010/wordprocessingGroup" xmlns:wpi="http://schemas.microsoft.com/office/word/2010/wordprocessingInk" xmlns:wne="http://schemas.microsoft.com/office/word/2006/wordml" xmlns:wps="http://schemas.microsoft.com/office/word/2010/wordprocessingShape" mc:Ignorable="w14 w15 w16se w16cid w16 w16cex w16sdtdh w16sdtfl w16du wp14">
   <w:body>
     <w:p>
       <w:pPr>
@@ -12,35 +12,7 @@
     </w:p>
     <w:p>
       <w:r>
-        <w:t>Detta dokument behandlar höga naturvärden i avverkningsanmälan Gålgoberget i Bjurholms kommun. Denna avverkningsanmälan inkom 2025-08-02 och omfattar 57,1 ha.</w:t>
-      </w:r>
-    </w:p>
-    <w:p>
-      <w:r>
-        <w:t>Vi begär härmed att Skogsstyrelsen fattar beslut enligt miljöbalken som säkerställer att skogens höga naturvärden bevaras samt säkerställer att EU-lagstiftning efterlevs och att artskyddsbrott förhindras. Vi önskar även ta del av de ställningstaganden och beslut som myndigheterna meddelar till följd av aktuell avverkningsanmälan och föreningens inlaga (se 34 § förvaltningslagen).</w:t>
-      </w:r>
-    </w:p>
-    <w:p>
-      <w:r>
-        <w:t>Nedan beskrivs fynd av naturvårdsarter och fridlysta arter som gjorts i det avverkningsanmälda området. I BILAGA 1 finns artfakta om fridlysta och rödlistade arter.</w:t>
-      </w:r>
-    </w:p>
-    <w:p>
-      <w:pPr>
-        <w:pStyle w:val="Heading1"/>
-      </w:pPr>
-      <w:r>
-        <w:t>Naturvårdsarter</w:t>
-      </w:r>
-    </w:p>
-    <w:p>
-      <w:r>
-        <w:t>I avverkningsanmälan har följande 16 naturvårdsarter hittats: knärot (VU, §8), blanksvart spiklav (NT), blågrå svartspik (NT), gammelgransskål (NT), garnlav (NT), granticka (NT), lunglav (NT), skrovellav (NT), ullticka (NT), vedtrappmossa (NT), violettgrå tagellav (NT), luddlav (S), mörk husmossa (S), stuplav (S), vedticka (S) och lavskrika (§4). Av dessa är 11 rödlistade. För rödlistade arter har rödlistekategorin angivits inom parentes. Arter som är signalarter enligt Skogsstyrelsen har markerats med (S). För fridlysta arter anges även paragrafen i Artskyddsförordningen som arten är fridlyst enligt.</w:t>
-      </w:r>
-    </w:p>
-    <w:p>
-      <w:r>
-        <w:t>De påträffade naturvårdsarterna är ett tydligt kvitto på att detta rör sig om en skog med höga naturvärden. I Figur 1 visas en karta över det avverkningsanmälda området, där samtliga fyndplatser för naturvårdsarter som finns registrerade på Artportalen har markerats.</w:t>
+        <w:t>Denna tillsynsbegäran behandlar höga naturvärden i avverkningsanmälan Gålgoberget i Bjurholms kommun som inkom 2026-07-12 och omfattar 57,1 ha.</w:t>
       </w:r>
     </w:p>
     <w:p>
@@ -50,7 +22,7 @@
       <w:r>
         <w:drawing>
           <wp:inline xmlns:a="http://schemas.openxmlformats.org/drawingml/2006/main" xmlns:pic="http://schemas.openxmlformats.org/drawingml/2006/picture">
-            <wp:extent cx="5486400" cy="4002271"/>
+            <wp:extent cx="5466636" cy="5724000"/>
             <wp:docPr id="1" name="Picture 1"/>
             <wp:cNvGraphicFramePr>
               <a:graphicFrameLocks noChangeAspect="1"/>
@@ -71,7 +43,7 @@
                   <pic:spPr>
                     <a:xfrm>
                       <a:off x="0" y="0"/>
-                      <a:ext cx="5486400" cy="4002271"/>
+                      <a:ext cx="5466636" cy="5724000"/>
                     </a:xfrm>
                     <a:prstGeom prst="rect"/>
                   </pic:spPr>
@@ -85,195 +57,15 @@
     <w:p>
       <w:pPr>
         <w:pStyle w:val="Caption"/>
+        <w:spacing w:after="240"/>
       </w:pPr>
       <w:r>
-        <w:t>Figur 1. Fyndplatser för naturvårdsarter i det avverkningsanmälda området (röd linje). Markörer utan svart kant är placerade på fyndplatsen. Markörer med svart kant är placerade vid sidan av fyndplatsen och har ett svart streck som visar fyndplatsens exakta position. Kartans mittpunktskoordinat är N 7117919, E 679898 i SWEREF 99 TM.</w:t>
-      </w:r>
-    </w:p>
-    <w:p>
-      <w:r>
-        <w:rPr>
-          <w:b/>
-        </w:rPr>
-        <w:t>Blanksvart spiklav (NT)</w:t>
-      </w:r>
-      <w:r>
-        <w:t xml:space="preserve"> förekommer på torr, hård, gammal kärnved men även på äldre ytved av tall i naturskogsartade bestånd med begränsad brandpåverkan och ostörd hydrologi. Skogsbruksåtgärder på eller i närheten av lokaler med blanksvart spiklav utgör ett hot. Naturskogsartade öppna tall- och barrblandskogar med blanksvart spiklav indikerar höga biologiska värden och bör bevaras (SLU Artdatabanken, 2024).</w:t>
-      </w:r>
-    </w:p>
-    <w:p>
-      <w:r>
-        <w:rPr>
-          <w:b/>
-        </w:rPr>
-        <w:t>Blågrå svartspik (NT)</w:t>
-      </w:r>
-      <w:r>
-        <w:t xml:space="preserve"> växer på torr, hård ved av gamla, solbelysta torrakor, högstubbar av tall och grova döda grenar på levande tallar i öppna bestånd av naturskogskaraktär. Nästan alltid rör det sig om tjärrika torrträd och högstubbar (töreved, keloträd) som kan vara en bra bit över hundra år, i vissa fall sannolikt hundratals år gamla. Skogsbruk är idag det allvarligaste hotet. Ett långsiktigt hot är att nybildningen av gamla torrakor och högstubbar är en långsam process vilken ofta är beroende av skogsbrand. Nytt substrat bildas numera sannolikt nästan inte alls då antalet naturliga skogsbränder har minskat drastiskt på grund av effektivare brandbekämpning. Döda träd som lämnas efter avverkning är inte lämpliga för arten, eftersom dessa träd inte varit utsatta för skogsbrand och bildat tjärrik ved. Skogsbruksåtgärder på eller i närheten av växtplatserna bör undvikas. Naturskogsartade skogar med förekomst av arten indikerar höga biologiska värden och bör bevaras. Blågrå svartspik har en mycket begränsad utbredning utanför de nordiska länderna varför dessa länder har ett speciellt ansvar för arten (SLU Artdatabanken, 2024).</w:t>
-      </w:r>
-    </w:p>
-    <w:p>
-      <w:r>
-        <w:rPr>
-          <w:b/>
-        </w:rPr>
-        <w:t>Gammelgransskål (NT)</w:t>
-      </w:r>
-      <w:r>
-        <w:t xml:space="preserve"> är en liten skålsvamp som växer på gamla granar med skrovlig bark. Typiska växtplatser är gransumpskog i myrkanter, bäckdråg, bäckraviner och skuggiga bergssluttningar, men också skog på torrare mark kan hysa arten om beståndet har stark naturskogskaraktär. Bestånd med arten bör behandlas som nyckelbiotoper och sparas vid en slutavverkning. Även gallring bör undvikas (SLU Artdatabanken, 2024; Nitare &amp; Skogsstyrelsen, 2019).</w:t>
-      </w:r>
-    </w:p>
-    <w:p>
-      <w:r>
-        <w:rPr>
-          <w:b/>
-        </w:rPr>
-        <w:t>Garnlav (NT)</w:t>
-      </w:r>
-      <w:r>
-        <w:t xml:space="preserve"> är en utpräglad barrskogsart som ibland kan drapera träden i norrländska grannaturskogar med hög luftfuktighet. Den förekommer även i talldominerade bestånd där den, förutom i trädens grenverk, påträffas hängande över ojämnheter i tallbarken. Arten har minskat starkt i södra och mellersta Sverige och den minskar även i sitt nordliga utbredningsområde. Orsaken till tillbakagången beror främst på slutavverkningar av naturskogsartade skogar. Bestånd med riklig förekomst bör regelmässigt sparas. Garnlav är värdväxt för den mycket sällsynta och akut hotade fjärilen barrskogslavfly (CR) som hör hemma i boreala barrskogar med riklig förekomst av värdväxten. Tidigare kunde arten konstateras årligen på flera platser vid Dala-Floda i Dalarna innan lokalerna kalavverkades. Senaste fyndet i landet av barrskogslavfly är från år 2000 då den påträffades vid Högberget i Sollefteå kommun (SLU Artdatabanken, 2024).</w:t>
-      </w:r>
-    </w:p>
-    <w:p>
-      <w:r>
-        <w:rPr>
-          <w:b/>
-        </w:rPr>
-        <w:t>Granticka (NT)</w:t>
-      </w:r>
-      <w:r>
-        <w:t xml:space="preserve"> förekommer främst i äldre skogar med naturskogskaraktär, liksom i dimensionsavverkade och plockhuggna skogar. I äldre grannaturskog i norra Sverige är den alltjämt en förhållandevis vanlig karaktärsart, medan den längre söderut blir allt mer sällsynt. I Götaland och delar av Svealand är den en god signalart för skyddsvärda granskogsmiljöer. Arten bedöms ha minskat starkt under senare år på grund av skogsavverkningar, då den framför allt växer i äldre granskog med långvarig grankontinuitet. I urskogsliknande bestånd i norra Sverige kan ibland påträffas den mycket sällsynta tickan grantickeporing (VU), som lever på döda grantickor (SLU Artdatabanken, 2024; Nitare &amp; Skogsstyrelsen, 2019).</w:t>
-      </w:r>
-    </w:p>
-    <w:p>
-      <w:r>
-        <w:rPr>
-          <w:b/>
-        </w:rPr>
-        <w:t>Lunglav (NT)</w:t>
-      </w:r>
-      <w:r>
-        <w:t xml:space="preserve"> är en av vårt lands främsta signalarter som överallt indikerar gamla lövträd, skogsbestånd med höga naturvärden och ekosystem med lång skoglig kontinuitet. Lokalt kan förekomsten vara mycket riklig men den hittas nästan enbart i gamla och ej slutavverkade skogar. Artens samtliga förekomster bör uppmärksammas från naturvårdssynpunkt, då många lokaler även hyser andra ovanliga och rödlistade arter. Rikliga förekomster bör skyddas med biotopskydd, frivilliga avsättningar eller reservat. Det finns ett antal sällsynta lavparasiter som växer på lunglav: lunglavsknapp (VU), skrovelmössing (DD), lunglavshårprick (DD), </w:t>
-      </w:r>
-      <w:r>
-        <w:rPr>
-          <w:i/>
-        </w:rPr>
-        <w:t>Calycina alstrupii</w:t>
-      </w:r>
-      <w:r>
-        <w:t xml:space="preserve"> (NA) och </w:t>
-      </w:r>
-      <w:r>
-        <w:rPr>
-          <w:i/>
-        </w:rPr>
-        <w:t>Chalara lobariae</w:t>
-      </w:r>
-      <w:r>
-        <w:t xml:space="preserve"> (NA) (SLU Artdatabanken, 2025; SLU Artdatabanken, 2024; Nitare &amp; Skogsstyrelsen, 2019).</w:t>
-      </w:r>
-    </w:p>
-    <w:p>
-      <w:r>
-        <w:rPr>
-          <w:b/>
-        </w:rPr>
-        <w:t xml:space="preserve">Mörk husmossa </w:t>
-      </w:r>
-      <w:r>
-        <w:t>är en mycket bra signalart i södra och mellersta Sverige. Den är sannolikt svårspridd och växer huvudsakligen i skog med lång skoglig kontinuitet i områden med konstant hög luftfuktighet. Den är känslig för större avverkningar, men tål plockhuggning som lämnar ett tätare trädskikt och ett obrutet, fukthållande mosstäcke på marken. Ett par studier har klart visat att artens tillväxt försämras när skogen huggs ner intill växtplatsen, och att ett kalhygges påverkan på mörk husmossa avtar både med avståndet från kalhygget och ju fuktigare växtplatsen är (SLU Artdatabanken, 2024; Nitare &amp; Skogsstyrelsen, 2019).</w:t>
-      </w:r>
-    </w:p>
-    <w:p>
-      <w:r>
-        <w:rPr>
-          <w:b/>
-        </w:rPr>
-        <w:t>Skrovellav (NT)</w:t>
-      </w:r>
-      <w:r>
-        <w:t xml:space="preserve"> växer på gamla lövträd och på klippor i gamla skogar med hög och jämn luftfuktighet. Slutavverkning av kontinuitetsskog utgör det största hotet och lavens fortsatta förekomst bör säkerställas genom att lokaler med äldre skog skyddas. I områden med mycket hög luftfuktighet kan man på bålen av skrovellav finna en sällsynt parasitsvamp med rödbruna apothecier, skrovellavsknapp </w:t>
-      </w:r>
-      <w:r>
-        <w:rPr>
-          <w:i/>
-        </w:rPr>
-        <w:t>Plectocarpon scrobiculatae</w:t>
-      </w:r>
-      <w:r>
-        <w:t xml:space="preserve"> (EN) (SLU Artdatabanken, 2024; Nitare &amp; Skogsstyrelsen, 2019).</w:t>
-      </w:r>
-    </w:p>
-    <w:p>
-      <w:r>
-        <w:rPr>
-          <w:b/>
-        </w:rPr>
-        <w:t>Stuplav</w:t>
-      </w:r>
-      <w:r>
-        <w:t xml:space="preserve"> är en mycket bra signalart i hela sitt utbredningsområde och förekommer nästan enbart i skogsmiljöer med höga naturvärden. Den indikerar långvarig förekomst av gamla lövträd och miljöer med konstant hög luftfuktighet. I skogar med suboceaniskt klimat finns det en mycket sällsynt parasit, njurlavsknapp </w:t>
-      </w:r>
-      <w:r>
-        <w:rPr>
-          <w:i/>
-        </w:rPr>
-        <w:t>Pletocarpon nephromeum</w:t>
-      </w:r>
-      <w:r>
-        <w:t xml:space="preserve"> (EN), som växer på stuplav (SLU Artdatabanken, 2024; Nitare &amp; Skogsstyrelsen, 2019).</w:t>
-      </w:r>
-    </w:p>
-    <w:p>
-      <w:r>
-        <w:rPr>
-          <w:b/>
-        </w:rPr>
-        <w:t>Ullticka (NT)</w:t>
-      </w:r>
-      <w:r>
-        <w:t xml:space="preserve"> är knuten till restbestånd av barrnaturskog och förekommer med ett tydligt optimum i orörda eller måttligt påverkade gamla granskogar där det föreligger viss kontinuitet av grov död ved. Ullticka är en bra signalart inom hela sitt utbredningsområde och i södra Sverige är den sällsynt och en god signalart för skyddsvärda granskogsmiljöer. Den hotas av avverkning och fragmentering av naturskog och äldre granskog med lång trädkontinuitet. På ullticka kan ibland ulltickeporing (VU) påträffas - det är en sällsynt ticka som nyligen delats upp i tre olika arter: </w:t>
-      </w:r>
-      <w:r>
-        <w:rPr>
-          <w:i/>
-        </w:rPr>
-        <w:t xml:space="preserve">Skeletocutis brevispora </w:t>
-      </w:r>
-      <w:r>
-        <w:t>(ulltickeporing)</w:t>
-      </w:r>
-      <w:r>
-        <w:rPr>
-          <w:i/>
-        </w:rPr>
-        <w:t>, Skeletocutis delicata och Skeletocutis exilis</w:t>
-      </w:r>
-      <w:r>
-        <w:t>. De två sistnämnda arterna står för närvarande (2020) som ej bedömda i rödlistan (SLU Artdatabanken, 2024; Nitare &amp; Skogsstyrelsen, 2019; Miettinen &amp; Niemelä, 2018).</w:t>
-      </w:r>
-    </w:p>
-    <w:p>
-      <w:r>
-        <w:rPr>
-          <w:b/>
-        </w:rPr>
-        <w:t xml:space="preserve">Vedtrappmossa (NT) </w:t>
-      </w:r>
-      <w:r>
-        <w:t>växer på död ved, främst i gammal granskog. Den förekommer knappast alls i fjällnära barrskogar utan finns i skogslandskapet nedom fjällen och framför allt i landets södra delar är den en mycket bra signalart för barrnaturskog med höga naturvärden. Skogsavverkning och brist på grov död ved i skogen är de allvarligaste hoten och den överlever inte kalhyggesbruk. Lokaler med sluten granskog, tillräckligt stora för att säkerställa ett kontinuerligt tillskott på grova lågor, bör undantas från storskaligt skogsbruk (SLU Artdatabanken, 2024).</w:t>
-      </w:r>
-    </w:p>
-    <w:p>
-      <w:r>
-        <w:rPr>
-          <w:b/>
-        </w:rPr>
-        <w:t>Violettgrå tagellav (NT)</w:t>
-      </w:r>
-      <w:r>
-        <w:t xml:space="preserve"> växer nästan uteslutande i gamla olikåldriga barrnaturskogar med lång skoglig kontinuitet och är en utmärkt signal på skog med höga naturvärden. Slutavverkning av tidigare aldrig slutavverkad skog (kontinuitetsskog) är det största hotet. Biotopen nyskapas i begränsad omfattning och barrskog äldre än 160 år, där den violettgrå tagellaven huvudsakligen påträffas har minskat med 50% de senaste 50 åren. Lågproduktiv skogsmark där laven förekommer bör undantas från skogsbruk och rika förekomster i äldre granskog bör skyddas. Arten är känslig för uttorkning och det är väsentligt att tillräckligt stora bestånd avsätts (SLU Artdatabanken, 2024; Nitare &amp; Skogsstyrelsen, 2019).</w:t>
+        <w:t>Figur 1. Fyndplatser för naturvårdsarter i och inom 21 meter från avverkningsanmälan. Markörer utan svart kant är placerade på fyndplatsen. Markörer med svart kant är placerade vid sidan av fyndplatsen har ett svart streck som visar fyndplatsens exakta position. Kartans mittpunktskoordinat är N 7117919, E 679898 i SWEREF 99 TM.</w:t>
+      </w:r>
+    </w:p>
+    <w:p>
+      <w:r>
+        <w:t>I och inom 21 meter från avverkningsanmälan finns fynd av 31 naturvårdsarter, varav 17 är rödlistade, 9 är fridlysta, 24 är typiska (T) och 9 är signalarter (S): garnlav (VU, T), knärot (VU, T, §8), blanksvart spiklav (NT), blågrå svartspik (NT), doftskinn (NT, T), gammelgransskål (NT, T), harticka (NT, T), lavskrika (NT, T, §4), lunglav (NT, T), skrovellav (NT, T), talltita (NT, §4), tretåig hackspett (NT, T, §4), ullticka (NT, T), vedskivlav (NT, T), vedtrappmossa (NT, T), violettgrå tagellav (NT, T), vitgrynig nållav (NT), bårdlav (S, T), gulnål (S, T), luddlav (S, T), mörk husmossa (S, T), norrlandslav (S, T), stor aspticka (S, T), stuplav (S, T), trådticka (S, T), vedticka (S, T), spillkråka (T, §4), tjäder (T, §4), kungsfågel (§4), fläcknycklar (§8) och revlummer (§9). Se Figur 1.</w:t>
       </w:r>
     </w:p>
     <w:p>
@@ -281,26 +73,64 @@
         <w:pStyle w:val="Heading1"/>
       </w:pPr>
       <w:r>
-        <w:t>Fridlysta arter</w:t>
-      </w:r>
-    </w:p>
-    <w:p>
-      <w:r>
-        <w:t>Följande fridlysta arter har sina livsmiljöer och växtplatser i den avverkningsanmälda skogen: knärot (VU, §8) och lavskrika (§4).</w:t>
-      </w:r>
-    </w:p>
-    <w:p>
-      <w:r>
-        <w:t xml:space="preserve">Observera att medlemsländerna är skyldiga att agera i enlighet med EU:s fågeldirektiv där det uttryckligen står att direktivet gäller för fåglar samt för deras ägg, bon och </w:t>
-      </w:r>
+        <w:t>Tillsynsbegäran</w:t>
+      </w:r>
+    </w:p>
+    <w:p>
+      <w:r>
+        <w:t>Vi begär härmed att Skogsstyrelsen fattar beslut enligt miljöbalken som säkerställer att skogens höga naturvärden bevaras samt att EU-lagstiftning efterlevs och att artskyddsbrott förhindras.</w:t>
+      </w:r>
+    </w:p>
+    <w:p>
+      <w:r>
+        <w:t>Vi begär vidare att Skogsstyrelsen säkerställer att inga skador eller försämringar av naturtypens bevarandestatus i området tillåts ske. Se Rådets direktiv 92/43/EEG samt ickeförsämringskravet i EU:s naturrestaureringsförordning (EU 2024/1991).</w:t>
+      </w:r>
+    </w:p>
+    <w:p>
+      <w:r>
+        <w:t>Vi önskar även ta del av de ställningstaganden och beslut som myndigheten meddelar till följd av aktuell avverkningsanmälan och föreningens inlaga (se 34 § förvaltningslagen).</w:t>
+      </w:r>
+    </w:p>
+    <w:p>
+      <w:pPr>
+        <w:pStyle w:val="Heading1"/>
+      </w:pPr>
+      <w:r>
+        <w:t>Naturvårdsarter och fridlysta arter</w:t>
+      </w:r>
+    </w:p>
+    <w:p>
+      <w:r>
+        <w:t>Nedan följer beskrivningar av de naturvårdsarter och fridlysta arter som har sina livsmiljöer och växtplatser i den avverkningsanmälda skogen. Se även ytterligare artfakta i BILAGA 1. De påträffade naturvårdsarterna är ett tydligt kvitto på att det rör sig om en skog med höga naturvärden.</w:t>
+      </w:r>
+    </w:p>
+    <w:p>
       <w:r>
         <w:rPr>
           <w:b/>
         </w:rPr>
-        <w:t xml:space="preserve">livsmiljöer </w:t>
-      </w:r>
-      <w:r>
-        <w:t>(artikel 1). Vidare att de åtgärder som vidtas inte får leda till en försämring av den nuvarande situationen beträffande bevarandet av de fågelarter som avses i artikel 1 (artikel 13). Fågeldirektivet är styrande för tillsynsansvariga myndigheters ärendehantering, ställningstaganden och beslutsfattande.</w:t>
+        <w:t>Garnlav (VU)</w:t>
+      </w:r>
+      <w:r>
+        <w:t xml:space="preserve"> är en utpräglad barrskogsart som ibland kan drapera träden i norrländska grannaturskogar med hög luftfuktighet. Den förekommer även i talldominerade bestånd där den, förutom i trädens grenverk, påträffas hängande över ojämnheter i tallbarken. Arten har minskat starkt i södra och mellersta Sverige och den minskar även i sitt nordliga utbredningsområde. Minskningstakten uppgår till 30 (20–50) % inom 50 år och överstiger gränsvärdet för Sårbar (VU). Orsaken till tillbakagången beror främst på slutavverkningar av naturskogsartade skogar. Bestånd med riklig förekomst bör regelmässigt sparas, vilket även gynnar flera andra sällsynta och rödlistade arter. Garnlav är värdväxt för den mycket sällsynta och akut hotade fjärilen barrskogslavfly (CR) som hör hemma i boreala barrskogar med riklig förekomst av värdväxten. Tidigare kunde arten konstateras årligen på flera platser vid Dala-Floda i Dalarna innan lokalerna kalavverkades. Senaste fyndet i landet av barrskogslavfly är från år 2000 då den påträffades vid Högberget i Sollefteå kommun. Garnlav är typisk art för </w:t>
+      </w:r>
+      <w:r>
+        <w:rPr>
+          <w:i/>
+        </w:rPr>
+        <w:t xml:space="preserve">9010 Taiga </w:t>
+      </w:r>
+      <w:r>
+        <w:t>och</w:t>
+      </w:r>
+      <w:r>
+        <w:rPr>
+          <w:i/>
+        </w:rPr>
+        <w:t xml:space="preserve"> 9070 Trädklädd betesmark</w:t>
+      </w:r>
+      <w:r>
+        <w:t xml:space="preserve"> (SLU Artdatabanken, 2026).</w:t>
       </w:r>
     </w:p>
     <w:p>
@@ -311,12 +141,48 @@
         <w:t>Knärot (VU, §8)</w:t>
       </w:r>
       <w:r>
-        <w:t xml:space="preserve"> är rödlistad som sårbar och fridlyst enligt 8§ artskyddsförordningen. En nyligen genomförd analys av 79 floraväktarlokaler indikerar att det behövs någonstans mellan 100 och 150 meters skyddszon för att en knärotspopulation inte ska dö ut på lång sikt (Sebestyén &amp; Sundberg, 2025). Detta ligger väl i linje med tidigare genomförda studier som visar att det krävs väl tilltagna buffertzoner för att knäroten inte ska ta skada av skogsbruksåtgärder i intilliggande skog (Johnson, 2014; Koelmeijer m.fl., 2022; Skogsstyrelsen, 2022). Arten är även känslig för gallring vilket framgår av Skogsstyrelsens egen vägledning för hänsyn till knärot (Skogsstyrelsen, 2022). För rika förekomster av knärot är reservatsbildning eller biotopskydd lämpliga åtgärder för att skydda den (SLU Artdatabanken, 2024).</w:t>
-      </w:r>
-    </w:p>
-    <w:p>
-      <w:r>
-        <w:t>I det avverkningsanmälda området finns 3 fyndplatser för knärot registrerade på Artportalen. Figur 2 visar gränserna för buffertzoner på 50 m, som behöver lämnas kring fyndplatserna för att knärotslokalerna inte ska försvinna vid en avverkning. Av det avverkningsanmälda området överlappar 1.56 ha med buffertzonerna och får av detta skäl inte avverkas.</w:t>
+        <w:t xml:space="preserve"> är typisk art för </w:t>
+      </w:r>
+      <w:r>
+        <w:rPr>
+          <w:i/>
+        </w:rPr>
+        <w:t xml:space="preserve">9010 Taiga </w:t>
+      </w:r>
+      <w:r>
+        <w:t>och</w:t>
+      </w:r>
+      <w:r>
+        <w:rPr>
+          <w:i/>
+        </w:rPr>
+        <w:t xml:space="preserve"> 9050 Näringsrik granskog</w:t>
+      </w:r>
+      <w:r>
+        <w:t xml:space="preserve">, rödlistad som sårbar och fridlyst enligt 8§ artskyddsförordningen. En nyligen genomförd analys av 79 floraväktarlokaler indikerar att det behövs någonstans mellan 100 och 150 meters skyddszon för att en knärotspopulation inte ska dö ut på lång sikt (Sebestyén &amp; Sundberg, 2025). Detta ligger väl i linje med tidigare genomförda studier som visar att det krävs väl tilltagna buffertzoner för att knäroten inte ska ta skada av skogsbruksåtgärder i intilliggande skog (Johnson, 2014; Koelmeijer m.fl., 2022; Skogsstyrelsen, 2022). Arten är även känslig för gallring vilket framgår av Skogsstyrelsens egen vägledning för hänsyn till knärot (Skogsstyrelsen, 2022). Ytterligare en studie visar på den starka korrelationen mellan minskande arealer kontinuitetsskog och lokal utdöenderisk. Knäroten uppvisade en mycket låg koloniseringsgrad (0,7 % över 10 år) i kombination med hög lokal utrotningsrisk (75,2 %), där utrotningssannolikheten ökade kraftigt när arealen kontinuitetsskog minskade mellan undersökningar, t.ex. på grund av kalhyggesbruk (Johansson et al., 2026). För rika förekomster av knärot är reservatsbildning eller biotopskydd lämpliga åtgärder för att skydda den. På knärot kan den sällsynta rostsvampen </w:t>
+      </w:r>
+      <w:r>
+        <w:rPr>
+          <w:i/>
+        </w:rPr>
+        <w:t>Pucciniastrum goodyerae</w:t>
+      </w:r>
+      <w:r>
+        <w:t xml:space="preserve"> påträffas. </w:t>
+      </w:r>
+      <w:r>
+        <w:rPr>
+          <w:i/>
+        </w:rPr>
+        <w:t>Pucciniastrum goodyerae</w:t>
+      </w:r>
+      <w:r>
+        <w:t xml:space="preserve"> är klassad som NE (ej bedömd) i rödlistan (SLU Artdatabanken, 2024).</w:t>
+      </w:r>
+    </w:p>
+    <w:p>
+      <w:r>
+        <w:t>I det avverkningsanmälda området finns 4 fyndplatser för knärot registrerade på Artportalen. Figur 2 visar gränserna för buffertzoner på 50 m, som behöver lämnas kring fyndplatserna för att knärotslokalerna inte ska försvinna vid en avverkning. Av det avverkningsanmälda området överlappar 1.88 ha med buffertzonerna och får av detta skäl inte avverkas.</w:t>
       </w:r>
     </w:p>
     <w:p>
@@ -326,7 +192,7 @@
       <w:r>
         <w:drawing>
           <wp:inline xmlns:a="http://schemas.openxmlformats.org/drawingml/2006/main" xmlns:pic="http://schemas.openxmlformats.org/drawingml/2006/picture">
-            <wp:extent cx="5486400" cy="4707040"/>
+            <wp:extent cx="5486400" cy="5131952"/>
             <wp:docPr id="2" name="Picture 2"/>
             <wp:cNvGraphicFramePr>
               <a:graphicFrameLocks noChangeAspect="1"/>
@@ -347,7 +213,7 @@
                   <pic:spPr>
                     <a:xfrm>
                       <a:off x="0" y="0"/>
-                      <a:ext cx="5486400" cy="4707040"/>
+                      <a:ext cx="5486400" cy="5131952"/>
                     </a:xfrm>
                     <a:prstGeom prst="rect"/>
                   </pic:spPr>
@@ -361,118 +227,1863 @@
     <w:p>
       <w:pPr>
         <w:pStyle w:val="Caption"/>
+        <w:spacing w:after="240"/>
       </w:pPr>
       <w:r>
         <w:t>Figur 2. Fyndplatser och buffertzoner för knärot i det avverkningsanmälda området. Endast fyndplatser vars buffertzoner överlappar med det avverkningsanmälda området har tagits med i visualiseringen. Kartans mittpunktskoordinat är N 7117919, E 679898 i SWEREF 99 TM.</w:t>
+      </w:r>
+    </w:p>
+    <w:p>
+      <w:r>
+        <w:rPr>
+          <w:b/>
+        </w:rPr>
+        <w:t>Blanksvart spiklav (NT)</w:t>
+      </w:r>
+      <w:r>
+        <w:t xml:space="preserve"> förekommer på torr, hård, gammal kärnved men även på äldre ytved av tall i naturskogsartade bestånd med begränsad brandpåverkan och ostörd hydrologi. Skogsbruksåtgärder på eller i närheten av lokaler med blanksvart spiklav utgör ett hot. Naturskogsartade öppna tall- och barrblandskogar med blanksvart spiklav indikerar höga biologiska värden och bör bevaras (SLU Artdatabanken, 2024).</w:t>
+      </w:r>
+    </w:p>
+    <w:p>
+      <w:r>
+        <w:rPr>
+          <w:b/>
+        </w:rPr>
+        <w:t>Blågrå svartspik (NT)</w:t>
+      </w:r>
+      <w:r>
+        <w:t xml:space="preserve"> växer på torr, hård ved av gamla, solbelysta torrakor, högstubbar av tall och grova döda grenar på levande tallar i öppna bestånd av naturskogskaraktär. Nästan alltid rör det sig om tjärrika torrträd och högstubbar (töreved, keloträd) som kan vara en bra bit över hundra år, i vissa fall sannolikt hundratals år gamla. Skogsbruk är idag det allvarligaste hotet. Ett långsiktigt hot är att nybildningen av gamla torrakor och högstubbar är en långsam process vilken ofta är beroende av skogsbrand. Nytt substrat bildas numera sannolikt nästan inte alls då antalet naturliga skogsbränder har minskat drastiskt på grund av effektivare brandbekämpning. Döda träd som lämnas efter avverkning är inte lämpliga för arten, eftersom dessa träd inte varit utsatta för skogsbrand och bildat tjärrik ved. Skogsbruksåtgärder på eller i närheten av växtplatserna bör undvikas. Naturskogsartade skogar med förekomst av arten indikerar höga biologiska värden och bör bevaras. Blågrå svartspik har en mycket begränsad utbredning utanför de nordiska länderna varför dessa länder har ett speciellt ansvar för arten (SLU Artdatabanken, 2024).</w:t>
+      </w:r>
+    </w:p>
+    <w:p>
+      <w:r>
+        <w:rPr>
+          <w:b/>
+        </w:rPr>
+        <w:t>Doftskinn (NT)</w:t>
+      </w:r>
+      <w:r>
+        <w:t xml:space="preserve">, rödlistad som nära hotad, är en mycket bra signalart för boreal granskog och indikerar ett gran-skogsekosystem med lång kontinuitet av grova lågor. Arten är placerad i toppen av Skogsstyrelsens värdepyramid för bedömning av skog med höga naturvärden och har klassats som en “urskogsindikator”, då den förekommer med ett tydligt optimum i helt eller nästan helt orörda skogar. Doftskinn är typisk art för </w:t>
+      </w:r>
+      <w:r>
+        <w:rPr>
+          <w:i/>
+        </w:rPr>
+        <w:t xml:space="preserve">9010 Taiga </w:t>
+      </w:r>
+      <w:r>
+        <w:t>(SLU Artdatabanken, 2025; Nitare &amp; Skogsstyrelsen, 2019).</w:t>
+      </w:r>
+    </w:p>
+    <w:p>
+      <w:r>
+        <w:rPr>
+          <w:b/>
+        </w:rPr>
+        <w:t>Gammelgransskål (NT)</w:t>
+      </w:r>
+      <w:r>
+        <w:t xml:space="preserve"> är en liten skålsvamp som växer på gamla granar med skrovlig bark. Typiska växtplatser är gransumpskog i myrkanter, bäckdråg, bäckraviner och skuggiga bergssluttningar, men också skog på torrare mark kan hysa arten om beståndet har stark naturskogskaraktär. Bestånd med arten bör behandlas som nyckelbiotoper och sparas vid en slutavverkning. Även gallring bör undvikas. Gammelgransskål är typisk art för </w:t>
+      </w:r>
+      <w:r>
+        <w:rPr>
+          <w:i/>
+        </w:rPr>
+        <w:t>9010 Taiga</w:t>
+      </w:r>
+      <w:r>
+        <w:t xml:space="preserve"> (SLU Artdatabanken, 2024; Nitare &amp; Skogsstyrelsen, 2019).</w:t>
+      </w:r>
+    </w:p>
+    <w:p>
+      <w:r>
+        <w:rPr>
+          <w:b/>
+        </w:rPr>
+        <w:t>Harticka (NT)</w:t>
+      </w:r>
+      <w:r>
+        <w:t xml:space="preserve"> är normalt en mycket bra signalart för granskogar med höga naturvärden. Även när svampen påträffas i mer påverkade skogar är det nästan alltid fråga om skogsmiljöer i sena successionsstadier med höga naturvärden. Skogsskötselåtgärder på eller i omedelbar närhet av växtplatserna kan innebära ett hot mot arten. Harticka är typisk art för </w:t>
+      </w:r>
+      <w:r>
+        <w:rPr>
+          <w:i/>
+        </w:rPr>
+        <w:t xml:space="preserve">9010 Taiga, 9050 Näringsrik granskog </w:t>
+      </w:r>
+      <w:r>
+        <w:t xml:space="preserve">och </w:t>
+      </w:r>
+      <w:r>
+        <w:rPr>
+          <w:i/>
+        </w:rPr>
+        <w:t>9030 Landhöjningsskog</w:t>
+      </w:r>
+      <w:r>
+        <w:t xml:space="preserve"> (SLU Artdatabanken, 2024; Nitare &amp; Skogsstyrelsen, 2019).</w:t>
+      </w:r>
+    </w:p>
+    <w:p>
+      <w:r>
+        <w:rPr>
+          <w:b/>
+        </w:rPr>
+        <w:t>Lavskrika (NT, §4)</w:t>
+      </w:r>
+      <w:r>
+        <w:t xml:space="preserve"> är rödlistad som nära hotad och fridlyst enligt 4§ artskyddsförordningen. Den har minskat med 20 (10–30) % under de senaste 15 åren och minskningstakten bedöms vara nära gränsvärdet för sårbar (VU). Lavskrikan är en mycket stationär fågel, som häckar i äldre, slutna och hänglavsrika barrskogar. Nyckelfaktorer är flerskiktad skog med rik undervegetation samt riklig förekomst av hänglavar. Reviren är livslånga med hemområden som varierar mellan 50 och 150 ha. Inom ett revir av hög kvalitet finns det som regel ett eller flera kärnområden (1–20 ha) med relativt tät flerskiktad granskog. Arten missgynnas när flerskiktad skog omförs till enskiktade bestånd och även röjning och hård gallring är starkt negativt. Lavskrikan har relativt stora hemområden och försvinner när den äldre skogen fragmenteras, särskilt allvarligt är när kärnområdena avverkas. Den försvinner successivt framför allt vid dess utbredningsgränser och populationen har minskat kontinuerligt under 2000-talet. Lavskrika är typisk art för </w:t>
+      </w:r>
+      <w:r>
+        <w:rPr>
+          <w:i/>
+        </w:rPr>
+        <w:t>9010 Taiga</w:t>
+      </w:r>
+      <w:r>
+        <w:t xml:space="preserve"> (SLU Artdatabanken, 2026; Skogsstyrelsen 2016).</w:t>
+      </w:r>
+    </w:p>
+    <w:p>
+      <w:r>
+        <w:rPr>
+          <w:b/>
+        </w:rPr>
+        <w:t>Lunglav (NT)</w:t>
+      </w:r>
+      <w:r>
+        <w:t xml:space="preserve"> är en av vårt lands främsta signalarter som överallt indikerar gamla lövträd, skogsbestånd med höga naturvärden och ekosystem med långskoglig kontinuitet. Lokalt kan förekomsten vara mycket riklig men den hittas nästan enbart i gamla och ej slutavverkade skogar. Artens samtliga förekomster bör uppmärksammas från naturvårdssynpunkt, då många lokaler även hyser andra ovanliga och rödlistade arter. Rikliga förekomster bör skyddas med biotopskydd, frivilliga avsättningar eller reservat. På lunglav kan de sällsynta lavparasiterna lunglavshårprick (CR), </w:t>
+      </w:r>
+      <w:r>
+        <w:rPr>
+          <w:i/>
+        </w:rPr>
+        <w:t>Abrothallus diederichii</w:t>
+      </w:r>
+      <w:r>
+        <w:t xml:space="preserve"> (VU), </w:t>
+      </w:r>
+      <w:r>
+        <w:rPr>
+          <w:i/>
+        </w:rPr>
+        <w:t>Abrothallus lobariae</w:t>
+      </w:r>
+      <w:r>
+        <w:t xml:space="preserve"> (VU), </w:t>
+      </w:r>
+      <w:r>
+        <w:rPr>
+          <w:i/>
+        </w:rPr>
+        <w:t>Calycina lobariae</w:t>
+      </w:r>
+      <w:r>
+        <w:t xml:space="preserve"> (VU), lunglavsknapp (VU) och skrovelmössing (VU) påträffas. Lunglav är typisk art för </w:t>
+      </w:r>
+      <w:r>
+        <w:rPr>
+          <w:i/>
+        </w:rPr>
+        <w:t>9010 Taiga, 9020 Nordlig ädellövskog, 9110 Näringsfattig bokskog, 9130 Näringsrik bokskog, 9160 Näringsrik ekskog, 9180 Ädellövskog i branter, 9190 Näringsfattig ekskog, 9070 Trädklädd betesmark, 9040 Fjällbjörkskog</w:t>
+      </w:r>
+      <w:r>
+        <w:t xml:space="preserve"> och</w:t>
+      </w:r>
+      <w:r>
+        <w:rPr>
+          <w:i/>
+        </w:rPr>
+        <w:t xml:space="preserve"> 6530 Lövängar</w:t>
+      </w:r>
+      <w:r>
+        <w:t xml:space="preserve"> (SLU Artdatabanken, 2026; Nitare &amp; Skogsstyrelsen, 2019).</w:t>
+      </w:r>
+    </w:p>
+    <w:p>
+      <w:r>
+        <w:rPr>
+          <w:b/>
+        </w:rPr>
+        <w:t>Skrovellav (NT)</w:t>
+      </w:r>
+      <w:r>
+        <w:t xml:space="preserve"> växer på gamla lövträd och på klippor i gamla skogar med hög och jämn luftfuktighet. Slutavverkning av kontinuitetsskog utgör det största hotet och lavens fortsatta förekomst bör säkerställas genom att lokaler med äldre skog skyddas. I områden med mycket hög luftfuktighet kan man på bålen av skrovellav finna de sällsynta parasitsvamparna skrovellavsknapp (EN), </w:t>
+      </w:r>
+      <w:r>
+        <w:rPr>
+          <w:i/>
+        </w:rPr>
+        <w:t>Catillaria lobariicola</w:t>
+      </w:r>
+      <w:r>
+        <w:t xml:space="preserve"> (VU) och </w:t>
+      </w:r>
+      <w:r>
+        <w:rPr>
+          <w:i/>
+        </w:rPr>
+        <w:t>Merismatium lobariae</w:t>
+      </w:r>
+      <w:r>
+        <w:t xml:space="preserve"> (DD). Skrovellav är typisk art för </w:t>
+      </w:r>
+      <w:r>
+        <w:rPr>
+          <w:i/>
+        </w:rPr>
+        <w:t xml:space="preserve">9010 Taiga, 9020 Nordlig ädellövskog, 9040 Fjällbjörkskog, 9070 Trädklädd betesmark, 9160 Näringsrik ekskog, 9180 Ädellövskog i branter, 9190 Näringsfattig ekskog, 8210 Kalkbranter </w:t>
+      </w:r>
+      <w:r>
+        <w:t xml:space="preserve">och </w:t>
+      </w:r>
+      <w:r>
+        <w:rPr>
+          <w:i/>
+        </w:rPr>
+        <w:t>6530 Lövängar</w:t>
+      </w:r>
+      <w:r>
+        <w:t xml:space="preserve"> (SLU Artdatabanken, 2026; Nitare &amp; Skogsstyrelsen, 2019).</w:t>
+      </w:r>
+    </w:p>
+    <w:p>
+      <w:r>
+        <w:rPr>
+          <w:b/>
+        </w:rPr>
+        <w:t>Talltita (NT, §4)</w:t>
+      </w:r>
+      <w:r>
+        <w:t>, rödlistad som nära hotad och prioriterad art i Skogsvårdslagen, har häckningsrevir i anmälan. Arten har minskat kraftigt de senaste 30 åren och minskningstakten innevarande 10-årsperiod beräknas till 20 (10–30) %. Talltitan är synnerligen trogen sitt cirka 15 hektar stora revir och är beroende av flerskiktade olikåldriga skogar för att kunna föda upp sina ungar. Talltitan försvinner om dess livsmiljö kalavverkas (Eggers &amp; Low, 2014; Ekman, 1979; Griesser et al, 2007; Klein, 2020; Siffczyk et al, 2003; SLU Artdatabanken, 2021).</w:t>
+      </w:r>
+    </w:p>
+    <w:p>
+      <w:r>
+        <w:rPr>
+          <w:b/>
+        </w:rPr>
+        <w:t>Tretåig hackspett (NT, §4)</w:t>
+      </w:r>
+      <w:r>
+        <w:t xml:space="preserve"> är rödlistad som nära hotad och ingår i bilaga 1 i EU:s fågeldirektiv. Tretåig hackspett är för sin överlevnad beroende av kontinuerlig tillförsel av äldre döende och död ved, som sker genom naturliga självgallringsprocesser i äldre grannaturskogar och barrblandade naturskogar. Om en skog genom skogsbruk gallras eller glesas ur så upphör och uteblir i stort sett den naturliga självgallringsprocessen för mycket lång tid framöver vilket omöjliggör upprätthållandet av den kontinuerliga ekologiska funktionen i ett område. Det finns studier som visar att naturskogens självgallringsprocess som den tretåiga hackspetten är beroende av, inte kan ersättas med efterlämnad hänsyn i skogsbruket (Imbeau &amp; Desrochers, 2002). Storleken på häckningsreviret varierar med skogstypen, förekomsten av död ved och graden av fragmentering, men är i allmänhet i storleksordningen 25–100 hektar. Vintertid krävs ofta betydligt större områden och det finns studier som antyder att arten behöver minst 100 hektar äldre skog. I områden med låg bonitet kan det behövas över 200 hektar lämpligt habitat för att ett par ska kunna reproducera sig. Områden med dokumenterad permanent förekomst i naturskogsmiljöer har vanligen så stora naturvärden att skogsbruk är olämpligt. Tretåig hackspett är typisk art för </w:t>
+      </w:r>
+      <w:r>
+        <w:rPr>
+          <w:i/>
+        </w:rPr>
+        <w:t xml:space="preserve">9010 Taiga, 9740 Skogsbevuxen myr, 9030 Landhöjningsskog </w:t>
+      </w:r>
+      <w:r>
+        <w:t xml:space="preserve">och </w:t>
+      </w:r>
+      <w:r>
+        <w:rPr>
+          <w:i/>
+        </w:rPr>
+        <w:t>9040 Fjällbjörkskog</w:t>
+      </w:r>
+      <w:r>
+        <w:t xml:space="preserve"> (Skogsstyrelsen, 2016; SLU Artdatabanken, 2024).</w:t>
+      </w:r>
+    </w:p>
+    <w:p>
+      <w:r>
+        <w:rPr>
+          <w:b/>
+        </w:rPr>
+        <w:t>Ullticka (NT)</w:t>
+      </w:r>
+      <w:r>
+        <w:t xml:space="preserve"> är knuten till restbestånd av barrnaturskog och förekommer med ett tydligt optimum i orörda eller måttligt påverkade gamla granskogar där det föreligger viss kontinuitet av grov död ved. Ullticka är en bra signalart inom hela sitt utbredningsområde och i södra Sverige är den sällsynt och en god signalart för skyddsvärda granskogsmiljöer. Den hotas av avverkning och fragmentering av naturskog och äldre granskog med lång trädkontinuitet. På ullticka kan ibland ulltickeporing (VU) påträffas - det är en sällsynt ticka som nyligen delats upp i de tre olika arterna ulltickeporing </w:t>
+      </w:r>
+      <w:r>
+        <w:rPr>
+          <w:i/>
+        </w:rPr>
+        <w:t xml:space="preserve">Skeletocutis brevispora </w:t>
+      </w:r>
+      <w:r>
+        <w:t>(VU)</w:t>
+      </w:r>
+      <w:r>
+        <w:rPr>
+          <w:i/>
+        </w:rPr>
+        <w:t>, Skeletocutis delicata</w:t>
+      </w:r>
+      <w:r>
+        <w:t xml:space="preserve"> (VU)</w:t>
+      </w:r>
+      <w:r>
+        <w:rPr>
+          <w:i/>
+        </w:rPr>
+        <w:t xml:space="preserve"> och Skeletocutis exilis</w:t>
+      </w:r>
+      <w:r>
+        <w:t xml:space="preserve"> (NT). Ullticka är typisk art för </w:t>
+      </w:r>
+      <w:r>
+        <w:rPr>
+          <w:i/>
+        </w:rPr>
+        <w:t xml:space="preserve">9010 Taiga, 9050 Näringsrik granskog </w:t>
+      </w:r>
+      <w:r>
+        <w:t xml:space="preserve">och </w:t>
+      </w:r>
+      <w:r>
+        <w:rPr>
+          <w:i/>
+        </w:rPr>
+        <w:t>9030 Landhöjningsskog</w:t>
+      </w:r>
+      <w:r>
+        <w:t xml:space="preserve"> (SLU Artdatabanken, 2026; Nitare &amp; Skogsstyrelsen, 2019; Miettinen &amp; Niemelä, 2018).</w:t>
+      </w:r>
+    </w:p>
+    <w:p>
+      <w:r>
+        <w:rPr>
+          <w:b/>
+        </w:rPr>
+        <w:t>Vedskivlav (NT)</w:t>
+      </w:r>
+      <w:r>
+        <w:t xml:space="preserve"> växer på gammal, torr, exponerad, hård kärnved av framförallt tall i naturskogsartade bestånd. Avverkning av tallskog av naturskogskaraktär med spår av återkommande bränder är ett hot. Mängden lämplig ved att växa på för vedskivlav minskar, dels på grund av naturlig nedbrytning men framförallt på grund av att de förstörs i samband med slutavverkningar, gallringar och markberedning. Tall- och blandbarrskogar av naturskogskaraktär med spår av återkommande bränder bör skyddas. Vedskivlav är typisk art för </w:t>
+      </w:r>
+      <w:r>
+        <w:rPr>
+          <w:i/>
+        </w:rPr>
+        <w:t>9010 Taiga</w:t>
+      </w:r>
+      <w:r>
+        <w:t xml:space="preserve"> (SLU Artdatabanken, 2024).</w:t>
+      </w:r>
+    </w:p>
+    <w:p>
+      <w:r>
+        <w:rPr>
+          <w:b/>
+        </w:rPr>
+        <w:t xml:space="preserve">Vedtrappmossa (NT) </w:t>
+      </w:r>
+      <w:r>
+        <w:t xml:space="preserve">växer på död ved, främst i gammal granskog. Den förekommer knappast alls i fjällnära barrskogar utan finns i skogslandskapet nedom fjällen och framför allt i landets södra delar är den en mycket bra signalart för barrnaturskog med höga naturvärden. Skogsavverkning och brist på grov död ved i skogen är de allvarligaste hoten och den överlever inte kalhyggesbruk. Lokaler med sluten granskog, tillräckligt stora för att säkerställa ett kontinuerligt tillskott på grova lågor, bör undantas från storskaligt skogsbruk. Vedtrappmossa är typisk art för </w:t>
+      </w:r>
+      <w:r>
+        <w:rPr>
+          <w:i/>
+        </w:rPr>
+        <w:t>9010 Taiga</w:t>
+      </w:r>
+      <w:r>
+        <w:t xml:space="preserve"> (SLU Artdatabanken, 2024).</w:t>
+      </w:r>
+    </w:p>
+    <w:p>
+      <w:r>
+        <w:rPr>
+          <w:b/>
+        </w:rPr>
+        <w:t>Violettgrå tagellav (NT)</w:t>
+      </w:r>
+      <w:r>
+        <w:t xml:space="preserve"> växer nästan uteslutande i gamla olikåldriga barrnaturskogar med lång skoglig kontinuitet och är en utmärkt signal på skog med höga naturvärden. Slutavverkning av tidigare aldrig slutavverkad skog (kontinuitetsskog) är det största hotet. Biotopen nyskapas i begränsad omfattning och barrskog äldre än 160 år, där den violettgrå tagellaven huvudsakligen påträffas har minskat med 50% de senaste 50 åren. Lågproduktiv skogsmark där laven förekommer bör undantas från skogsbruk och rika förekomster i äldre granskog bör skyddas. Arten är känslig för uttorkning och det är väsentligt att tillräckligt stora bestånd avsätts. Violettgrå tagellav är typisk art för </w:t>
+      </w:r>
+      <w:r>
+        <w:rPr>
+          <w:i/>
+        </w:rPr>
+        <w:t>9010 Taiga</w:t>
+      </w:r>
+      <w:r>
+        <w:t xml:space="preserve"> (SLU Artdatabanken, 2024; Nitare &amp; Skogsstyrelsen, 2019).</w:t>
+      </w:r>
+    </w:p>
+    <w:p>
+      <w:r>
+        <w:rPr>
+          <w:b/>
+        </w:rPr>
+        <w:t>Vitgrynig nållav (NT)</w:t>
+      </w:r>
+      <w:r>
+        <w:t xml:space="preserve"> växer nästan uteslutande på bark av gamla, senvuxna granar i skuggiga lägen med hög och jämn luftfuktighet. Den vanligaste naturtypen för arten är kontinuitetsskogar på frisk mark men den finns också i sumpgranskogar. På lång sikt utgör avverkningar av olikåldriga granskogar av naturskogskaraktär ett allvarligt hot mot arten och skogsbruksåtgärder på eller i närheten av växtplatserna bör undvikas. Naturskogsartade, fuktiga granskogar med förekomster av arten signalerar höga biologiska värden och bör bevaras (SLU Artdatabanken, 2024; Nitare &amp; Skogsstyrelsen, 2019).</w:t>
+      </w:r>
+    </w:p>
+    <w:p>
+      <w:r>
+        <w:rPr>
+          <w:b/>
+        </w:rPr>
+        <w:t>Bårdlav</w:t>
+      </w:r>
+      <w:r>
+        <w:t xml:space="preserve"> signalerar miljöer med höga naturvärden och på lokalerna finns vanligtvis många andra ovanliga och rödlistade arter. Den visar även på platser med hög och jämn luftfuktighet. På bårdlav och andra njurlavar (Nephroma) kan de sällsynta parasiterna </w:t>
+      </w:r>
+      <w:r>
+        <w:rPr>
+          <w:i/>
+        </w:rPr>
+        <w:t xml:space="preserve">Protounguicularia nephromatis </w:t>
+      </w:r>
+      <w:r>
+        <w:t xml:space="preserve">(VU) och </w:t>
+      </w:r>
+      <w:r>
+        <w:rPr>
+          <w:i/>
+        </w:rPr>
+        <w:t xml:space="preserve">Tremella nephromatis </w:t>
+      </w:r>
+      <w:r>
+        <w:t xml:space="preserve">(DD) påträffas. Bårdlav är typisk art för </w:t>
+      </w:r>
+      <w:r>
+        <w:rPr>
+          <w:i/>
+        </w:rPr>
+        <w:t xml:space="preserve">9010 Taiga, 9020 Nordlig ädellövskog, 9070 Trädklädd betesmark, 9110 Näringsfattig bokskog, 9160 Näringsrik ekskog, 9180 Ädellövskog i branter </w:t>
+      </w:r>
+      <w:r>
+        <w:t>och</w:t>
+      </w:r>
+      <w:r>
+        <w:rPr>
+          <w:i/>
+        </w:rPr>
+        <w:t xml:space="preserve"> 9190 Näringsfattig ekskog</w:t>
+      </w:r>
+      <w:r>
+        <w:t xml:space="preserve"> (SLU Artdatabanken, 2026; Nitare &amp; Skogsstyrelsen, 2019).</w:t>
+      </w:r>
+    </w:p>
+    <w:p>
+      <w:r>
+        <w:rPr>
+          <w:b/>
+        </w:rPr>
+        <w:t>Gulnål</w:t>
+      </w:r>
+      <w:r>
+        <w:t xml:space="preserve"> växer mest på murknande lövträdsved och barrträdsved och förekommer i skuggiga miljöer med hög luftfuktighet. I södra Sverige är den en relativt bra signal på biotoper med höga naturvärden och följs ofta av sällsynta arter. Gulnål är typisk art för </w:t>
+      </w:r>
+      <w:r>
+        <w:rPr>
+          <w:i/>
+        </w:rPr>
+        <w:t>9110 Näringsfattig bokskog</w:t>
+      </w:r>
+      <w:r>
+        <w:t xml:space="preserve"> och</w:t>
+      </w:r>
+      <w:r>
+        <w:rPr>
+          <w:i/>
+        </w:rPr>
+        <w:t xml:space="preserve"> 9130 Näringsrik bokskog </w:t>
+      </w:r>
+      <w:r>
+        <w:t>(Nitare &amp; Skogsstyrelsen, 2019; SLU Artdatabanken, 2025).</w:t>
+      </w:r>
+    </w:p>
+    <w:p>
+      <w:r>
+        <w:rPr>
+          <w:b/>
+        </w:rPr>
+        <w:t>Luddlav</w:t>
+      </w:r>
+      <w:r>
+        <w:t xml:space="preserve"> signalerar lång skoglig kontinuitet med ett stabilt lokal- och mikroklimat med hög och jämn fuktighet. Luddlav är typisk art för </w:t>
+      </w:r>
+      <w:r>
+        <w:rPr>
+          <w:i/>
+        </w:rPr>
+        <w:t>9010 Taiga,</w:t>
+      </w:r>
+      <w:r>
+        <w:t xml:space="preserve"> </w:t>
+      </w:r>
+      <w:r>
+        <w:rPr>
+          <w:i/>
+        </w:rPr>
+        <w:t xml:space="preserve">9020 Nordlig ädellövskog, 9070 Trädklädd betesmark, 9110 Näringsfattig bokskog, 9180 Ädellövskog i branter </w:t>
+      </w:r>
+      <w:r>
+        <w:t>och</w:t>
+      </w:r>
+      <w:r>
+        <w:rPr>
+          <w:i/>
+        </w:rPr>
+        <w:t xml:space="preserve"> 9190 Näringsfattig ekskog </w:t>
+      </w:r>
+      <w:r>
+        <w:t>(Nitare &amp; Skogsstyrelsen, 2019; SLU Artdatabanken, 2025).</w:t>
+      </w:r>
+    </w:p>
+    <w:p>
+      <w:r>
+        <w:rPr>
+          <w:b/>
+        </w:rPr>
+        <w:t xml:space="preserve">Mörk husmossa </w:t>
+      </w:r>
+      <w:r>
+        <w:t xml:space="preserve">är en mycket bra signalart i södra och mellersta Sverige. Den är sannolikt svårspridd och växer huvudsakligen i skog med lång skoglig kontinuitet i områden med konstant hög luftfuktighet. Den är känslig för större avverkningar, men tål plockhuggning som lämnar ett tätare trädskikt och ett obrutet, fukthållande mosstäcke på marken. Ett par studier har klart visat att artens tillväxt försämras när skogen huggs ner intill växtplatsen, och att ett kalhygges påverkan på mörk husmossa avtar både med avståndet från kalhygget och ju fuktigare växtplatsen är. Mörk husmossa är typisk art för </w:t>
+      </w:r>
+      <w:r>
+        <w:rPr>
+          <w:i/>
+        </w:rPr>
+        <w:t xml:space="preserve">9010 Taiga, 9050 Näringsrik granskog, 9080 Lövsumpskog, 9750 Svämlövskog, 9020 Nordlig ädellövskog, 9160 Näringsrik ekskog </w:t>
+      </w:r>
+      <w:r>
+        <w:t>och</w:t>
+      </w:r>
+      <w:r>
+        <w:rPr>
+          <w:i/>
+        </w:rPr>
+        <w:t xml:space="preserve"> 9180 Ädellövskog i branter</w:t>
+      </w:r>
+      <w:r>
+        <w:t xml:space="preserve"> (SLU Artdatabanken, 2024; Nitare &amp; Skogsstyrelsen, 2019).</w:t>
+      </w:r>
+    </w:p>
+    <w:p>
+      <w:r>
+        <w:rPr>
+          <w:b/>
+        </w:rPr>
+        <w:t xml:space="preserve">Norrlandslav </w:t>
+      </w:r>
+      <w:r>
+        <w:t xml:space="preserve">indikerar söder om den naturliga norrlandsgränsen barrskogsbeklädda bergbranter eller andra ostörda skogsmiljöer med höga naturvärden. Norrlandslav är typisk art för </w:t>
+      </w:r>
+      <w:r>
+        <w:rPr>
+          <w:i/>
+        </w:rPr>
+        <w:t xml:space="preserve">9010 Taiga, 8110 Silikatrasmarker </w:t>
+      </w:r>
+      <w:r>
+        <w:t>och</w:t>
+      </w:r>
+      <w:r>
+        <w:rPr>
+          <w:i/>
+        </w:rPr>
+        <w:t xml:space="preserve"> 8120 Kalkrasmarker </w:t>
+      </w:r>
+      <w:r>
+        <w:t>(Nitare &amp; Skogsstyrelsen, 2000; SLU Artdatabanken, 2025).</w:t>
+      </w:r>
+    </w:p>
+    <w:p>
+      <w:r>
+        <w:rPr>
+          <w:b/>
+        </w:rPr>
+        <w:t>Stor aspticka</w:t>
+      </w:r>
+      <w:r>
+        <w:t xml:space="preserve"> är knuten till gamla levande aspar och orsakar karaktäristiska inbuktningar i stammen (så kallad nekroser). Slutavverknings- och gallringsåtgärder i löv- och blandskogsbestånd som innebär att tillgången på grov asp minskar är ett hot mot arten. Det är viktigt att äldre aspar och aspbestånd sparas och för att gynna arten på sikt bör aspinslagen i t.ex. bergbranter, raviner, skogsbryn och kring äldre odlingsmarker generellt sparas i större utsträckning än vad som görs idag. Stor aspticka är typisk art för </w:t>
+      </w:r>
+      <w:r>
+        <w:rPr>
+          <w:i/>
+        </w:rPr>
+        <w:t xml:space="preserve">9010 Taiga </w:t>
+      </w:r>
+      <w:r>
+        <w:t xml:space="preserve">och </w:t>
+      </w:r>
+      <w:r>
+        <w:rPr>
+          <w:i/>
+        </w:rPr>
+        <w:t>9030 Landhöjningsskog</w:t>
+      </w:r>
+      <w:r>
+        <w:t xml:space="preserve"> (SLU Artdatabanken, 2024; Nitare &amp; Skogsstyrelsen, 2019).</w:t>
+      </w:r>
+    </w:p>
+    <w:p>
+      <w:r>
+        <w:rPr>
+          <w:b/>
+        </w:rPr>
+        <w:t>Stuplav</w:t>
+      </w:r>
+      <w:r>
+        <w:t xml:space="preserve"> är en mycket bra signalart i hela sitt utbredningsområde och förekommer nästan enbart i skogsmiljöer med höga naturvärden. Den indikerar långvarig förekomst av gamla lövträd och miljöer med konstant hög luftfuktighet. I skogar med suboceaniskt klimat finns det en mycket sällsynt parasit, njurlavsknapp </w:t>
+      </w:r>
+      <w:r>
+        <w:rPr>
+          <w:i/>
+        </w:rPr>
+        <w:t>Pletocarpon nephromeum</w:t>
+      </w:r>
+      <w:r>
+        <w:t xml:space="preserve"> (EN), som växer på stuplav. Ytterligare tre sällsynta lavparasiter, </w:t>
+      </w:r>
+      <w:r>
+        <w:rPr>
+          <w:i/>
+        </w:rPr>
+        <w:t>Protounguicularia nephromatis</w:t>
+      </w:r>
+      <w:r>
+        <w:t xml:space="preserve"> (VU), </w:t>
+      </w:r>
+      <w:r>
+        <w:rPr>
+          <w:i/>
+        </w:rPr>
+        <w:t>Refractohilum galligenum</w:t>
+      </w:r>
+      <w:r>
+        <w:t xml:space="preserve"> (NT) och </w:t>
+      </w:r>
+      <w:r>
+        <w:rPr>
+          <w:i/>
+        </w:rPr>
+        <w:t>Roselliniella nephromatis</w:t>
+      </w:r>
+      <w:r>
+        <w:t xml:space="preserve"> (DD), kan också påträffas på stuplav. Stuplav är typisk art för </w:t>
+      </w:r>
+      <w:r>
+        <w:rPr>
+          <w:i/>
+        </w:rPr>
+        <w:t>9010 Taiga</w:t>
+      </w:r>
+      <w:r>
+        <w:t xml:space="preserve"> (SLU Artdatabanken, 2026; Nitare &amp; Skogsstyrelsen, 2019).</w:t>
+      </w:r>
+    </w:p>
+    <w:p>
+      <w:r>
+        <w:rPr>
+          <w:b/>
+        </w:rPr>
+        <w:t xml:space="preserve">Trådticka </w:t>
+      </w:r>
+      <w:r>
+        <w:t xml:space="preserve">är knuten till grova granar i rikare ofta fuktiga miljöer. Den återfinns på både levande och döda träd samt stubbar och nyligen fallna träd. Karaktärsart för äldre fuktiga granskogsbiotoper, och i stor mängd är den en bra signalart för miljöer med andra rödlistade arter. Trådticka är typisk art för </w:t>
+      </w:r>
+      <w:r>
+        <w:rPr>
+          <w:i/>
+        </w:rPr>
+        <w:t xml:space="preserve">9010 Taiga </w:t>
+      </w:r>
+      <w:r>
+        <w:t xml:space="preserve">och </w:t>
+      </w:r>
+      <w:r>
+        <w:rPr>
+          <w:i/>
+        </w:rPr>
+        <w:t xml:space="preserve">9050 Näringsrik granskog </w:t>
+      </w:r>
+      <w:r>
+        <w:t>(SLU Artdatabanken, 2025).</w:t>
+      </w:r>
+    </w:p>
+    <w:p>
+      <w:r>
+        <w:rPr>
+          <w:b/>
+        </w:rPr>
+        <w:t xml:space="preserve">Vedticka </w:t>
+      </w:r>
+      <w:r>
+        <w:t xml:space="preserve">är en bra signalart söder om den naturliga norrlandsgränsen. Den är huvudsakligen knuten till äldre barrskogar där det föreligger långvarig kontinuitet av död barrved. Vedticka är typisk art för </w:t>
+      </w:r>
+      <w:r>
+        <w:rPr>
+          <w:i/>
+        </w:rPr>
+        <w:t xml:space="preserve">9010 Taiga </w:t>
+      </w:r>
+      <w:r>
+        <w:t>(Nitare &amp; Skogsstyrelsen, 2019; SLU Artdatabanken, 2025).</w:t>
+      </w:r>
+    </w:p>
+    <w:p>
+      <w:r>
+        <w:rPr>
+          <w:b/>
+        </w:rPr>
+        <w:t>Spillkråka (§4)</w:t>
+      </w:r>
+      <w:r>
+        <w:t xml:space="preserve"> omfattas av bilaga 1 i EU:s fågeldirektiv och är typisk art för </w:t>
+      </w:r>
+      <w:r>
+        <w:rPr>
+          <w:i/>
+        </w:rPr>
+        <w:t xml:space="preserve">9010 Taiga </w:t>
+      </w:r>
+      <w:r>
+        <w:t>och</w:t>
+      </w:r>
+      <w:r>
+        <w:rPr>
+          <w:i/>
+        </w:rPr>
+        <w:t xml:space="preserve"> 9740 Skogsbevuxen myr</w:t>
+      </w:r>
+      <w:r>
+        <w:t>. Den behöver grova träd, främst tall, asp och bok som boträd. Skogsbruk med korta omloppstider och täta, homogena ungskogar utgör det största hotet. Spillkråka är en nyckelart i skogliga miljöer vars övergivna bohål utnyttjas av flera andra hålhäckande fågelarter och fladdermöss, däribland pärluggla (EN, §4), knipa (§4), salskrake (§4) och skogsduva (§4). Hökuggla (VU, §4) och slaguggla (§4) häckar ofta i högstubbar som brutits av i höjd med ett gammalt spillkråkebo (SLU Artdatabanken, 2026; Skogsstyrelsen, 2016).</w:t>
+      </w:r>
+    </w:p>
+    <w:p>
+      <w:r>
+        <w:rPr>
+          <w:b/>
+        </w:rPr>
+        <w:t>Tjäder (§4)</w:t>
+      </w:r>
+      <w:r>
+        <w:t xml:space="preserve"> omfattas av bilaga 1 och 2 EU:s fågeldirektiv och är typisk art för </w:t>
+      </w:r>
+      <w:r>
+        <w:rPr>
+          <w:i/>
+        </w:rPr>
+        <w:t xml:space="preserve">9010 Taiga </w:t>
+      </w:r>
+      <w:r>
+        <w:t xml:space="preserve">och </w:t>
+      </w:r>
+      <w:r>
+        <w:rPr>
+          <w:i/>
+        </w:rPr>
+        <w:t>9740 Skogsbevuxen myr</w:t>
+      </w:r>
+      <w:r>
+        <w:t>. Tjädern är en utpräglad skogsfågel knuten till större sammanhängande barrskogsområden. Tupparna och hönorna utnyttjar till viss del olika miljöer, och habitatvalet varierar dessutom mellan olika delar av året. För att det ska finnas livskraftiga tjäderbestånd krävs funktionella skogslandskap med en blandning av uppvuxen, gles och luckig skog, täta sumpskogar, myrar och andra små våtmarker. Arten försvinner när skogen fragmenteras och den sammanlagda arealen hyggen och andra öppna områden blir för stor. Ett småskaligt och försiktigt virkesuttag genom hyggesfria metoder kan i vissa fall vara möjligt i området inom 200 m från lekcentrum. Längre ut från lekcentrum, inom 200–500 m bör den avverkade ytan inte överskrida 1 hektar för att undvika alltför stora och snabba förändringar (Skogsstyrelsen, 2019; SLU Artdatabanken, 2024).</w:t>
+      </w:r>
+    </w:p>
+    <w:p>
+      <w:pPr>
+        <w:pStyle w:val="Heading1"/>
+      </w:pPr>
+      <w:r>
+        <w:t>EU:s fågeldirektiv</w:t>
+      </w:r>
+    </w:p>
+    <w:p>
+      <w:r>
+        <w:t xml:space="preserve">Europeiska unionens medlemsländer är skyldiga att agera i enlighet med EU:s fågeldirektiv där det uttryckligen står att direktivet gäller för fåglar samt för deras ägg, bon och </w:t>
+      </w:r>
+      <w:r>
+        <w:rPr>
+          <w:b/>
+        </w:rPr>
+        <w:t xml:space="preserve">livsmiljöer </w:t>
+      </w:r>
+      <w:r>
+        <w:t>(artikel 1). Vidare att de åtgärder som vidtas inte får leda till en försämring av den nuvarande situationen beträffande bevarandet av de fågelarter som avses i artikel 1 (artikel 13). Fågeldirektivet är styrande för tillsynsansvariga myndigheters ärendehantering, ställningstaganden och beslutsfattande.</w:t>
+      </w:r>
+    </w:p>
+    <w:p>
+      <w:pPr>
+        <w:pStyle w:val="Heading1"/>
+      </w:pPr>
+      <w:r>
+        <w:t>Typiska arter och EU:s art- och habitatdirektiv</w:t>
+      </w:r>
+    </w:p>
+    <w:p>
+      <w:r>
+        <w:t>Typiska arter används för att lokalisera områden med gynnsam bevarandestatus för de naturtyper som är listade i EU:s art- och habitatdirektiv. Ett exempel är Västlig taiga (EU-kod 9010) som saknar gynnsam bevarandestatus och minskar starkt som naturtyp i Sverige. Naturvårdsverket skriver i sin vägledning för Västlig taiga att dylika miljöer förutsätter normalt att skogarna skyddas långsiktigt, eftersom skogsbruk inte är förenligt med bevarande av naturtypen i gynnsamt tillstånd (Naturvårdsverket, 2011).</w:t>
+      </w:r>
+    </w:p>
+    <w:p>
+      <w:r>
+        <w:t>Följande typiska arter har sina livsmiljöer och växtplatser i den avverkningsanmälda skogen: garnlav (VU, T), knärot (VU, T, §8), doftskinn (NT, T), gammelgransskål (NT, T), harticka (NT, T), lavskrika (NT, T, §4), lunglav (NT, T), skrovellav (NT, T), tretåig hackspett (NT, T, §4), ullticka (NT, T), vedskivlav (NT, T), vedtrappmossa (NT, T), violettgrå tagellav (NT, T), bårdlav (S, T), gulnål (S, T), luddlav (S, T), mörk husmossa (S, T), norrlandslav (S, T), stor aspticka (S, T), stuplav (S, T), trådticka (S, T), vedticka (S, T), spillkråka (T, §4) och tjäder (T, §4).</w:t>
+      </w:r>
+    </w:p>
+    <w:p>
+      <w:r>
+        <w:t>Enligt Sveriges Artikel 17 rapportering 2013 och 2019 till EU, har naturtypen Västlig taiga (9010) dålig bevarandestatus med negativ trend inom Sveriges boreala region. Skogsbruksåtgärder som avverkning, röjning och gallring pekas ut som några av de främst bidragande orsakerna till naturtypens dåliga status och negativa trend (SLU Artdatabanken, 2019). I EU:s uppföljning av tillståndet för naturtyperna i Skandinavien 2013 – 2018 framgår det att i den boreala regionen är tillståndet så dåligt för Västlig taiga (9010) att habitatet löper allvarlig risk att försvinna regionalt (EEA, 2022). Det allvarliga läget för den biologiska mångfalden i skogen framhålls även i Skogsstyren rapport 2026/07:</w:t>
+      </w:r>
+    </w:p>
+    <w:p>
+      <w:r>
+        <w:rPr>
+          <w:i/>
+        </w:rPr>
+        <w:t>"All avverkning av kända skogliga värdekärnor och sannolika kontinuitetsskogar behöver upphöra för att fylla bristen om 1,56 miljoner hektar bevarad livsmiljötyp. På grund av begränsade kvarvarande arealer av värdekärnor, naturskogar och kontinuitetsskogar leder fortsatt förlust av dessa till en påtaglig risk för långsiktigt negativa effekter för biologisk mångfald i skogslandskapet. Att de återstående arealerna bevaras och ges ett långsiktigt skydd bedöms därför vara av avgörande betydelse."</w:t>
+      </w:r>
+      <w:r>
+        <w:t xml:space="preserve"> (Skogsstyrelsen, 2026).</w:t>
+      </w:r>
+    </w:p>
+    <w:p>
+      <w:r>
+        <w:t>Trots detta har statusen för Västlig taiga ändrats till otillräcklig i stället för dålig i den senaste Artikel 17 rapporteringen 2025. Av Naturvårdsverkets rapport framgår det dock att de ändrade statusbedömningarna jämfört med rapporteringen 2019 inte beror på faktiska miljöförändringar. Ändringarna är av teknisk karaktär och främst en följd av resultaten från genomförda regeringsuppdrag och beslut inför rapporteringen 2025. Det är alltså politisk styrning i stället för faktiska förhållanden i naturen som ändrat på naturtypernas status i rapporteringen, vilket rimmar dåligt med såväl art- och habitatdirektivets syften och mål som med naturrestaureringsförordningen. I praktiken har dock Sveriges nya sätt att rapportera bevarandestatus till EU inte någon betydelse eftersom Naturvårdsverkets rapportering 2025 visar att Västlig taiga</w:t>
+      </w:r>
+      <w:r>
+        <w:rPr>
+          <w:b/>
+        </w:rPr>
+        <w:t xml:space="preserve"> </w:t>
+      </w:r>
+      <w:r>
+        <w:t>inte har gynnsam bevarandestatus.</w:t>
+      </w:r>
+    </w:p>
+    <w:p>
+      <w:r>
+        <w:t>Åtgärder som vidtas i enlighet med art- och habitatdirektivet ska enligt Artikel 2 syfta till att bibehålla eller återställa en gynnsam bevarandestatus hos livsmiljöer samt arter och vilda djur och växter av gemenskapsintresse. Enligt prejudikat från EU-domstolen ska en skogsbruksverksamhet utföras på ett sådant sätt som utgör ett förebyggande och hållbart skogsbruk för att betraktas som förenlig med bevarandekraven i direktivet (se EU-domstolens dom i de förenade målen C 473-19 och C 474-19).</w:t>
+      </w:r>
+    </w:p>
+    <w:p>
+      <w:r>
+        <w:t xml:space="preserve">Av artikel 1.e samma direktiv framgår att en livsmiljös bevarandestatus anses " gynnsam" när — dess naturliga utbredningsområde och de ytor den täcker inom detta område är stabila eller ökande, och — den särskilda struktur och de särskilda funktioner som är nödvändiga för att den skall kunna bibehållas på lång sikt finns, och sannolikt kommer att finnas under en överskådlig framtid, och — bevarandestatusen hos dess </w:t>
+      </w:r>
+      <w:r>
+        <w:rPr>
+          <w:b/>
+        </w:rPr>
+        <w:t>typiska arter</w:t>
+      </w:r>
+      <w:r>
+        <w:t xml:space="preserve"> är gynnsam enligt definitionen i artikel 1.i.</w:t>
+      </w:r>
+    </w:p>
+    <w:p>
+      <w:r>
+        <w:t>EU-direktiv är bindande för EU:s medlemsländer varvid det ankommer på Skogsstyrelsen som nationell tillsynsmyndighet att beakta syftet med EU:s art- och habitatdirektiv vid prövningen av en skogsbruksverksamhet, se Rådets direktiv 92/43/EEG. Se ytterligare information om EU:s livsmiljödirektiv i bilaga 2.</w:t>
+      </w:r>
+    </w:p>
+    <w:p>
+      <w:r>
+        <w:br w:type="page"/>
+      </w:r>
+    </w:p>
+    <w:p>
+      <w:pPr>
+        <w:pStyle w:val="Title"/>
+      </w:pPr>
+      <w:r>
+        <w:t>BILAGA 1 –</w:t>
+        <w:br/>
+        <w:t>Fridlysta och rödlistade arter</w:t>
+      </w:r>
+    </w:p>
+    <w:p>
+      <w:pPr>
+        <w:pStyle w:val="Heading1"/>
+      </w:pPr>
+      <w:r>
+        <w:t>Knärot – ekologi samt krav på livsmiljön</w:t>
+      </w:r>
+    </w:p>
+    <w:p>
+      <w:r>
+        <w:t xml:space="preserve">Knärot är typisk art för </w:t>
+      </w:r>
+      <w:r>
+        <w:rPr>
+          <w:i/>
+        </w:rPr>
+        <w:t xml:space="preserve">9010 Taiga </w:t>
+      </w:r>
+      <w:r>
+        <w:t>och</w:t>
+      </w:r>
+      <w:r>
+        <w:rPr>
+          <w:i/>
+        </w:rPr>
+        <w:t xml:space="preserve"> 9050 Näringsrik granskog</w:t>
+      </w:r>
+      <w:r>
+        <w:t>, fridlyst enligt 8 och 15 §§ artskyddsförordningen och klassad som sårbar (VU) enligt rödlistan 2020. Knärot är beroende av hög och jämn luftfuktighet i gamla, ostörda skogsmiljöer och är känslig för snabba förändringar av ljus-/vindförhållanden eller uttorkning. På grund av ett alltför intensivt skogsbruk har den minskat med 40 (25–50) % under de senaste 60 åren och i framtiden bedöms minskningstakten uppgå till 30 (20–40) %. Till följd av att arten har en dokumenterat högre minskningstakt i förhållande till sin generationstid än vad som tidigare varit känt (data från Riksskogstaxeringen) höjdes den till hotkategori sårbar (VU) i rödlistan 2020 (SLU Artdatabanken, 2024).</w:t>
+      </w:r>
+    </w:p>
+    <w:p>
+      <w:r>
+        <w:t>En analys av 79 floraväktarlokaler åren 1990–2015 vilka återbesökts under 2020–2024 visade på en tydlig negativ påverkan på knärotsförekomster från större hyggen i närområdet (inom 150–200 m) vilket indikerar att kanteffekter har en stor påverkan på populationerna. Resultaten bekräftar knärotens känslighet för kanteffekter och visar vikten av att skydda större skogsbestånd för att bevara arten. Om det blir höga andelar (&gt;30%) hyggen inom 200 meter från en knärotsförekomst så ökar risken för att en knärotspopulation dör ut och det verkar det behövas någonstans mellan 100 och 150 meters skyddszon för att bevara arten på lång sikt (Sebestyén &amp; Sundberg, 2025). Detta stöds även av en studie (Johansson et al, 2026) baserad på data från Riksskogstaxeringen som visar att knäroten minskat med 66 % under perioden 1993–2022 samt att det finns en stark korrelation mellan minskande arealer kontinuitetsskog och lokal utdöenderisk. Knäroten uppvisade en mycket låg koloniseringsgrad (0,7 % över 10 år) i kombination med hög lokal utrotningsrisk (75,2 %), där utrotningssannolikheten ökade kraftigt när arealen kontinuitetsskog minskade mellan undersökningar, t.ex. på grund av kalhyggesbruk (Johansson et al., 2026).</w:t>
+      </w:r>
+    </w:p>
+    <w:p>
+      <w:r>
+        <w:t xml:space="preserve">Samuel Johnsons doktorsavhandling </w:t>
+      </w:r>
+      <w:r>
+        <w:rPr>
+          <w:i/>
+        </w:rPr>
+        <w:t>“Retention Forestry as a Conservation Measure for Boreal Forest Ground Vegetation”</w:t>
+      </w:r>
+      <w:r>
+        <w:t xml:space="preserve"> (SLU, Uppsala 2014) visar att det krävs väl tilltagna skyddszoner för att knärotens växtplatser inte ska ta skada av skogsbruksåtgärder i intilliggande områden: </w:t>
+      </w:r>
+      <w:r>
+        <w:rPr>
+          <w:i/>
+        </w:rPr>
+        <w:t xml:space="preserve">“Study III shows that retention patches smaller than 0.5 ha do not lifeboat the sensitive forest herb G. repens, a species that depend on stable microclimatic conditions typical for intact forest stands.” </w:t>
+      </w:r>
+      <w:r>
+        <w:t xml:space="preserve">Vidare </w:t>
+      </w:r>
+      <w:r>
+        <w:rPr>
+          <w:i/>
+        </w:rPr>
+        <w:t>“More sensitive forest species are not lifeboated in retention patches ranging from 0.05 to 0.5 ha (Papers II &amp; III).”</w:t>
+      </w:r>
+    </w:p>
+    <w:p>
+      <w:r>
+        <w:t xml:space="preserve">Johnsons (2014) rekommendation på minst 50 meters breda skyddszoner runt knärotens växtplatser motsvarar en areal på 0,78 hektar, vilket ligger i linje med andra studier som gjorts på känsliga skogsarter: </w:t>
+      </w:r>
+      <w:r>
+        <w:rPr>
+          <w:i/>
+        </w:rPr>
+        <w:t>“In study III I also show that translocated specimens of G. repens survives well in mature forests at least 50 m from the nearest edge to an open area. Moreover, measures of temperature and humidity show that such distances from an open area is far enough to offer a microclimate that is more stable compared to what present in retention patches of around 0.1 ha. This means that the very centre of a circular patch with radius 50 m (equals a size of 0.78 ha) should offer conditions similar to interior forest and would perhaps be a suitable habitat for G. repens and similar species. Previous studies from both North America and Sweden have also concluded that patches between 0.5 and one ha are sufficient for preserving interior forest vegetation as well as sensitive lichens and bryophytes (de Graaf &amp; Roberts 2009; Halpern et al. 2012; Rudolphi et al. 2014).”</w:t>
+      </w:r>
+    </w:p>
+    <w:p>
+      <w:r>
+        <w:t>Ytterligare en studie (Koelmeijer m.fl., 2022) inkluderar knärotens skyddsbehov. I uppsatsen berörs problemet med uttorkning för växter, bl.a. för knärot, ett problem som blivit accentuerat på grund av den pågående klimatförändringen och torra somrar, t.ex. den exceptionellt torra sommaren 2018. I uppsatsen undersöks områden med tre olika avstånd från kalhyggeskant med avseende på skydd bl.a. för knärot. Det första området har avstånd upp till 20 m från hyggeskant (Strong edge effect), det andra 20–40 m från hyggeskant (Weak edge effect) och det tredje avser större avstånd från hyggeskant, där kanteffekten anses vara försumbar (Interior). Ett resultat var att man fann stor eller mycket stor uttorkningseffekt på känsliga och rödlistade skogsarter vid de kortare avstånden till hyggeskant, medan effekt av uttorkning inte konstaterades på större avstånd (Interior). För orkidén knärot fann man en rik förekomst (upp till 0,06 dm2/m2) på stort avstånd från hyggeskant (Interior), medan förekomsten var liten eller närmast försumbar i de områden som klassificerades som Weak edge effect respektive Strong edge effect. Arbetet påpekar att de allt oftare förekommande torra somrarna ger ytterligare skäl att utöka skyddsavståndet från hyggen till den fuktkrävande arten knärot (Koelmeijer m.fl., 2022).</w:t>
+      </w:r>
+    </w:p>
+    <w:p>
+      <w:r>
+        <w:t>Även Skogsstyrelsens egen vägledning för hänsyn till knärot ligger i linje med ovanstående forskningsstudier. Av vägledningen framgår det att för med hög sannolikhet kunna bevara befintliga förekomster krävs relativt stora avsättningar av uppvuxen skog med slutet och relativt tätt kronskikt. Som riktlinje kan krävas ett avstånd på 50 meter in från brynet för att vidmakthålla ett fungerande mikroklimat. Detta innebär att fristående hänsynsytor för många arter (kärlväxter, lavar och mossor) kan behöva ha en area överstigande 0,8 hektar (cirkelyta med radien 50 meter = 0,78 hektar) för att bibehålla lokalklimatet. Även ganska små förändringar i form av förändrade ljus- och fuktighetsförhållanden, till exempel till följd av gallring, kan leda till att arten försvinner till följd av konkurrens med mera ljuskrävande och snabbväxande arter (Skogsstyrelsen, 2022).</w:t>
+      </w:r>
+    </w:p>
+    <w:p>
+      <w:r>
+        <w:t>Vid tillämpning av försiktighetsprincipen enligt 2 kap. 3 § miljöbalken bör sålunda 100–150 meters skyddszon lämnas runt knärotens växtplatser.</w:t>
+      </w:r>
+    </w:p>
+    <w:p>
+      <w:pPr>
+        <w:pStyle w:val="Heading2"/>
+      </w:pPr>
+      <w:r>
+        <w:t>Referenser – knärot</w:t>
+      </w:r>
+    </w:p>
+    <w:p>
+      <w:r>
+        <w:t xml:space="preserve">de Graaf M &amp; Roberts M.R., 2009. </w:t>
+      </w:r>
+      <w:r>
+        <w:rPr>
+          <w:i/>
+        </w:rPr>
+        <w:t xml:space="preserve">Short-term response of the herbaceous layer within leave patches after harvest. </w:t>
+      </w:r>
+      <w:r>
+        <w:t>Forest Ecology and Management 257, 1014–1025.</w:t>
+      </w:r>
+    </w:p>
+    <w:p>
+      <w:r>
+        <w:t xml:space="preserve">Halpern, C. B., Halaj, J., Evans, S. A., &amp; Dovciak, M., 2012. </w:t>
+      </w:r>
+      <w:r>
+        <w:rPr>
+          <w:i/>
+        </w:rPr>
+        <w:t xml:space="preserve">Level and pattern of overstory retention interact to shape long-term responses of understories to timber harvest. </w:t>
+      </w:r>
+      <w:r>
+        <w:t>Ecological Applications, 22, 2049–2064.</w:t>
+      </w:r>
+    </w:p>
+    <w:p>
+      <w:r>
+        <w:t>Johansson, V., Jansson, M. och Bergman, K-O</w:t>
+      </w:r>
+      <w:r>
+        <w:rPr>
+          <w:i/>
+        </w:rPr>
+        <w:t>.</w:t>
+      </w:r>
+      <w:r>
+        <w:t>, 2026.</w:t>
+      </w:r>
+      <w:r>
+        <w:rPr>
+          <w:i/>
+        </w:rPr>
+        <w:t xml:space="preserve"> A 30-year population decline of a threatened forest orchid associated with old growth forests</w:t>
+      </w:r>
+      <w:r>
+        <w:t>. Department of Physics, Chemistry and Biology (IFM), Linköping University.</w:t>
+      </w:r>
+    </w:p>
+    <w:p>
+      <w:r>
+        <w:t xml:space="preserve">Johnson, S., 2014. </w:t>
+      </w:r>
+      <w:r>
+        <w:rPr>
+          <w:i/>
+        </w:rPr>
+        <w:t>Retention Forestry as a Conservation Measure for Boreal Forest Ground Vegetation</w:t>
+      </w:r>
+      <w:r>
+        <w:t>. Doktorsavhandling, SLU, Uppsala.</w:t>
+      </w:r>
+    </w:p>
+    <w:p>
+      <w:r>
+        <w:t xml:space="preserve">Koelmeijer, I. A., Ehrlén, J., Jönsson, M., De Frenne, P., Berg, P., Andersson, J., Weibull, H. &amp; Hylander, N. 2022. </w:t>
+      </w:r>
+      <w:r>
+        <w:rPr>
+          <w:i/>
+        </w:rPr>
+        <w:t xml:space="preserve">Interactive effects of drought and edge exposure on old-growth forest understory species. </w:t>
+      </w:r>
+      <w:r>
+        <w:t>Landscape Ecology, 37, sid 1839–1853.</w:t>
+      </w:r>
+    </w:p>
+    <w:p>
+      <w:r>
+        <w:t xml:space="preserve">Rudolphi, J., Jönsson, M. T., &amp; Gustafsson, L., 2014. </w:t>
+      </w:r>
+      <w:r>
+        <w:rPr>
+          <w:i/>
+        </w:rPr>
+        <w:t xml:space="preserve">Biological legacies buffer local species extinction after logging. </w:t>
+      </w:r>
+      <w:r>
+        <w:t>Journal of Applied Ecology. 51, 53–62.</w:t>
+      </w:r>
+    </w:p>
+    <w:p>
+      <w:r>
+        <w:t xml:space="preserve">Sebestyén, L. och Sundberg, S. 2025.  </w:t>
+      </w:r>
+      <w:r>
+        <w:rPr>
+          <w:i/>
+        </w:rPr>
+        <w:t>Påverkan på knärotslokaler från hyggen i närheten.</w:t>
+      </w:r>
+      <w:r>
+        <w:t xml:space="preserve"> DAPHNE 36:1 2025. Botaniska Sällskapet i Stockholm.</w:t>
+      </w:r>
+    </w:p>
+    <w:p>
+      <w:r>
+        <w:t xml:space="preserve">Skogsstyrelsen, 2022. </w:t>
+      </w:r>
+      <w:r>
+        <w:rPr>
+          <w:i/>
+        </w:rPr>
+        <w:t xml:space="preserve">Vägledning för hänsyn till knärot. </w:t>
+      </w:r>
+      <w:r>
+        <w:t>https://www.skogsstyrelsen.se/lag-och-tillsyn/artskydd/vagledningar-och-kunskapsstod-artskydd/vagledning-for-hansyn-till-knarot/.</w:t>
+      </w:r>
+    </w:p>
+    <w:p>
+      <w:r>
+        <w:t xml:space="preserve">SLU Artdatabanken, 2024. </w:t>
+      </w:r>
+      <w:r>
+        <w:rPr>
+          <w:i/>
+        </w:rPr>
+        <w:t xml:space="preserve">Artfaktablad. Naturvård – artfakta. </w:t>
+      </w:r>
+      <w:r>
+        <w:t>SLU Artdatabanken, Uppsala.</w:t>
+      </w:r>
+    </w:p>
+    <w:p>
+      <w:pPr>
+        <w:pStyle w:val="Heading1"/>
+      </w:pPr>
+      <w:r>
+        <w:t>Lavskrika – ekologi samt krav på livsmiljön</w:t>
+      </w:r>
+    </w:p>
+    <w:p>
+      <w:r>
+        <w:t>Lavskrika är rödlistad som nära hotad (NT), fridlyst enligt 4 § artskyddsförordningen (2007:845) och ingår i förteckningen över prioriterade arter i Skogsstyrelsens föreskrifter och allmänna råd (SKSFS 2011:7) bilaga 4. Lavskrikan är en mycket stationär fågel, som häckar i äldre, slutna och hänglavsrika barrskogar. Nyckelfaktorer är flerskiktad skog med rik undervegetation samt riklig förekomst av hänglavar (SLU Artdatabanken, 2026).</w:t>
+      </w:r>
+    </w:p>
+    <w:p>
+      <w:r>
+        <w:t xml:space="preserve">I Skogsstyrelsens vägledning för hänsyn till fåglar står bland annat att: </w:t>
+      </w:r>
+      <w:r>
+        <w:rPr>
+          <w:i/>
+        </w:rPr>
+        <w:t>“Reviren är livslånga med hemområden som varierar mellan 50 och 150 ha. Hemområdena har inga fasta gränser utan det handlar mera om de yttre gränserna för familjegruppernas rörelser. Lavskrikan undviker att förflytta sig över stora öppna områden och hemområdesstorleken är därför större i områden fragmenterade av hyggen och yngre skog än i områden med i sammanhängande äldre skog. Det finns studier som antyder att det inom ett revir bör finnas maximalt 15 % öppna ytor och ungskog. Inom ett revir av hög kvalitet finns det som regel ett eller flera kärnområden (1–20 ha) med relativt tät flerskiktad granskog.”</w:t>
+      </w:r>
+      <w:r>
+        <w:t xml:space="preserve"> Vidare att: </w:t>
+      </w:r>
+      <w:r>
+        <w:rPr>
+          <w:i/>
+        </w:rPr>
+        <w:t>“Arten missgynnas när flerskiktad skog omförs till enskiktade bestånd. Även skogsskötsel med återkommande röjning och hård gallring är starkt negativt. Lavskrikan har relativt stora hemområden och försvinner när den äldre skogen fragmenteras, särskilt allvarligt är när kärnområdena avverkas.”</w:t>
+      </w:r>
+      <w:r>
+        <w:t xml:space="preserve"> (Skogsstyrelsen 2016).</w:t>
+      </w:r>
+    </w:p>
+    <w:p>
+      <w:r>
+        <w:t xml:space="preserve">Populationen har minskat med 20 (10–30) % under de senaste 15 åren och minskningstakten bedöms vara nära gränsvärdet för sårbar (VU). Arten försvinner successivt framför allt vid dess utbredningsgränser och populationen har minskat kontinuerligt under 2000-talet. Lavskrika är typisk art för </w:t>
+      </w:r>
+      <w:r>
+        <w:rPr>
+          <w:i/>
+        </w:rPr>
+        <w:t>9010 Taiga</w:t>
+      </w:r>
+      <w:r>
+        <w:t xml:space="preserve"> (SLU Artdatabanken, 2026).</w:t>
+      </w:r>
+    </w:p>
+    <w:p>
+      <w:pPr>
+        <w:pStyle w:val="Heading2"/>
+      </w:pPr>
+      <w:r>
+        <w:t>Referenser – lavskrika</w:t>
+      </w:r>
+    </w:p>
+    <w:p>
+      <w:r>
+        <w:t xml:space="preserve">Skogsstyrelsen, 2016. </w:t>
+      </w:r>
+      <w:r>
+        <w:rPr>
+          <w:i/>
+        </w:rPr>
+        <w:t xml:space="preserve">Vägledning för hänsyn till fåglar – lavskrika. </w:t>
+      </w:r>
+      <w:r>
+        <w:t>https://www.skogsstyrelsen.se/globalassets/lag-och-tillsyn/artskydd/vagledningar-for-hansyn-till-faglar/lavskrika-vagledning-hansyn.pdf</w:t>
+      </w:r>
+    </w:p>
+    <w:p>
+      <w:r>
+        <w:t xml:space="preserve">SLU Artdatabanken, 2026. </w:t>
+      </w:r>
+      <w:r>
+        <w:rPr>
+          <w:i/>
+        </w:rPr>
+        <w:t xml:space="preserve">Artfaktablad. Naturvård – artfakta. </w:t>
+      </w:r>
+      <w:r>
+        <w:t>SLU Artdatabanken, Uppsala</w:t>
+      </w:r>
+    </w:p>
+    <w:p>
+      <w:pPr>
+        <w:pStyle w:val="Heading1"/>
+      </w:pPr>
+      <w:r>
+        <w:t>Lunglav – ekologi samt krav på livsmiljön</w:t>
+      </w:r>
+    </w:p>
+    <w:p>
+      <w:r>
+        <w:t xml:space="preserve">Lunglav (NT) är en av vårt lands främsta signalarter som överallt indikerar gamla lövträd, skogsbestånd med höga naturvärden och ekosystem med lång skoglig kontinuitet. Lokalt kan förekomsten vara mycket riklig men den hittas nästan enbart i gamla och ej slutavverkade skogar. Artens samtliga förekomster bör uppmärksammas från naturvårdssynpunkt, då många lokaler även hyser andra ovanliga och rödlistade arter, däribland de sällsynta lavparasiterna lunglavshårprick (CR), </w:t>
+      </w:r>
+      <w:r>
+        <w:rPr>
+          <w:i/>
+        </w:rPr>
+        <w:t>Abrothallus diederichii</w:t>
+      </w:r>
+      <w:r>
+        <w:t xml:space="preserve"> (VU), </w:t>
+      </w:r>
+      <w:r>
+        <w:rPr>
+          <w:i/>
+        </w:rPr>
+        <w:t>Abrothallus lobariae</w:t>
+      </w:r>
+      <w:r>
+        <w:t xml:space="preserve"> (VU), </w:t>
+      </w:r>
+      <w:r>
+        <w:rPr>
+          <w:i/>
+        </w:rPr>
+        <w:t>Calycina lobariae</w:t>
+      </w:r>
+      <w:r>
+        <w:t xml:space="preserve"> (VU), lunglavsknapp (VU) och skrovelmössing (VU), som växer på lunglav. Rikliga förekomster med lunglav bör skyddas med biotopskydd, frivilliga avsättningar eller reservat (SLU Artdatabanken, 2026; Nitare &amp; Skogsstyrelsen, 2019).</w:t>
+      </w:r>
+    </w:p>
+    <w:p>
+      <w:r>
+        <w:t xml:space="preserve">Lunglav är typisk art för </w:t>
+      </w:r>
+      <w:r>
+        <w:rPr>
+          <w:i/>
+        </w:rPr>
+        <w:t>9010 Taiga, 9020 Nordlig ädellövskog, 9110 Näringsfattig bokskog, 9130 Näringsrik bokskog, 9160 Näringsrik ekskog, 9180 Ädellövskog i branter, 9190 Näringsfattig ekskog, 9070 Trädklädd betesmark, 9040 Fjällbjörkskog</w:t>
+      </w:r>
+      <w:r>
+        <w:t xml:space="preserve"> och</w:t>
+      </w:r>
+      <w:r>
+        <w:rPr>
+          <w:i/>
+        </w:rPr>
+        <w:t xml:space="preserve"> 6530 Lövängar</w:t>
+      </w:r>
+      <w:r>
+        <w:t xml:space="preserve"> (SLU Artdatabanken, 2026).</w:t>
+      </w:r>
+    </w:p>
+    <w:p>
+      <w:pPr>
+        <w:pStyle w:val="Heading2"/>
+      </w:pPr>
+      <w:r>
+        <w:t>Referenser – lunglav</w:t>
+      </w:r>
+    </w:p>
+    <w:p>
+      <w:r>
+        <w:t xml:space="preserve">Nitare, J. och Skogsstyrelsen, 2019. </w:t>
+      </w:r>
+      <w:r>
+        <w:rPr>
+          <w:i/>
+        </w:rPr>
+        <w:t xml:space="preserve">Skyddsvärd skog – Naturvårdsarter och andra kriterier för naturvärdesbedömning. </w:t>
+      </w:r>
+      <w:r>
+        <w:t>Skogsstyrelsen.</w:t>
+      </w:r>
+    </w:p>
+    <w:p>
+      <w:r>
+        <w:t xml:space="preserve">SLU Artdatabanken, 2026. </w:t>
+      </w:r>
+      <w:r>
+        <w:rPr>
+          <w:i/>
+        </w:rPr>
+        <w:t xml:space="preserve">Artfaktablad. Naturvård – artfakta. </w:t>
+      </w:r>
+      <w:r>
+        <w:t>SLU Artdatabanken, Uppsala.</w:t>
+      </w:r>
+    </w:p>
+    <w:p>
+      <w:pPr>
+        <w:pStyle w:val="Heading1"/>
+      </w:pPr>
+      <w:r>
+        <w:t>Talltita – ekologi samt krav på livsmiljön</w:t>
+      </w:r>
+    </w:p>
+    <w:p>
+      <w:r>
+        <w:t>Talltita är rödlistad som NT, fridlyst och prioriterad art i Skogsvårdslagen. Den omfattas av EU:s fågeldirektiv. Arten har minskat kraftigt de senaste 30 åren och minskningstakten innevarande 10-årsperiod beräknas till 20 (10–30) % (SLU Artdatabanken, 2022).</w:t>
+      </w:r>
+    </w:p>
+    <w:p>
+      <w:r>
+        <w:t>Talltita föredrar större sammanhängande barrskogar, och finns såväl i tallskog som granskog och i lövblandad barrskog. Skogens struktur är viktig och ska helst vara flerskiktad med riklig underväxt av mindre granar, björk och andra lövträd och buskar. Tillgång på murknande högstubbar är särskilt viktig, eftersom talltitan helst själv hackar ut sitt bohål (SLU Artdatabanken, 2022).</w:t>
+      </w:r>
+    </w:p>
+    <w:p>
+      <w:r>
+        <w:t>Det finns flera studier som visar att talltita är känslig för gallring och inte överlever när dess livsmiljö kalavverkas (Eggers and Low, 2014; Griesser et al., 2007; Klein, 2020). Talltitans revir är förhållandevis stora, 10–20 hektar och arten missgynnas när skogen fragmenteras. Kalavverkning av större delar av reviret innebär att det överges (Artdatabanken, 2021).</w:t>
+      </w:r>
+    </w:p>
+    <w:p>
+      <w:r>
+        <w:t>Talltitan är synnerligen trogen sitt revir så länge paret lever och biotopen förblir intakt. Paret stannar i sitt revir året om. En förlust av ett revir har därför en stor inverkan på den lokala populationen och trakthyggesbruket anses vara orsak till den svenska populationens kraftiga minskning. Talltiteparets revirtrohet innebär att närhelst under året man observerar en adult talltita så ingår denna plats i reviret (Siffczyk et al., 2003; Ekman, 1979).</w:t>
+      </w:r>
+    </w:p>
+    <w:p>
+      <w:pPr>
+        <w:pStyle w:val="Heading2"/>
+      </w:pPr>
+      <w:r>
+        <w:t>Referenser – talltita</w:t>
+      </w:r>
+    </w:p>
+    <w:p>
+      <w:r>
+        <w:t xml:space="preserve">Eggers, S., Low, M., 2014. </w:t>
+      </w:r>
+      <w:r>
+        <w:rPr>
+          <w:i/>
+        </w:rPr>
+        <w:t xml:space="preserve">Differential demographic responses of sympatric Parids to vegetation management in boreal forest. </w:t>
+      </w:r>
+      <w:r>
+        <w:t>For. Ecol. Manage. 319, 169–175.</w:t>
+      </w:r>
+    </w:p>
+    <w:p>
+      <w:r>
+        <w:t xml:space="preserve">Ekman, J., 1979. </w:t>
+      </w:r>
+      <w:r>
+        <w:rPr>
+          <w:i/>
+        </w:rPr>
+        <w:t xml:space="preserve">Coherence, composition and territories of winter social groups of the Willow Tit Parus montanus and the Crested Tit P. cristatus. </w:t>
+      </w:r>
+      <w:r>
+        <w:t>Ornis Scandinavica, 10, pp 56–68</w:t>
+      </w:r>
+    </w:p>
+    <w:p>
+      <w:r>
+        <w:t xml:space="preserve">Griesser, M., Nystrand, M., Eggers, S., Ekman, J., 2007. </w:t>
+      </w:r>
+      <w:r>
+        <w:rPr>
+          <w:i/>
+        </w:rPr>
+        <w:t xml:space="preserve">Impact of forestry practices on fitness correlates and population productivity in an open-nesting bird species. </w:t>
+      </w:r>
+      <w:r>
+        <w:t>Conserv. Biol. 21, 767–774. https://doi.org/10.1111/j.1523- 1739.2007.00675.x</w:t>
+      </w:r>
+    </w:p>
+    <w:p>
+      <w:r>
+        <w:t xml:space="preserve">Klein, J., 2020. </w:t>
+      </w:r>
+      <w:r>
+        <w:rPr>
+          <w:i/>
+        </w:rPr>
+        <w:t xml:space="preserve">The forgotten forest – On thinning, retention, and biodiversity in the boreal forest. </w:t>
+      </w:r>
+      <w:r>
+        <w:t>Doctoral Thesis No. 2020:50</w:t>
+      </w:r>
+    </w:p>
+    <w:p>
+      <w:r>
+        <w:t xml:space="preserve">Siffczyk, C., Brotons, L., Kangas, K., Orell, M., 2003. </w:t>
+      </w:r>
+      <w:r>
+        <w:rPr>
+          <w:i/>
+        </w:rPr>
+        <w:t xml:space="preserve">Home range size of willow tits. </w:t>
+      </w:r>
+      <w:r>
+        <w:t>Oecologica, 136, 635–642 (2003)</w:t>
+      </w:r>
+    </w:p>
+    <w:p>
+      <w:r>
+        <w:t xml:space="preserve">SLU Artdatabanken, 2021. </w:t>
+      </w:r>
+      <w:r>
+        <w:rPr>
+          <w:i/>
+        </w:rPr>
+        <w:t xml:space="preserve">Artfaktablad. Naturvård – artfakta. </w:t>
+      </w:r>
+      <w:r>
+        <w:t>SLU Artdatabanken, Uppsala</w:t>
+      </w:r>
+    </w:p>
+    <w:p>
+      <w:pPr>
+        <w:pStyle w:val="Heading1"/>
+      </w:pPr>
+      <w:r>
+        <w:t>Tretåig hackspett – ekologi samt krav på livsmiljön</w:t>
+      </w:r>
+    </w:p>
+    <w:p>
+      <w:r>
+        <w:t xml:space="preserve">Tretåig hackspett (NT) är fridlyst enligt §4 Artskyddsförordningen och finns med som prioriterad art i Skogsstyrelsen vägledning för skogsbruket (bilaga 4 till SVL). I vägledningen står bland annat att: </w:t>
+      </w:r>
+      <w:r>
+        <w:rPr>
+          <w:i/>
+        </w:rPr>
+        <w:t xml:space="preserve">“Tretåig hackspett har stora arealkrav och höga krav på sin livsmiljö. Omdaningen av naturskogar till kulturskogar medför en förlust av viktiga miljöer, något som förstärks av ökad fragmentering till följd av avverkningar.” </w:t>
+      </w:r>
+      <w:r>
+        <w:t xml:space="preserve">Vidare att: </w:t>
+      </w:r>
+      <w:r>
+        <w:rPr>
+          <w:i/>
+        </w:rPr>
+        <w:t>“Områden med dokumenterad permanent förekomst i naturskogsmiljöer har vanligen så stora naturvärden att skogsbruk är olämpligt”</w:t>
+      </w:r>
+      <w:r>
+        <w:t xml:space="preserve"> (SLU Artdatabanken, 2024; Skogsstyrelsen, 2016)</w:t>
+      </w:r>
+      <w:r>
+        <w:rPr>
+          <w:i/>
+        </w:rPr>
+        <w:t>.</w:t>
+      </w:r>
+    </w:p>
+    <w:p>
+      <w:r>
+        <w:t>Tretåig hackspett är beroende av större sammanhängande naturskogar med kontinuerlig tillgång och nybildning av död ved och fragmentering av livsmiljöerna utgör ett stort hot mot arten (se exempelvis Stachura-Skierczynska et al., 2009; Wesolowski et al., 2005; Butler et al., 2004; Pakkala et al., 2002; Amcoff et al., 1996; Virkkala, 1991). Det finns studier som visar att naturskogens självgallringsprocess som den tretåiga hackspetten är beroende av, inte kan ersättas med efterlämnad hänsyn i skogsbruket (Imbeau &amp; Desrochers, 2002).</w:t>
+      </w:r>
+    </w:p>
+    <w:p>
+      <w:r>
+        <w:t>Permanenta revir av tretåig hackspett karaktäriseras ofta av artens typiska ringformigt ordnade hackmärken på framför allt gamla granar. För att säkerställa att inte revir av tretåig hackspett drabbas av avverkningsplanerna bör en inventering göras i området både under häckningstid och under vintern, då arten utnyttjar betydligt större områden än under sommarens häckningsrevir. Storleken på häckningsreviret varierar med skogstypen, förekomsten av död ved och graden av fragmentering, men är i allmänhet i storleksordningen 25–100 hektar (SLU Artdatabanken, 2024; Skogsstyrelsen, 2016).</w:t>
+      </w:r>
+    </w:p>
+    <w:p>
+      <w:r>
+        <w:t xml:space="preserve">Förutom fridlysning enligt §4 Artskyddsförordningen är tretåig hackspett även förtecknad i EU:s fågeldirektiv bilaga 1. Den är typisk art för </w:t>
+      </w:r>
+      <w:r>
+        <w:rPr>
+          <w:i/>
+        </w:rPr>
+        <w:t xml:space="preserve">9010 Taiga, 9740 Skogsbevuxen myr, 9030 Landhöjningsskog </w:t>
+      </w:r>
+      <w:r>
+        <w:t xml:space="preserve">och </w:t>
+      </w:r>
+      <w:r>
+        <w:rPr>
+          <w:i/>
+        </w:rPr>
+        <w:t>9040 Fjällbjörkskog</w:t>
+      </w:r>
+      <w:r>
+        <w:t xml:space="preserve"> samt ingår i Natura 2000 och är förtecknad i Bernkonventionen bilaga II (strikt skyddade djurarter) (SLU Artdatabanken, 2024; Skogsstyrelsen, 2016).</w:t>
+      </w:r>
+    </w:p>
+    <w:p>
+      <w:pPr>
+        <w:pStyle w:val="Heading2"/>
+      </w:pPr>
+      <w:r>
+        <w:t>Referenser – tretåig hackspett</w:t>
+      </w:r>
+    </w:p>
+    <w:p>
+      <w:r>
+        <w:t xml:space="preserve">Amcoff, M. &amp; Eriksson, P. 1996. </w:t>
+      </w:r>
+      <w:r>
+        <w:rPr>
+          <w:i/>
+        </w:rPr>
+        <w:t xml:space="preserve">Förekomst av tretåig hackspett Picoides tridactylus på bestånds- och landskapsnivå. </w:t>
+      </w:r>
+      <w:r>
+        <w:t>Ornis Svecica 6: 107–119.</w:t>
+      </w:r>
+    </w:p>
+    <w:p>
+      <w:r>
+        <w:t xml:space="preserve">Butler, R., Angelstam, P., Ekelund, P. &amp; Schlaeffer, R. 2004. </w:t>
+      </w:r>
+      <w:r>
+        <w:rPr>
+          <w:i/>
+        </w:rPr>
+        <w:t xml:space="preserve">Dead wood threshold values for the three-toed woodpecker presence in boreal and sub-Alpine forest. </w:t>
+      </w:r>
+      <w:r>
+        <w:t>Biological conservation 119(3): 305–318.</w:t>
+      </w:r>
+    </w:p>
+    <w:p>
+      <w:r>
+        <w:t xml:space="preserve">Imbeau, L. &amp; Desrochers, A. 2002. </w:t>
+      </w:r>
+      <w:r>
+        <w:rPr>
+          <w:i/>
+        </w:rPr>
+        <w:t xml:space="preserve">Foraging Ecology and Use of Drumming Trees by Three-Toed Woodpeckers. </w:t>
+      </w:r>
+      <w:r>
+        <w:t>The Journal of Wildlife Management. Vol. 66, No. 1 (Jan., 2002), pp. 222–231.</w:t>
+      </w:r>
+    </w:p>
+    <w:p>
+      <w:r>
+        <w:t xml:space="preserve">Pakkala, T., Hanski, I. &amp; Tomppo, E. 2002. </w:t>
+      </w:r>
+      <w:r>
+        <w:rPr>
+          <w:i/>
+        </w:rPr>
+        <w:t xml:space="preserve">Spatial ecology of the three-toed woodpecker in managed forest landscapes. </w:t>
+      </w:r>
+      <w:r>
+        <w:t>Silva Fennica 36(1): 279–288.</w:t>
+      </w:r>
+    </w:p>
+    <w:p>
+      <w:r>
+        <w:t xml:space="preserve">Skogsstyrelsen, 2016. </w:t>
+      </w:r>
+      <w:r>
+        <w:rPr>
+          <w:i/>
+        </w:rPr>
+        <w:t>Vägledning för hänsyn till fåglar – Tretåig hackspett.</w:t>
+      </w:r>
+    </w:p>
+    <w:p>
+      <w:r>
+        <w:t xml:space="preserve">SLU Artdatabanken, 2024. </w:t>
+      </w:r>
+      <w:r>
+        <w:rPr>
+          <w:i/>
+        </w:rPr>
+        <w:t xml:space="preserve">Artfaktablad. Naturvård – artfakta. </w:t>
+      </w:r>
+      <w:r>
+        <w:t>SLU Artdatabanken, Uppsala.</w:t>
+      </w:r>
+    </w:p>
+    <w:p>
+      <w:r>
+        <w:t xml:space="preserve">Stachura-Skierczynska, K., Tumiel, T. &amp; Skierczynski, M. 2009. </w:t>
+      </w:r>
+      <w:r>
+        <w:rPr>
+          <w:i/>
+        </w:rPr>
+        <w:t xml:space="preserve">Habitat prediction model for three-toed woodpecker and its implications for the conservation of biologically valuable forests. </w:t>
+      </w:r>
+      <w:r>
+        <w:t>Forest Ecology and Management 258(5): 697–703.</w:t>
+      </w:r>
+    </w:p>
+    <w:p>
+      <w:r>
+        <w:t xml:space="preserve">Virkkala, R. 1991. </w:t>
+      </w:r>
+      <w:r>
+        <w:rPr>
+          <w:i/>
+        </w:rPr>
+        <w:t xml:space="preserve">Population trends of forest birds in a Finnish Lapland landscape of large habitat blocks – Consequences of stochastic environmental variation or regional habitat alteration. </w:t>
+      </w:r>
+      <w:r>
+        <w:t>Biological conservation 56(2): 223–240.</w:t>
+      </w:r>
+    </w:p>
+    <w:p>
+      <w:r>
+        <w:t xml:space="preserve">Wesolowski, T., Czeszczewik, D. &amp; Rowinski, P. 2005. </w:t>
+      </w:r>
+      <w:r>
+        <w:rPr>
+          <w:i/>
+        </w:rPr>
+        <w:t xml:space="preserve">Effects of forest management on Three-toed Woodpecker Picoides tridactylus distribution in the Bialowieza Forest (NE Poland): conservation implications. </w:t>
+      </w:r>
+      <w:r>
+        <w:t>Acta Ornithologica 40(1): 53–60.</w:t>
+      </w:r>
+    </w:p>
+    <w:p>
+      <w:pPr>
+        <w:pStyle w:val="Heading1"/>
+      </w:pPr>
+      <w:r>
+        <w:t>Spillkråka – ekologi samt krav på livsmiljön</w:t>
+      </w:r>
+    </w:p>
+    <w:p>
+      <w:r>
+        <w:t xml:space="preserve">Spillkråka (§4) ingår i bilaga 1 EU:s fågeldirektiv och är typisk art för </w:t>
+      </w:r>
+      <w:r>
+        <w:rPr>
+          <w:i/>
+        </w:rPr>
+        <w:t xml:space="preserve">9010 Taiga </w:t>
+      </w:r>
+      <w:r>
+        <w:t>och</w:t>
+      </w:r>
+      <w:r>
+        <w:rPr>
+          <w:i/>
+        </w:rPr>
+        <w:t xml:space="preserve"> 9740 Skogsbevuxen myr</w:t>
+      </w:r>
+      <w:r>
+        <w:t>. Den lever i både barr- och blandskog liksom i ren lövskog. De tätaste populationerna tenderar att finnas i äldre, variationsrik blandskog med gott om död ved och gamla träd. Varje par utnyttjar 400–1000 hektar skog beroende på skogens kvalitet. Skogsbruk med korta omloppstider och täta, homogena ungskogar utgör det största hotet (SLU Artdatabanken, 2026).</w:t>
+      </w:r>
+    </w:p>
+    <w:p>
+      <w:r>
+        <w:t>Spillkråka är en nyckelart i skogliga miljöer vars övergivna bohål utnyttjas av flera andra hålhäckande fågelarter och fladdermöss, däribland pärluggla (EN, §4), knipa (§4), salskrake (§4) och skogsduva (§4). Hökuggla (VU, §4) och slaguggla (§4) häckar ofta i högstubbar som brutits av i höjd med ett gammalt spillkråkebo (Skogsstyrelsen, 2016).</w:t>
+      </w:r>
+    </w:p>
+    <w:p>
+      <w:pPr>
+        <w:pStyle w:val="Heading2"/>
+      </w:pPr>
+      <w:r>
+        <w:t>Referenser – spillkråka</w:t>
+      </w:r>
+    </w:p>
+    <w:p>
+      <w:r>
+        <w:t xml:space="preserve">Skogsstyrelsen, 2016. </w:t>
+      </w:r>
+      <w:r>
+        <w:rPr>
+          <w:i/>
+        </w:rPr>
+        <w:t xml:space="preserve">Vägledning för hänsyn till spillkråka. </w:t>
+      </w:r>
+      <w:r>
+        <w:t>Vägledningar och kunskapsstöd artskydd – Skogsstyrelsen.</w:t>
+      </w:r>
+    </w:p>
+    <w:p>
+      <w:r>
+        <w:t xml:space="preserve">SLU Artdatabanken, 2026. </w:t>
+      </w:r>
+      <w:r>
+        <w:rPr>
+          <w:i/>
+        </w:rPr>
+        <w:t xml:space="preserve">Artfaktablad. Naturvård – artfakta. </w:t>
+      </w:r>
+      <w:r>
+        <w:t>SLU Artdatabanken, Uppsala.</w:t>
+      </w:r>
+    </w:p>
+    <w:p>
+      <w:pPr>
+        <w:pStyle w:val="Heading1"/>
+      </w:pPr>
+      <w:r>
+        <w:t>Tjäder – ekologi samt krav på livsmiljön</w:t>
+      </w:r>
+    </w:p>
+    <w:p>
+      <w:r>
+        <w:t xml:space="preserve">Tjäder (§4) omfattas av bilaga 1 och 2 EU:s fågeldirektiv och är typisk art för </w:t>
+      </w:r>
+      <w:r>
+        <w:rPr>
+          <w:i/>
+        </w:rPr>
+        <w:t xml:space="preserve">9010 Taiga </w:t>
+      </w:r>
+      <w:r>
+        <w:t xml:space="preserve">och </w:t>
+      </w:r>
+      <w:r>
+        <w:rPr>
+          <w:i/>
+        </w:rPr>
+        <w:t>9740 Skogsbevuxen myr</w:t>
+      </w:r>
+      <w:r>
+        <w:t>. Tjädern är en utpräglad skogsfågel knuten till större sammanhängande barrskogsområden. Tupparna och hönorna utnyttjar till viss del olika miljöer, och habitatvalet varierar dessutom mellan olika delar av året. För att det ska finnas livskraftiga tjäderbestånd krävs funktionella skogslandskap med en blandning av uppvuxen, gles och luckig skog, täta sumpskogar, myrar och andra små våtmarker (Skogsstyrelsen, 2019; SLU Artdatabanken 2024).</w:t>
+      </w:r>
+    </w:p>
+    <w:p>
+      <w:r>
+        <w:t>Arten försvinner när skogen fragmenteras och den sammanlagda arealen hyggen och andra öppna områden blir för stor. Ett småskaligt och försiktigt virkesuttag genom hyggesfria metoder kan i vissa fall vara möjligt i området inom 200 m från lekcentrum. Längre ut från lekcentrum, inom 200–500 m bör den avverkade ytan inte överskrida 1 hektar för att undvika alltför stora och snabba förändringar (Skogsstyrelsen, 2019).</w:t>
+      </w:r>
+    </w:p>
+    <w:p>
+      <w:pPr>
+        <w:pStyle w:val="Heading2"/>
+      </w:pPr>
+      <w:r>
+        <w:t>Referenser – tjäder</w:t>
+      </w:r>
+    </w:p>
+    <w:p>
+      <w:r>
+        <w:t xml:space="preserve">Skogsstyrelsen, 2019. </w:t>
+      </w:r>
+      <w:r>
+        <w:rPr>
+          <w:i/>
+        </w:rPr>
+        <w:t>Vägledning för hänsyn till fåglar – tjäder.</w:t>
+      </w:r>
+    </w:p>
+    <w:p>
+      <w:r>
+        <w:t xml:space="preserve">SLU Artdatabanken, 2024. </w:t>
+      </w:r>
+      <w:r>
+        <w:rPr>
+          <w:i/>
+        </w:rPr>
+        <w:t xml:space="preserve">Artfaktablad. Naturvård – artfakta. </w:t>
+      </w:r>
+      <w:r>
+        <w:t>SLU Artdatabanken, Uppsala</w:t>
+      </w:r>
+    </w:p>
+    <w:p>
+      <w:r>
+        <w:br w:type="page"/>
+      </w:r>
+    </w:p>
+    <w:p>
+      <w:pPr>
+        <w:pStyle w:val="Title"/>
+      </w:pPr>
+      <w:r>
+        <w:t>BILAGA 2 – EU:s art- och habitatdirektiv, fågeldirektiv och naturrestaureringsförordning</w:t>
+      </w:r>
+    </w:p>
+    <w:p>
+      <w:pPr>
+        <w:pStyle w:val="Heading2"/>
+      </w:pPr>
+      <w:r>
+        <w:t>Förenlighet med EU-direktiv</w:t>
+      </w:r>
+    </w:p>
+    <w:p>
+      <w:r>
+        <w:t>EU-direktiv är bindande för EU:s medlemsländer varvid det ankommer på Skogsstyrelsen som nationell tillsynsmyndighet att beakta syftet med EU:s art- och habitatdirektiv respektive fågeldirektiv vid prövningen av en skogsbruksverksamhet, se Rådets direktiv 92/43/EEG samt 2009/147/EG. Nationella regler som omfattas av ett EU-direktiv ska enligt fast rättspraxis tolkas i enlighet med direktivet, vilket medför en skyldighet för myndigheten att tolka bestämmelser i nationell rätt i ljuset av direktivets ordalydelse, sammanhang och de mål som eftersträvas med direktivet (se EU-domstolens dom i mål C 477/19).</w:t>
+      </w:r>
+    </w:p>
+    <w:p>
+      <w:r>
+        <w:t>EU:s medlemsstater åläggs i Artikel 3 i fågeldirektivet generella skyldigheter avseende skydd, bevarande och återställande av tillräckligt stora och varierande livsmiljöer för de fågelarter som omfattas av direktivet. Medlemsstaterna ska vidta de åtgärder som är nödvändiga för att bibehålla populationen av fågelarterna på en nivå som svarar särskilt mot ekologiska, vetenskapliga och kulturella behov, eller återupprätta populationen av dessa arter till en sådan nivå (se Europaparlamentets och rådets direktiv 2009/147/EG).</w:t>
+      </w:r>
+    </w:p>
+    <w:p>
+      <w:r>
+        <w:t>Åtgärder som vidtas i enlighet med art- och habitatdirektivet (92/43/EEG) ska enligt Artikel 2 syfta till att bibehålla eller återställa en gynnsam bevarandestatus hos livsmiljöer samt arter och vilda djur och växter av gemenskapsintresse. Enligt prejudikat från EU-domstolen ska en skogsbruksverksamhet utföras på ett sådant sätt som utgör ett förebyggande och hållbart skogsbruk för att betraktas som förenlig med bevarandekraven i direktivet (se EU-domstolens dom i de förenade målen C 473-19 och C 474-19).</w:t>
+      </w:r>
+    </w:p>
+    <w:p>
+      <w:r>
+        <w:t xml:space="preserve">Av artikel 1.e samma direktiv framgår att en livsmiljös bevarandestatus anses " gynnsam" när — dess naturliga utbredningsområde och de ytor den täcker inom detta område är stabila eller ökande, och — den särskilda struktur och de särskilda funktioner som är nödvändiga för att den skall kunna bibehållas på lång sikt finns, och sannolikt kommer att finnas under en överskådlig framtid, och — bevarandestatusen hos dess </w:t>
+      </w:r>
+      <w:r>
+        <w:rPr>
+          <w:b/>
+        </w:rPr>
+        <w:t>typiska arter</w:t>
+      </w:r>
+      <w:r>
+        <w:t xml:space="preserve"> är gynnsam enligt definitionen i artikel 1.i. Typiska arter används för att lokalisera områden med gynnsam bevarandestatus för de naturtyper som ingår i EU:s art- och habitatdirektiv.</w:t>
+      </w:r>
+    </w:p>
+    <w:p>
+      <w:r>
+        <w:t>Västlig taiga (EU-kod 9010) saknar gynnsam bevarandestatus och minskar starkt som naturtyp i Sverige. Naturvårdsverket skriver i sin vägledning för västlig taiga att dylika miljöer förutsätter normalt att skogarna skyddas långsiktigt, eftersom skogsbruk inte är förenligt med bevarande av naturtypen i gynnsamt tillstånd (Naturvårdsverket, 2011). Enligt Sveriges Artikel 17 rapportering 2013 och 2019 till EU, har naturtypen Västlig taiga (9010) dålig bevarandestatus med negativ trend inom Sveriges boreala region. Skogsbruksåtgärder som avverkning, röjning och gallring pekas ut som några av de främst bidragande orsakerna till naturtypens dåliga status och negativa trend (SLU Artdatabanken, 2019). I EU:s uppföljning av tillståndet för naturtyperna i Skandinavien 2013 – 2018 framgår det att i den boreala regionen är tillståndet så dåligt för Västlig taiga (9010) att habitatet löper allvarlig risk att försvinna regionalt (EEA, 2022). Det allvarliga läget för den biologiska mångfalden i skogen framhålls även i Skogsstyren rapport 2026/07:</w:t>
+      </w:r>
+    </w:p>
+    <w:p>
+      <w:r>
+        <w:rPr>
+          <w:i/>
+        </w:rPr>
+        <w:t>"All avverkning av kända skogliga värdekärnor och sannolika kontinuitetsskogar behöver upphöra för att fylla bristen om 1,56 miljoner hektar bevarad livsmiljötyp. På grund av begränsade kvarvarande arealer av värdekärnor, naturskogar och kontinuitetsskogar leder fortsatt förlust av dessa till en påtaglig risk för långsiktigt negativa effekter för biologisk mångfald i skogslandskapet. Att de återstående arealerna bevaras och ges ett långsiktigt skydd bedöms därför vara av avgörande betydelse."</w:t>
+      </w:r>
+      <w:r>
+        <w:t xml:space="preserve"> (Skogsstyrelsen, 2026).</w:t>
       </w:r>
     </w:p>
     <w:p>
       <w:pPr>
         <w:pStyle w:val="Caption"/>
       </w:pPr>
-    </w:p>
-    <w:p>
-      <w:r>
-        <w:rPr>
-          <w:b/>
-        </w:rPr>
-        <w:t>Lavskrika (§4)</w:t>
-      </w:r>
-      <w:r>
-        <w:t>, prioriterad art i Skogsvårdslagen, är en mycket stationär fågel, som häckar i äldre, slutna och hänglavsrika barrskogar. Reviren är livslånga med hemområden som varierar mellan 50 och 150 ha. Inom ett revir av hög kvalitet finns det som regel ett eller flera kärnområden (1–20 ha) med relativt tät flerskiktad granskog. Arten missgynnas när flerskiktad skog omförs till enskiktade bestånd och även röjning och hård gallring är starkt negativt. Lavskrikan har relativt stora hemområden och försvinner när den äldre skogen fragmenteras, särskilt allvarligt är när kärnområdena avverkas. (Skogsstyrelsen 2016). Populationen har minskat med 20–40 % de senaste 30 åren. Arten försvinner successivt framför allt vid dess utbredningsgränser (SLU Artdatabanken, 2021).</w:t>
-      </w:r>
-    </w:p>
-    <w:p>
-      <w:r>
-        <w:t>I BILAGA 1 finns mer detaljerad information om ekologi samt krav på livsmiljö hos fridlysta arter.</w:t>
-      </w:r>
-    </w:p>
-    <w:p>
-      <w:r>
-        <w:br w:type="page"/>
+      <w:r>
+        <w:drawing>
+          <wp:inline xmlns:a="http://schemas.openxmlformats.org/drawingml/2006/main" xmlns:pic="http://schemas.openxmlformats.org/drawingml/2006/picture">
+            <wp:extent cx="5486400" cy="2905862"/>
+            <wp:docPr id="3" name="Picture 3"/>
+            <wp:cNvGraphicFramePr>
+              <a:graphicFrameLocks noChangeAspect="1"/>
+            </wp:cNvGraphicFramePr>
+            <a:graphic>
+              <a:graphicData uri="http://schemas.openxmlformats.org/drawingml/2006/picture">
+                <pic:pic>
+                  <pic:nvPicPr>
+                    <pic:cNvPr id="0" name="uppföljning av västlig taiga.jpeg"/>
+                    <pic:cNvPicPr/>
+                  </pic:nvPicPr>
+                  <pic:blipFill>
+                    <a:blip r:embed="rId18"/>
+                    <a:stretch>
+                      <a:fillRect/>
+                    </a:stretch>
+                  </pic:blipFill>
+                  <pic:spPr>
+                    <a:xfrm>
+                      <a:off x="0" y="0"/>
+                      <a:ext cx="5486400" cy="2905862"/>
+                    </a:xfrm>
+                    <a:prstGeom prst="rect"/>
+                  </pic:spPr>
+                </pic:pic>
+              </a:graphicData>
+            </a:graphic>
+          </wp:inline>
+        </w:drawing>
       </w:r>
     </w:p>
     <w:p>
       <w:pPr>
-        <w:pStyle w:val="Title"/>
+        <w:pStyle w:val="Caption"/>
       </w:pPr>
       <w:r>
-        <w:t>BILAGA 1 –</w:t>
-        <w:br/>
-        <w:t>Fridlysta och rödlistade arter</w:t>
-      </w:r>
-    </w:p>
-    <w:p>
-      <w:pPr>
-        <w:pStyle w:val="Heading1"/>
-      </w:pPr>
-      <w:r>
-        <w:t>Knärot – ekologi samt krav på livsmiljön</w:t>
-      </w:r>
-    </w:p>
-    <w:p>
-      <w:r>
-        <w:t>Knärot är fridlyst enligt 8 och 15 §§ artskyddsförordningen och klassad som sårbar (VU) enligt rödlistan 2020. Knärot är beroende av hög och jämn luftfuktighet i gamla, ostörda skogsmiljöer och är känslig för snabba förändringar av ljus-/vindförhållanden eller uttorkning. På grund av ett alltför intensivt skogsbruk har den minskat med 40 (25–50) % under de senaste 60 åren och i framtiden bedöms minskningstakten uppgå till 30 (20–40) %. Till följd av att arten har en dokumenterat högre minskningstakt i förhållande till sin generationstid än vad som tidigare varit känt (data från Riksskogstaxeringen) höjdes den till hotkategori sårbar (VU) i rödlistan 2020 (SLU Artdatabanken, 2024).</w:t>
-      </w:r>
-    </w:p>
-    <w:p>
-      <w:r>
-        <w:t>En analys av 79 floraväktarlokaler åren 1990–2015 vilka återbesökts under 2020–2024 visade på en tydlig negativ påverkan på knärotsförekomster från större hyggen i närområdet (inom 150–200 m) vilket indikerar att kanteffekter har en stor påverkan på populationerna. Resultaten bekräftar knärotens känslighet för kanteffekter och visar vikten av att skydda större skogsbestånd för att bevara arten. Om det blir höga andelar (&gt;30%) hyggen inom 200 meter från en knärotsförekomst så ökar risken för att en knärotspopulation dör ut och det verkar det behövas någonstans mellan 100 och 150 meters skyddszon för att bevara arten på lång sikt (Sebestyén &amp; Sundberg, 2025).</w:t>
-      </w:r>
-    </w:p>
-    <w:p>
-      <w:r>
-        <w:t xml:space="preserve">Samuel Johnsons doktorsavhandling </w:t>
-      </w:r>
-      <w:r>
-        <w:rPr>
-          <w:i/>
-        </w:rPr>
-        <w:t>“Retention Forestry as a Conservation Measure for Boreal Forest Ground Vegetation”</w:t>
-      </w:r>
-      <w:r>
-        <w:t xml:space="preserve"> (SLU, Uppsala 2014) visar att det krävs väl tilltagna skyddszoner för att knärotens växtplatser inte ska ta skada av skogsbruksåtgärder i intilliggande områden: </w:t>
-      </w:r>
-      <w:r>
-        <w:rPr>
-          <w:i/>
-        </w:rPr>
-        <w:t xml:space="preserve">“Study III shows that retention patches smaller than 0.5 ha do not lifeboat the sensitive forest herb G. repens, a species that depend on stable microclimatic conditions typical for intact forest stands.” </w:t>
-      </w:r>
-      <w:r>
-        <w:t xml:space="preserve">Vidare </w:t>
-      </w:r>
-      <w:r>
-        <w:rPr>
-          <w:i/>
-        </w:rPr>
-        <w:t>“More sensitive forest species are not lifeboated in retention patches ranging from 0.05 to 0.5 ha (Papers II &amp; III).”</w:t>
-      </w:r>
-    </w:p>
-    <w:p>
-      <w:r>
-        <w:t xml:space="preserve">Johnsons (2014) rekommendation på minst 50 meters breda skyddszoner runt knärotens växtplatser motsvarar en areal på 0,78 hektar, vilket ligger i linje med andra studier som gjorts på känsliga skogsarter: </w:t>
-      </w:r>
-      <w:r>
-        <w:rPr>
-          <w:i/>
-        </w:rPr>
-        <w:t>“In study III I also show that translocated specimens of G. repens survives well in mature forests at least 50 m from the nearest edge to an open area. Moreover, measures of temperature and humidity show that such distances from an open area is far enough to offer a microclimate that is more stable compared to what present in retention patches of around 0.1 ha. This means that the very centre of a circular patch with radius 50 m (equals a size of 0.78 ha) should offer conditions similar to interior forest and would perhaps be a suitable habitat for G. repens and similar species. Previous studies from both North America and Sweden have also concluded that patches between 0.5 and one ha are sufficient for preserving interior forest vegetation as well as sensitive lichens and bryophytes (de Graaf &amp; Roberts 2009; Halpern et al. 2012; Rudolphi et al. 2014).”</w:t>
-      </w:r>
-    </w:p>
-    <w:p>
-      <w:r>
-        <w:t>En nyligen publicerad vetenskaplig uppsats av Koelmeijer m.fl. (2022) inkluderar orkidén knärots skyddsbehov. I uppsatsen berörs problemet med uttorkning för växter, bl.a. för knärot, ett problem som blivit accentuerat på grund av den pågående klimatförändringen och torra somrar, t.ex. den exceptionellt torra sommaren 2018. I uppsatsen undersöks områden med tre olika avstånd från kalhyggeskant med avseende på skydd bl.a. för knärot. Det första området har avstånd upp till 20 m från hyggeskant (Strong edge effect), det andra 20–40 m från hyggeskant (Weak edge effect) och det tredje avser större avstånd från hyggeskant, där kanteffekten anses vara försumbar (Interior). Ett resultat var att man fann stor eller mycket stor uttorkningseffekt på känsliga och rödlistade skogsarter vid de kortare avstånden till hyggeskant, medan effekt av uttorkning inte konstaterades på större avstånd (Interior). För orkidén knärot fann man en rik förekomst (upp till 0,06 dm2/m2) på stort avstånd från hyggeskant (Interior), medan förekomsten var liten eller närmast försumbar i de områden som klassificerades som Weak edge effect respektive Strong edge effect. Arbetet påpekar att de allt oftare förekommande torra somrarna ger ytterligare skäl att utöka skyddsavståndet från hyggen till den fuktkrävande arten knärot (Koelmeijer m.fl., 2022).</w:t>
-      </w:r>
-    </w:p>
-    <w:p>
-      <w:r>
-        <w:t>Även Skogsstyrelsens egen vägledning för hänsyn till knärot ligger i linje med ovanstående forskningsstudier. Av vägledningen framgår det att för med hög sannolikhet kunna bevara befintliga förekomster krävs relativt stora avsättningar av uppvuxen skog med slutet och relativt tätt kronskikt. Som riktlinje kan krävas ett avstånd på 50 meter in från brynet för att vidmakthålla ett fungerande mikroklimat. Detta innebär att fristående hänsynsytor för många arter (kärlväxter, lavar och mossor) kan behöva ha en area överstigande 0,8 hektar (cirkelyta med radien 50 meter = 0,78 hektar) för att bibehålla lokalklimatet. Även ganska små förändringar i form av förändrade ljus- och fuktighetsförhållanden, till exempel till följd av gallring, kan leda till att arten försvinner till följd av konkurrens med mera ljuskrävande och snabbväxande arter (Skogsstyrelsen, 2022).</w:t>
-      </w:r>
-    </w:p>
-    <w:p>
-      <w:r>
-        <w:t>Vid tillämpning av försiktighetsprincipen enligt 2 kap. 3 § miljöbalken bör sålunda 100–150 meters skyddszon lämnas runt knärotens växtplatser.</w:t>
+        <w:t>EU:s uppföljning av tillståndet för naturtypen Västlig taiga 9010 i Skandinavien 2013 - 2018. Av kartan framgår det att i den boreala regionen är tillståndet så dåligt (röd färg) att habitatet löper allvarlig risk att försvinna regionalt. Källa: European Environment Agency. https:// eunis.eea.europoa.eu/habitats/10176.</w:t>
+      </w:r>
+    </w:p>
+    <w:p>
+      <w:r>
+        <w:t>Trots det allvarliga läget har statusen för Västlig taiga ändrats till otillräcklig i stället för dålig i den senaste Artikel 17 rapporteringen 2025. Av Naturvårdsverkets rapport framgår det dock att de ändrade statusbedömningarna jämfört med rapporteringen 2019 inte beror på faktiska miljöförändringar. Ändringarna är av teknisk karaktär och främst en följd av resultaten från genomförda regeringsuppdrag och beslut inför rapporteringen 2025. Det är alltså politisk styrning i stället för faktiska förhållanden i naturen som ändrat på naturtypernas status i rapporteringen, vilket rimmar dåligt med såväl art- och habitatdirektivets syften och mål som med naturrestaureringsförordningen. I praktiken har dock Sveriges nya sätt att rapportera bevarandestatus till EU inte någon betydelse eftersom Naturvårdsverkets rapportering 2025 visar att Västlig taiga inte har gynnsam bevarandestatus.</w:t>
       </w:r>
     </w:p>
     <w:p>
@@ -480,309 +2091,129 @@
         <w:pStyle w:val="Heading2"/>
       </w:pPr>
       <w:r>
-        <w:t>Referenser – knärot</w:t>
-      </w:r>
-    </w:p>
-    <w:p>
-      <w:r>
-        <w:t xml:space="preserve">de Graaf M &amp; Roberts M.R., 2009. </w:t>
+        <w:t>EU:s naturrestaureringsförordning</w:t>
+      </w:r>
+    </w:p>
+    <w:p>
+      <w:r>
+        <w:t>Enligt EU:s naturrestaureringsförordning (EU 2024/1991) ska minst 20 % av landområden och minst 20 % av havsarealen vara restaurerad senast 2030, samt alla ekosystem som är i behov av restaurering senast 2050. Det framgår också av förordningen att det är viktigt att livsmiljötyperna inte försämras innan eller efter att restaureringar genomförts, se exempelvis punkt 37 förordningen.</w:t>
+      </w:r>
+    </w:p>
+    <w:p>
+      <w:r>
+        <w:t>”</w:t>
       </w:r>
       <w:r>
         <w:rPr>
           <w:i/>
         </w:rPr>
-        <w:t xml:space="preserve">Short-term response of the herbaceous layer within leave patches after harvest. </w:t>
-      </w:r>
-      <w:r>
-        <w:t>Forest Ecology and Management 257, 1014–1025</w:t>
-      </w:r>
-    </w:p>
-    <w:p>
-      <w:r>
-        <w:t xml:space="preserve">Halpern, C. B., Halaj, J., Evans, S. A., &amp; Dovciak, M., 2012. </w:t>
-      </w:r>
-      <w:r>
-        <w:rPr>
+        <w:t>Det är viktigt att medlemsstaterna vidtar åtgärder som syftar till att säkerställa att tillståndet för områden som täcks av livsmiljötyper som omfattas av denna förordning och som omfattas av restaureringsåtgärder uppvisar en kontinuerlig förbättring till dess att de uppnår ett gott tillstånd, och att medlemsstaterna vidtar åtgärder som syftar till att säkerställa att dessa livsmiljötyper, när de har uppnått ett gott tillstånd, inte försämras avsevärt, så att det långsiktiga bibehållandet eller uppnåendet av gott tillstånd inte äventyras. (..) Det är också viktigt att medlemsstaterna anstränger sig för att förhindra avsevärd försämring av områden som täcks av sådana livsmiljötyper som antingen redan är i gott skick eller som inte är i gott skick men ännu inte omfattas av restaureringsåtgärder.”</w:t>
+      </w:r>
+    </w:p>
+    <w:p>
+      <w:r>
+        <w:rPr>
+          <w:b/>
           <w:i/>
         </w:rPr>
-        <w:t xml:space="preserve">Level and pattern of overstory retention interact to shape long-term responses of understories to timber harvest. </w:t>
-      </w:r>
-      <w:r>
-        <w:t>Ecological Applications, 22, 2049–2064</w:t>
-      </w:r>
-    </w:p>
-    <w:p>
-      <w:r>
-        <w:t xml:space="preserve">Johnson, S., 2014. </w:t>
-      </w:r>
+        <w:t>Artikel 4(12):</w:t>
+      </w:r>
+    </w:p>
+    <w:p>
       <w:r>
         <w:rPr>
           <w:i/>
         </w:rPr>
-        <w:t>Retention Forestry as a Conservation Measure for Boreal Forest Ground Vegetation</w:t>
-      </w:r>
-      <w:r>
-        <w:t>. Doktorsavhandling, SLU, Uppsala</w:t>
-      </w:r>
-    </w:p>
-    <w:p>
-      <w:r>
-        <w:t xml:space="preserve">Koelmeijer, I. A., Ehrlén, J., Jönsson, M., De Frenne, P., Berg, P., Andersson, J., Weibull, H. &amp; Hylander, N. 2022. </w:t>
-      </w:r>
-      <w:r>
-        <w:rPr>
+        <w:t>Utan att det påverkar tillämpningen av direktiv 92/43/EEG ska medlemsstaterna, senast den dag då deras nationella restaureringsplaner offentliggörs i enlighet med artikel 17.6 i denna förordning, eftersträva att genomföra de åtgärder som krävs för att förhindra avsevärd försämring av områden där de livsmiljötyper som förtecknas i bilaga I till denna förordning förekommer och som är i gott tillstånd eller som krävs för att uppnå de restaureringsmål som anges i punkt 17 i den här artikeln.</w:t>
+      </w:r>
+    </w:p>
+    <w:p>
+      <w:r>
+        <w:rPr>
+          <w:b/>
           <w:i/>
         </w:rPr>
-        <w:t xml:space="preserve">Interactive effects of drought and edge exposure on old-growth forest understory species. </w:t>
-      </w:r>
-      <w:r>
-        <w:t>Landscape Ecology, 37, sid 1839–1853</w:t>
-      </w:r>
-    </w:p>
-    <w:p>
-      <w:r>
-        <w:t xml:space="preserve">Rudolphi, J., Jönsson, M. T., &amp; Gustafsson, L., 2014. </w:t>
-      </w:r>
+        <w:t>Artikel 4 (17).   Medlemsstaterna ska säkerställa</w:t>
+      </w:r>
+    </w:p>
+    <w:p>
       <w:r>
         <w:rPr>
           <w:i/>
         </w:rPr>
-        <w:t xml:space="preserve">Biological legacies buffer local species extinction after logging. </w:t>
-      </w:r>
-      <w:r>
-        <w:t>Journal of Applied Ecology. 51, 53–62.</w:t>
-      </w:r>
-    </w:p>
-    <w:p>
-      <w:r>
-        <w:t xml:space="preserve">Sebestyén, L. och Sundberg, S. 2025.  </w:t>
+        <w:t>a) en ökning av arealen i gott tillstånd för de livsmiljötyper som förtecknas i bilaga I till dess att minst 90 % är i gott tillstånd och till dess att den gynnsamma referensarealen för varje livsmiljötyp i varje biogeografisk region inom den berörda medlemsstaten har uppnåtts.</w:t>
+      </w:r>
+    </w:p>
+    <w:p>
+      <w:r>
+        <w:t>Referenser</w:t>
+      </w:r>
+    </w:p>
+    <w:p>
+      <w:r>
+        <w:t xml:space="preserve">EEA European Environment Agency, 2022. </w:t>
       </w:r>
       <w:r>
         <w:rPr>
           <w:i/>
         </w:rPr>
-        <w:t>Påverkan på knärotslokaler från hyggen i närheten.</w:t>
-      </w:r>
-      <w:r>
-        <w:t xml:space="preserve"> DAPHNE 36:1 2025. Botaniska Sällskapet i Stockholm</w:t>
-      </w:r>
-    </w:p>
-    <w:p>
-      <w:r>
-        <w:t xml:space="preserve">Skogsstyrelsen, 2022. </w:t>
+        <w:t xml:space="preserve">Western taiga – Conservation status 2013-2018. </w:t>
+      </w:r>
+      <w:r>
+        <w:t>https:// eunis.eea.europoa.eu/habitats/10176.</w:t>
+      </w:r>
+    </w:p>
+    <w:p>
+      <w:r>
+        <w:t>EU-domstolens dom av den 2 juli 2020 i målet C 477/19 (Europeisk hamster) p. 23.</w:t>
+      </w:r>
+    </w:p>
+    <w:p>
+      <w:r>
+        <w:t>EU-domstolens dom av den 4 mars 2021 i de förenade målen C 473-19 och C 474-19 (Skydda skogen) p. 70 och 76.</w:t>
+      </w:r>
+    </w:p>
+    <w:p>
+      <w:r>
+        <w:t>Europaparlamentets och rådets direktiv 2009/147/EG av den 30 november 2009 om bevarande av vilda fåglar.</w:t>
+      </w:r>
+    </w:p>
+    <w:p>
+      <w:r>
+        <w:t>EUROPAPARLAMENTETS OCH RÅDETS FÖRORDNING (EU) 2024/1991 av den 24 juni 2024 om restaurering av natur och om ändring av förordning (EU) 2022/869.</w:t>
+      </w:r>
+    </w:p>
+    <w:p>
+      <w:r>
+        <w:t>Rådets direktiv 92/43/EEG av den 21 mj 1992 om bevarande av livsmiljöer samt vilda djur och växter.</w:t>
+      </w:r>
+    </w:p>
+    <w:p>
+      <w:r>
+        <w:t xml:space="preserve">Skogsstyrelsen, 2026. </w:t>
       </w:r>
       <w:r>
         <w:rPr>
           <w:i/>
         </w:rPr>
-        <w:t xml:space="preserve">Vägledning för hänsyn till knärot. </w:t>
-      </w:r>
-      <w:r>
-        <w:t>https://www.skogsstyrelsen.se/lag-och-tillsyn/artskydd/vagledningar-och-kunskapsstod-artskydd/vagledning-for-hansyn-till-knarot/</w:t>
-      </w:r>
-    </w:p>
-    <w:p>
-      <w:r>
-        <w:t xml:space="preserve">SLU Artdatabanken, 2024. </w:t>
+        <w:t>Biologisk mångfald i skogen.</w:t>
+      </w:r>
+      <w:r>
+        <w:t xml:space="preserve"> Rapport 2026/07.</w:t>
+      </w:r>
+    </w:p>
+    <w:p>
+      <w:r>
+        <w:t xml:space="preserve">SLU Artdatabanken, 2019. </w:t>
       </w:r>
       <w:r>
         <w:rPr>
           <w:i/>
         </w:rPr>
-        <w:t xml:space="preserve">Artfaktablad. Naturvård – artfakta. </w:t>
-      </w:r>
-      <w:r>
-        <w:t>SLU Artdatabanken, Uppsala</w:t>
-      </w:r>
-    </w:p>
-    <w:p>
-      <w:pPr>
-        <w:pStyle w:val="Heading1"/>
-      </w:pPr>
-      <w:r>
-        <w:t>Lavskrika – ekologi samt krav på livsmiljön</w:t>
-      </w:r>
-    </w:p>
-    <w:p>
-      <w:r>
-        <w:t>Lavskrikan är fridlyst enligt 4 § artskyddsförordningen (2007:845) och ingår i förteckningen över prioriterade arter i Skogsstyrelsens föreskrifter och allmänna råd (SKSFS 2011:7) bilaga 4.</w:t>
-      </w:r>
-    </w:p>
-    <w:p>
-      <w:r>
-        <w:t xml:space="preserve">I Skogsstyrelsens vägledning för hänsyn till fåglar står bland annat att: </w:t>
-      </w:r>
-      <w:r>
-        <w:rPr>
-          <w:i/>
-        </w:rPr>
-        <w:t>“Reviren är livslånga med hemområden som varierar mellan 50 och 150 ha. Hemområdena har inga fasta gränser utan det handlar mera om de yttre gränserna för familjegruppernas rörelser. Lavskrikan undviker att förflytta sig över stora öppna områden och hemområdesstorleken är därför större i områden fragmenterade av hyggen och yngre skog än i områden med i sammanhängande äldre skog. Det finns studier som antyder att det inom ett revir bör finnas maximalt 15 % öppna ytor och ungskog. Inom ett revir av hög kvalitet finns det som regel ett eller flera kärnområden (1–20 ha) med relativt tät flerskiktad granskog.”</w:t>
-      </w:r>
-      <w:r>
-        <w:t xml:space="preserve"> Vidare att: </w:t>
-      </w:r>
-      <w:r>
-        <w:rPr>
-          <w:i/>
-        </w:rPr>
-        <w:t>“Arten missgynnas när flerskiktad skog omförs till enskiktade bestånd. Även skogsskötsel med återkommande röjning och hård gallring är starkt negativt. Lavskrikan har relativt stora hemområden och försvinner när den äldre skogen fragmenteras, särskilt allvarligt är när kärnområdena avverkas.”</w:t>
-      </w:r>
-      <w:r>
-        <w:t xml:space="preserve"> (Skogsstyrelsen 2016).</w:t>
-      </w:r>
-    </w:p>
-    <w:p>
-      <w:r>
-        <w:t>Populationen har minskat med 20–40 % de senaste 30 åren, men i Svensk Fågeltaxerings standardrutter varierar antalet kraftigt och ingen minskning kan skönjas de senaste 18 åren. Arten försvinner successivt framför allt vid dess utbredningsgränser (SLU Artdatabanken, 2022).</w:t>
-      </w:r>
-    </w:p>
-    <w:p>
-      <w:pPr>
-        <w:pStyle w:val="Heading2"/>
-      </w:pPr>
-      <w:r>
-        <w:t>Referenser – lavskrika</w:t>
-      </w:r>
-    </w:p>
-    <w:p>
-      <w:r>
-        <w:t xml:space="preserve">Skogsstyrelsen, 2016. </w:t>
-      </w:r>
-      <w:r>
-        <w:rPr>
-          <w:i/>
-        </w:rPr>
-        <w:t xml:space="preserve">Vägledning för hänsyn till fåglar – lavskrika. </w:t>
-      </w:r>
-      <w:r>
-        <w:t>https://www.skogsstyrelsen.se/globalassets/lag-och-tillsyn/artskydd/vagledningar-for-hansyn-till-faglar/lavskrika-vagledning-hansyn.pdf</w:t>
-      </w:r>
-    </w:p>
-    <w:p>
-      <w:r>
-        <w:t xml:space="preserve">SLU Artdatabanken, 2021. </w:t>
-      </w:r>
-      <w:r>
-        <w:rPr>
-          <w:i/>
-        </w:rPr>
-        <w:t xml:space="preserve">Artfaktablad. Naturvård – artfakta. </w:t>
-      </w:r>
-      <w:r>
-        <w:t>SLU Artdatabanken, Uppsala</w:t>
-      </w:r>
-    </w:p>
-    <w:p>
-      <w:pPr>
-        <w:pStyle w:val="Heading1"/>
-      </w:pPr>
-      <w:r>
-        <w:t>Lunglav – ekologi samt krav på livsmiljön</w:t>
-      </w:r>
-    </w:p>
-    <w:p>
-      <w:r>
-        <w:t>Lunglav (NT) är en av vårt lands främsta signalarter som överallt indikerar gamla lövträd, skogsbestånd med höga naturvärden och ekosystem med lång skoglig kontinuitet. Lokalt kan förekomsten vara mycket riklig men den hittas nästan enbart i gamla och ej slutavverkade skogar. Artens samtliga förekomster bör uppmärksammas från naturvårdssynpunkt, då många lokaler även hyser andra ovanliga och rödlistade arter. Rikliga förekomster bör skyddas med biotopskydd, frivilliga avsättningar eller reservat (SLU Artdatabanken, 2024; Nitare &amp; Skogsstyrelsen, 2019).</w:t>
-      </w:r>
-    </w:p>
-    <w:p>
-      <w:r>
-        <w:t xml:space="preserve">På lunglav kan man sällsynt finna små svarta skivlika bildningar som liknar apothecier men som är en parasitisk svamp, Lunglavsknapp </w:t>
-      </w:r>
-      <w:r>
-        <w:rPr>
-          <w:i/>
-        </w:rPr>
-        <w:t>Plectocarpon lichenum</w:t>
-      </w:r>
-      <w:r>
-        <w:t xml:space="preserve"> (VU). Det finns ytterligare ett antal parasiter vilka bara förekommer på lunglav: Skrovelmössing </w:t>
-      </w:r>
-      <w:r>
-        <w:rPr>
-          <w:i/>
-        </w:rPr>
-        <w:t>Dactylospora lobariella</w:t>
-      </w:r>
-      <w:r>
-        <w:t xml:space="preserve"> (rödlistad som Kunskapsbrist DD) och Lunglavshårprick </w:t>
-      </w:r>
-      <w:r>
-        <w:rPr>
-          <w:i/>
-        </w:rPr>
-        <w:t>Niesslia lobariae</w:t>
-      </w:r>
-      <w:r>
-        <w:t xml:space="preserve"> (rödlistad som Kunskapsbrist DD). Skrovelmössing (DD) har små svarta apothecier och bruna, 1-septerade sporer och Lunglavshårprick (DD) har brunhåriga perithecier och färglösa, 1-septerade sporer. Nyligen har ytterligare två lavparasiter påträffats i Sverige som växer på lunglav: </w:t>
-      </w:r>
-      <w:r>
-        <w:rPr>
-          <w:i/>
-        </w:rPr>
-        <w:t>Calycina alstrupii</w:t>
-      </w:r>
-      <w:r>
-        <w:t xml:space="preserve"> (NA) och </w:t>
-      </w:r>
-      <w:r>
-        <w:rPr>
-          <w:i/>
-        </w:rPr>
-        <w:t>Chalara lobariae</w:t>
-      </w:r>
-      <w:r>
-        <w:t xml:space="preserve"> (NA) (SLU Artdatabanken, 2025; SLU Artdatabanken, 2024; Nitare &amp; Skogsstyrelsen, 2019).</w:t>
-      </w:r>
-    </w:p>
-    <w:p>
-      <w:pPr>
-        <w:pStyle w:val="Heading2"/>
-      </w:pPr>
-      <w:r>
-        <w:t>Referenser – lunglav</w:t>
-      </w:r>
-    </w:p>
-    <w:p>
-      <w:r>
-        <w:t xml:space="preserve">Nitare, J. och Skogsstyrelsen, 2019. </w:t>
-      </w:r>
-      <w:r>
-        <w:rPr>
-          <w:i/>
-        </w:rPr>
-        <w:t xml:space="preserve">Skyddsvärd skog – Naturvårdsarter och andra kriterier för naturvärdesbedömning. </w:t>
-      </w:r>
-      <w:r>
-        <w:t>Skogsstyrelsen.</w:t>
-      </w:r>
-    </w:p>
-    <w:p>
-      <w:r>
-        <w:t xml:space="preserve">SLU Artdatabanken, 2024. </w:t>
-      </w:r>
-      <w:r>
-        <w:rPr>
-          <w:i/>
-        </w:rPr>
-        <w:t xml:space="preserve">Artfaktablad. Naturvård – artfakta. </w:t>
-      </w:r>
-      <w:r>
-        <w:t>SLU Artdatabanken, Uppsala.</w:t>
-      </w:r>
-    </w:p>
-    <w:p>
-      <w:r>
-        <w:t xml:space="preserve">SLU Artdatabanken, 2025. </w:t>
-      </w:r>
-      <w:r>
-        <w:rPr>
-          <w:i/>
-        </w:rPr>
-        <w:t xml:space="preserve">Över 20 nya lavparasiter för Sverige. </w:t>
-      </w:r>
-      <w:r>
-        <w:t>https://www.slu.se/artdatabanken/arter-och-natur/artiklar/over-20-nya-lavparasiter-for-sverige/</w:t>
+        <w:t>Sveriges arter och naturtyper i EU:s art- och habitatdirektiv.</w:t>
+      </w:r>
+      <w:r>
+        <w:t xml:space="preserve"> Resultat från rapportering 2019 till EU av bevarandestatus 2013-2018.</w:t>
       </w:r>
     </w:p>
     <w:sectPr>
@@ -803,7 +2234,7 @@
 </file>
 
 <file path=word/endnotes.xml><?xml version="1.0" encoding="utf-8"?>
-<w:endnotes xmlns:wpc="http://schemas.microsoft.com/office/word/2010/wordprocessingCanvas" xmlns:cx="http://schemas.microsoft.com/office/drawing/2014/chartex" xmlns:cx1="http://schemas.microsoft.com/office/drawing/2015/9/8/chartex" xmlns:cx2="http://schemas.microsoft.com/office/drawing/2015/10/21/chartex" xmlns:cx3="http://schemas.microsoft.com/office/drawing/2016/5/9/chartex" xmlns:cx4="http://schemas.microsoft.com/office/drawing/2016/5/10/chartex" xmlns:cx5="http://schemas.microsoft.com/office/drawing/2016/5/11/chartex" xmlns:cx6="http://schemas.microsoft.com/office/drawing/2016/5/12/chartex" xmlns:cx7="http://schemas.microsoft.com/office/drawing/2016/5/13/chartex" xmlns:cx8="http://schemas.microsoft.com/office/drawing/2016/5/14/chartex" xmlns:mc="http://schemas.openxmlformats.org/markup-compatibility/2006" xmlns:aink="http://schemas.microsoft.com/office/drawing/2016/ink" xmlns:am3d="http://schemas.microsoft.com/office/drawing/2017/model3d" xmlns:o="urn:schemas-microsoft-com:office:office" xmlns:oel="http://schemas.microsoft.com/office/2019/extlst" xmlns:r="http://schemas.openxmlformats.org/officeDocument/2006/relationships" xmlns:m="http://schemas.openxmlformats.org/officeDocument/2006/math" xmlns:v="urn:schemas-microsoft-com:vml" xmlns:wp14="http://schemas.microsoft.com/office/word/2010/wordprocessingDrawing" xmlns:wp="http://schemas.openxmlformats.org/drawingml/2006/wordprocessingDrawing" xmlns:w10="urn:schemas-microsoft-com:office:word" xmlns:w="http://schemas.openxmlformats.org/wordprocessingml/2006/main" xmlns:w14="http://schemas.microsoft.com/office/word/2010/wordml" xmlns:w15="http://schemas.microsoft.com/office/word/2012/wordml" xmlns:w16cex="http://schemas.microsoft.com/office/word/2018/wordml/cex" xmlns:w16cid="http://schemas.microsoft.com/office/word/2016/wordml/cid" xmlns:w16="http://schemas.microsoft.com/office/word/2018/wordml" xmlns:w16sdtdh="http://schemas.microsoft.com/office/word/2020/wordml/sdtdatahash" xmlns:w16se="http://schemas.microsoft.com/office/word/2015/wordml/symex" xmlns:wpg="http://schemas.microsoft.com/office/word/2010/wordprocessingGroup" xmlns:wpi="http://schemas.microsoft.com/office/word/2010/wordprocessingInk" xmlns:wne="http://schemas.microsoft.com/office/word/2006/wordml" xmlns:wps="http://schemas.microsoft.com/office/word/2010/wordprocessingShape" mc:Ignorable="w14 w15 w16se w16cid w16 w16cex w16sdtdh wp14">
+<w:endnotes xmlns:wpc="http://schemas.microsoft.com/office/word/2010/wordprocessingCanvas" xmlns:cx="http://schemas.microsoft.com/office/drawing/2014/chartex" xmlns:cx1="http://schemas.microsoft.com/office/drawing/2015/9/8/chartex" xmlns:cx2="http://schemas.microsoft.com/office/drawing/2015/10/21/chartex" xmlns:cx3="http://schemas.microsoft.com/office/drawing/2016/5/9/chartex" xmlns:cx4="http://schemas.microsoft.com/office/drawing/2016/5/10/chartex" xmlns:cx5="http://schemas.microsoft.com/office/drawing/2016/5/11/chartex" xmlns:cx6="http://schemas.microsoft.com/office/drawing/2016/5/12/chartex" xmlns:cx7="http://schemas.microsoft.com/office/drawing/2016/5/13/chartex" xmlns:cx8="http://schemas.microsoft.com/office/drawing/2016/5/14/chartex" xmlns:mc="http://schemas.openxmlformats.org/markup-compatibility/2006" xmlns:aink="http://schemas.microsoft.com/office/drawing/2016/ink" xmlns:am3d="http://schemas.microsoft.com/office/drawing/2017/model3d" xmlns:o="urn:schemas-microsoft-com:office:office" xmlns:oel="http://schemas.microsoft.com/office/2019/extlst" xmlns:r="http://schemas.openxmlformats.org/officeDocument/2006/relationships" xmlns:m="http://schemas.openxmlformats.org/officeDocument/2006/math" xmlns:v="urn:schemas-microsoft-com:vml" xmlns:wp14="http://schemas.microsoft.com/office/word/2010/wordprocessingDrawing" xmlns:wp="http://schemas.openxmlformats.org/drawingml/2006/wordprocessingDrawing" xmlns:w10="urn:schemas-microsoft-com:office:word" xmlns:w="http://schemas.openxmlformats.org/wordprocessingml/2006/main" xmlns:w14="http://schemas.microsoft.com/office/word/2010/wordml" xmlns:w15="http://schemas.microsoft.com/office/word/2012/wordml" xmlns:w16cex="http://schemas.microsoft.com/office/word/2018/wordml/cex" xmlns:w16cid="http://schemas.microsoft.com/office/word/2016/wordml/cid" xmlns:w16="http://schemas.microsoft.com/office/word/2018/wordml" xmlns:w16du="http://schemas.microsoft.com/office/word/2023/wordml/word16du" xmlns:w16sdtdh="http://schemas.microsoft.com/office/word/2020/wordml/sdtdatahash" xmlns:w16sdtfl="http://schemas.microsoft.com/office/word/2024/wordml/sdtformatlock" xmlns:w16se="http://schemas.microsoft.com/office/word/2015/wordml/symex" xmlns:wpg="http://schemas.microsoft.com/office/word/2010/wordprocessingGroup" xmlns:wpi="http://schemas.microsoft.com/office/word/2010/wordprocessingInk" xmlns:wne="http://schemas.microsoft.com/office/word/2006/wordml" xmlns:wps="http://schemas.microsoft.com/office/word/2010/wordprocessingShape" mc:Ignorable="w14 w15 w16se w16cid w16 w16cex w16sdtdh w16sdtfl w16du wp14">
   <w:endnote w:type="separator" w:id="-1">
     <w:p>
       <w:pPr>
@@ -828,7 +2259,7 @@
 </file>
 
 <file path=word/footer1.xml><?xml version="1.0" encoding="utf-8"?>
-<w:ftr xmlns:wpc="http://schemas.microsoft.com/office/word/2010/wordprocessingCanvas" xmlns:cx="http://schemas.microsoft.com/office/drawing/2014/chartex" xmlns:cx1="http://schemas.microsoft.com/office/drawing/2015/9/8/chartex" xmlns:cx2="http://schemas.microsoft.com/office/drawing/2015/10/21/chartex" xmlns:cx3="http://schemas.microsoft.com/office/drawing/2016/5/9/chartex" xmlns:cx4="http://schemas.microsoft.com/office/drawing/2016/5/10/chartex" xmlns:cx5="http://schemas.microsoft.com/office/drawing/2016/5/11/chartex" xmlns:cx6="http://schemas.microsoft.com/office/drawing/2016/5/12/chartex" xmlns:cx7="http://schemas.microsoft.com/office/drawing/2016/5/13/chartex" xmlns:cx8="http://schemas.microsoft.com/office/drawing/2016/5/14/chartex" xmlns:mc="http://schemas.openxmlformats.org/markup-compatibility/2006" xmlns:aink="http://schemas.microsoft.com/office/drawing/2016/ink" xmlns:am3d="http://schemas.microsoft.com/office/drawing/2017/model3d" xmlns:o="urn:schemas-microsoft-com:office:office" xmlns:oel="http://schemas.microsoft.com/office/2019/extlst" xmlns:r="http://schemas.openxmlformats.org/officeDocument/2006/relationships" xmlns:m="http://schemas.openxmlformats.org/officeDocument/2006/math" xmlns:v="urn:schemas-microsoft-com:vml" xmlns:wp14="http://schemas.microsoft.com/office/word/2010/wordprocessingDrawing" xmlns:wp="http://schemas.openxmlformats.org/drawingml/2006/wordprocessingDrawing" xmlns:w10="urn:schemas-microsoft-com:office:word" xmlns:w="http://schemas.openxmlformats.org/wordprocessingml/2006/main" xmlns:w14="http://schemas.microsoft.com/office/word/2010/wordml" xmlns:w15="http://schemas.microsoft.com/office/word/2012/wordml" xmlns:w16cex="http://schemas.microsoft.com/office/word/2018/wordml/cex" xmlns:w16cid="http://schemas.microsoft.com/office/word/2016/wordml/cid" xmlns:w16="http://schemas.microsoft.com/office/word/2018/wordml" xmlns:w16sdtdh="http://schemas.microsoft.com/office/word/2020/wordml/sdtdatahash" xmlns:w16se="http://schemas.microsoft.com/office/word/2015/wordml/symex" xmlns:wpg="http://schemas.microsoft.com/office/word/2010/wordprocessingGroup" xmlns:wpi="http://schemas.microsoft.com/office/word/2010/wordprocessingInk" xmlns:wne="http://schemas.microsoft.com/office/word/2006/wordml" xmlns:wps="http://schemas.microsoft.com/office/word/2010/wordprocessingShape" mc:Ignorable="w14 w15 w16se w16cid w16 w16cex w16sdtdh wp14">
+<w:ftr xmlns:wpc="http://schemas.microsoft.com/office/word/2010/wordprocessingCanvas" xmlns:cx="http://schemas.microsoft.com/office/drawing/2014/chartex" xmlns:cx1="http://schemas.microsoft.com/office/drawing/2015/9/8/chartex" xmlns:cx2="http://schemas.microsoft.com/office/drawing/2015/10/21/chartex" xmlns:cx3="http://schemas.microsoft.com/office/drawing/2016/5/9/chartex" xmlns:cx4="http://schemas.microsoft.com/office/drawing/2016/5/10/chartex" xmlns:cx5="http://schemas.microsoft.com/office/drawing/2016/5/11/chartex" xmlns:cx6="http://schemas.microsoft.com/office/drawing/2016/5/12/chartex" xmlns:cx7="http://schemas.microsoft.com/office/drawing/2016/5/13/chartex" xmlns:cx8="http://schemas.microsoft.com/office/drawing/2016/5/14/chartex" xmlns:mc="http://schemas.openxmlformats.org/markup-compatibility/2006" xmlns:aink="http://schemas.microsoft.com/office/drawing/2016/ink" xmlns:am3d="http://schemas.microsoft.com/office/drawing/2017/model3d" xmlns:o="urn:schemas-microsoft-com:office:office" xmlns:oel="http://schemas.microsoft.com/office/2019/extlst" xmlns:r="http://schemas.openxmlformats.org/officeDocument/2006/relationships" xmlns:m="http://schemas.openxmlformats.org/officeDocument/2006/math" xmlns:v="urn:schemas-microsoft-com:vml" xmlns:wp14="http://schemas.microsoft.com/office/word/2010/wordprocessingDrawing" xmlns:wp="http://schemas.openxmlformats.org/drawingml/2006/wordprocessingDrawing" xmlns:w10="urn:schemas-microsoft-com:office:word" xmlns:w="http://schemas.openxmlformats.org/wordprocessingml/2006/main" xmlns:w14="http://schemas.microsoft.com/office/word/2010/wordml" xmlns:w15="http://schemas.microsoft.com/office/word/2012/wordml" xmlns:w16cex="http://schemas.microsoft.com/office/word/2018/wordml/cex" xmlns:w16cid="http://schemas.microsoft.com/office/word/2016/wordml/cid" xmlns:w16="http://schemas.microsoft.com/office/word/2018/wordml" xmlns:w16du="http://schemas.microsoft.com/office/word/2023/wordml/word16du" xmlns:w16sdtdh="http://schemas.microsoft.com/office/word/2020/wordml/sdtdatahash" xmlns:w16sdtfl="http://schemas.microsoft.com/office/word/2024/wordml/sdtformatlock" xmlns:w16se="http://schemas.microsoft.com/office/word/2015/wordml/symex" xmlns:wpg="http://schemas.microsoft.com/office/word/2010/wordprocessingGroup" xmlns:wpi="http://schemas.microsoft.com/office/word/2010/wordprocessingInk" xmlns:wne="http://schemas.microsoft.com/office/word/2006/wordml" xmlns:wps="http://schemas.microsoft.com/office/word/2010/wordprocessingShape" mc:Ignorable="w14 w15 w16se w16cid w16 w16cex w16sdtdh w16sdtfl w16du wp14">
   <w:p>
     <w:pPr>
       <w:pStyle w:val="Footer"/>
@@ -838,7 +2269,7 @@
 </file>
 
 <file path=word/footer2.xml><?xml version="1.0" encoding="utf-8"?>
-<w:ftr xmlns:wpc="http://schemas.microsoft.com/office/word/2010/wordprocessingCanvas" xmlns:cx="http://schemas.microsoft.com/office/drawing/2014/chartex" xmlns:cx1="http://schemas.microsoft.com/office/drawing/2015/9/8/chartex" xmlns:cx2="http://schemas.microsoft.com/office/drawing/2015/10/21/chartex" xmlns:cx3="http://schemas.microsoft.com/office/drawing/2016/5/9/chartex" xmlns:cx4="http://schemas.microsoft.com/office/drawing/2016/5/10/chartex" xmlns:cx5="http://schemas.microsoft.com/office/drawing/2016/5/11/chartex" xmlns:cx6="http://schemas.microsoft.com/office/drawing/2016/5/12/chartex" xmlns:cx7="http://schemas.microsoft.com/office/drawing/2016/5/13/chartex" xmlns:cx8="http://schemas.microsoft.com/office/drawing/2016/5/14/chartex" xmlns:mc="http://schemas.openxmlformats.org/markup-compatibility/2006" xmlns:aink="http://schemas.microsoft.com/office/drawing/2016/ink" xmlns:am3d="http://schemas.microsoft.com/office/drawing/2017/model3d" xmlns:o="urn:schemas-microsoft-com:office:office" xmlns:oel="http://schemas.microsoft.com/office/2019/extlst" xmlns:r="http://schemas.openxmlformats.org/officeDocument/2006/relationships" xmlns:m="http://schemas.openxmlformats.org/officeDocument/2006/math" xmlns:v="urn:schemas-microsoft-com:vml" xmlns:wp14="http://schemas.microsoft.com/office/word/2010/wordprocessingDrawing" xmlns:wp="http://schemas.openxmlformats.org/drawingml/2006/wordprocessingDrawing" xmlns:w10="urn:schemas-microsoft-com:office:word" xmlns:w="http://schemas.openxmlformats.org/wordprocessingml/2006/main" xmlns:w14="http://schemas.microsoft.com/office/word/2010/wordml" xmlns:w15="http://schemas.microsoft.com/office/word/2012/wordml" xmlns:w16cex="http://schemas.microsoft.com/office/word/2018/wordml/cex" xmlns:w16cid="http://schemas.microsoft.com/office/word/2016/wordml/cid" xmlns:w16="http://schemas.microsoft.com/office/word/2018/wordml" xmlns:w16sdtdh="http://schemas.microsoft.com/office/word/2020/wordml/sdtdatahash" xmlns:w16se="http://schemas.microsoft.com/office/word/2015/wordml/symex" xmlns:wpg="http://schemas.microsoft.com/office/word/2010/wordprocessingGroup" xmlns:wpi="http://schemas.microsoft.com/office/word/2010/wordprocessingInk" xmlns:wne="http://schemas.microsoft.com/office/word/2006/wordml" xmlns:wps="http://schemas.microsoft.com/office/word/2010/wordprocessingShape" mc:Ignorable="w14 w15 w16se w16cid w16 w16cex w16sdtdh wp14">
+<w:ftr xmlns:wpc="http://schemas.microsoft.com/office/word/2010/wordprocessingCanvas" xmlns:cx="http://schemas.microsoft.com/office/drawing/2014/chartex" xmlns:cx1="http://schemas.microsoft.com/office/drawing/2015/9/8/chartex" xmlns:cx2="http://schemas.microsoft.com/office/drawing/2015/10/21/chartex" xmlns:cx3="http://schemas.microsoft.com/office/drawing/2016/5/9/chartex" xmlns:cx4="http://schemas.microsoft.com/office/drawing/2016/5/10/chartex" xmlns:cx5="http://schemas.microsoft.com/office/drawing/2016/5/11/chartex" xmlns:cx6="http://schemas.microsoft.com/office/drawing/2016/5/12/chartex" xmlns:cx7="http://schemas.microsoft.com/office/drawing/2016/5/13/chartex" xmlns:cx8="http://schemas.microsoft.com/office/drawing/2016/5/14/chartex" xmlns:mc="http://schemas.openxmlformats.org/markup-compatibility/2006" xmlns:aink="http://schemas.microsoft.com/office/drawing/2016/ink" xmlns:am3d="http://schemas.microsoft.com/office/drawing/2017/model3d" xmlns:o="urn:schemas-microsoft-com:office:office" xmlns:oel="http://schemas.microsoft.com/office/2019/extlst" xmlns:r="http://schemas.openxmlformats.org/officeDocument/2006/relationships" xmlns:m="http://schemas.openxmlformats.org/officeDocument/2006/math" xmlns:v="urn:schemas-microsoft-com:vml" xmlns:wp14="http://schemas.microsoft.com/office/word/2010/wordprocessingDrawing" xmlns:wp="http://schemas.openxmlformats.org/drawingml/2006/wordprocessingDrawing" xmlns:w10="urn:schemas-microsoft-com:office:word" xmlns:w="http://schemas.openxmlformats.org/wordprocessingml/2006/main" xmlns:w14="http://schemas.microsoft.com/office/word/2010/wordml" xmlns:w15="http://schemas.microsoft.com/office/word/2012/wordml" xmlns:w16cex="http://schemas.microsoft.com/office/word/2018/wordml/cex" xmlns:w16cid="http://schemas.microsoft.com/office/word/2016/wordml/cid" xmlns:w16="http://schemas.microsoft.com/office/word/2018/wordml" xmlns:w16du="http://schemas.microsoft.com/office/word/2023/wordml/word16du" xmlns:w16sdtdh="http://schemas.microsoft.com/office/word/2020/wordml/sdtdatahash" xmlns:w16sdtfl="http://schemas.microsoft.com/office/word/2024/wordml/sdtformatlock" xmlns:w16se="http://schemas.microsoft.com/office/word/2015/wordml/symex" xmlns:wpg="http://schemas.microsoft.com/office/word/2010/wordprocessingGroup" xmlns:wpi="http://schemas.microsoft.com/office/word/2010/wordprocessingInk" xmlns:wne="http://schemas.microsoft.com/office/word/2006/wordml" xmlns:wps="http://schemas.microsoft.com/office/word/2010/wordprocessingShape" mc:Ignorable="w14 w15 w16se w16cid w16 w16cex w16sdtdh w16sdtfl w16du wp14">
   <w:p>
     <w:pPr>
       <w:pStyle w:val="Footer"/>
@@ -848,7 +2279,7 @@
 </file>
 
 <file path=word/footer3.xml><?xml version="1.0" encoding="utf-8"?>
-<w:ftr xmlns:wpc="http://schemas.microsoft.com/office/word/2010/wordprocessingCanvas" xmlns:cx="http://schemas.microsoft.com/office/drawing/2014/chartex" xmlns:cx1="http://schemas.microsoft.com/office/drawing/2015/9/8/chartex" xmlns:cx2="http://schemas.microsoft.com/office/drawing/2015/10/21/chartex" xmlns:cx3="http://schemas.microsoft.com/office/drawing/2016/5/9/chartex" xmlns:cx4="http://schemas.microsoft.com/office/drawing/2016/5/10/chartex" xmlns:cx5="http://schemas.microsoft.com/office/drawing/2016/5/11/chartex" xmlns:cx6="http://schemas.microsoft.com/office/drawing/2016/5/12/chartex" xmlns:cx7="http://schemas.microsoft.com/office/drawing/2016/5/13/chartex" xmlns:cx8="http://schemas.microsoft.com/office/drawing/2016/5/14/chartex" xmlns:mc="http://schemas.openxmlformats.org/markup-compatibility/2006" xmlns:aink="http://schemas.microsoft.com/office/drawing/2016/ink" xmlns:am3d="http://schemas.microsoft.com/office/drawing/2017/model3d" xmlns:o="urn:schemas-microsoft-com:office:office" xmlns:oel="http://schemas.microsoft.com/office/2019/extlst" xmlns:r="http://schemas.openxmlformats.org/officeDocument/2006/relationships" xmlns:m="http://schemas.openxmlformats.org/officeDocument/2006/math" xmlns:v="urn:schemas-microsoft-com:vml" xmlns:wp14="http://schemas.microsoft.com/office/word/2010/wordprocessingDrawing" xmlns:wp="http://schemas.openxmlformats.org/drawingml/2006/wordprocessingDrawing" xmlns:w10="urn:schemas-microsoft-com:office:word" xmlns:w="http://schemas.openxmlformats.org/wordprocessingml/2006/main" xmlns:w14="http://schemas.microsoft.com/office/word/2010/wordml" xmlns:w15="http://schemas.microsoft.com/office/word/2012/wordml" xmlns:w16cex="http://schemas.microsoft.com/office/word/2018/wordml/cex" xmlns:w16cid="http://schemas.microsoft.com/office/word/2016/wordml/cid" xmlns:w16="http://schemas.microsoft.com/office/word/2018/wordml" xmlns:w16sdtdh="http://schemas.microsoft.com/office/word/2020/wordml/sdtdatahash" xmlns:w16se="http://schemas.microsoft.com/office/word/2015/wordml/symex" xmlns:wpg="http://schemas.microsoft.com/office/word/2010/wordprocessingGroup" xmlns:wpi="http://schemas.microsoft.com/office/word/2010/wordprocessingInk" xmlns:wne="http://schemas.microsoft.com/office/word/2006/wordml" xmlns:wps="http://schemas.microsoft.com/office/word/2010/wordprocessingShape" mc:Ignorable="w14 w15 w16se w16cid w16 w16cex w16sdtdh wp14">
+<w:ftr xmlns:wpc="http://schemas.microsoft.com/office/word/2010/wordprocessingCanvas" xmlns:cx="http://schemas.microsoft.com/office/drawing/2014/chartex" xmlns:cx1="http://schemas.microsoft.com/office/drawing/2015/9/8/chartex" xmlns:cx2="http://schemas.microsoft.com/office/drawing/2015/10/21/chartex" xmlns:cx3="http://schemas.microsoft.com/office/drawing/2016/5/9/chartex" xmlns:cx4="http://schemas.microsoft.com/office/drawing/2016/5/10/chartex" xmlns:cx5="http://schemas.microsoft.com/office/drawing/2016/5/11/chartex" xmlns:cx6="http://schemas.microsoft.com/office/drawing/2016/5/12/chartex" xmlns:cx7="http://schemas.microsoft.com/office/drawing/2016/5/13/chartex" xmlns:cx8="http://schemas.microsoft.com/office/drawing/2016/5/14/chartex" xmlns:mc="http://schemas.openxmlformats.org/markup-compatibility/2006" xmlns:aink="http://schemas.microsoft.com/office/drawing/2016/ink" xmlns:am3d="http://schemas.microsoft.com/office/drawing/2017/model3d" xmlns:o="urn:schemas-microsoft-com:office:office" xmlns:oel="http://schemas.microsoft.com/office/2019/extlst" xmlns:r="http://schemas.openxmlformats.org/officeDocument/2006/relationships" xmlns:m="http://schemas.openxmlformats.org/officeDocument/2006/math" xmlns:v="urn:schemas-microsoft-com:vml" xmlns:wp14="http://schemas.microsoft.com/office/word/2010/wordprocessingDrawing" xmlns:wp="http://schemas.openxmlformats.org/drawingml/2006/wordprocessingDrawing" xmlns:w10="urn:schemas-microsoft-com:office:word" xmlns:w="http://schemas.openxmlformats.org/wordprocessingml/2006/main" xmlns:w14="http://schemas.microsoft.com/office/word/2010/wordml" xmlns:w15="http://schemas.microsoft.com/office/word/2012/wordml" xmlns:w16cex="http://schemas.microsoft.com/office/word/2018/wordml/cex" xmlns:w16cid="http://schemas.microsoft.com/office/word/2016/wordml/cid" xmlns:w16="http://schemas.microsoft.com/office/word/2018/wordml" xmlns:w16du="http://schemas.microsoft.com/office/word/2023/wordml/word16du" xmlns:w16sdtdh="http://schemas.microsoft.com/office/word/2020/wordml/sdtdatahash" xmlns:w16sdtfl="http://schemas.microsoft.com/office/word/2024/wordml/sdtformatlock" xmlns:w16se="http://schemas.microsoft.com/office/word/2015/wordml/symex" xmlns:wpg="http://schemas.microsoft.com/office/word/2010/wordprocessingGroup" xmlns:wpi="http://schemas.microsoft.com/office/word/2010/wordprocessingInk" xmlns:wne="http://schemas.microsoft.com/office/word/2006/wordml" xmlns:wps="http://schemas.microsoft.com/office/word/2010/wordprocessingShape" mc:Ignorable="w14 w15 w16se w16cid w16 w16cex w16sdtdh w16sdtfl w16du wp14">
   <w:p>
     <w:pPr>
       <w:pStyle w:val="Footer"/>
@@ -858,7 +2289,7 @@
 </file>
 
 <file path=word/footnotes.xml><?xml version="1.0" encoding="utf-8"?>
-<w:footnotes xmlns:wpc="http://schemas.microsoft.com/office/word/2010/wordprocessingCanvas" xmlns:cx="http://schemas.microsoft.com/office/drawing/2014/chartex" xmlns:cx1="http://schemas.microsoft.com/office/drawing/2015/9/8/chartex" xmlns:cx2="http://schemas.microsoft.com/office/drawing/2015/10/21/chartex" xmlns:cx3="http://schemas.microsoft.com/office/drawing/2016/5/9/chartex" xmlns:cx4="http://schemas.microsoft.com/office/drawing/2016/5/10/chartex" xmlns:cx5="http://schemas.microsoft.com/office/drawing/2016/5/11/chartex" xmlns:cx6="http://schemas.microsoft.com/office/drawing/2016/5/12/chartex" xmlns:cx7="http://schemas.microsoft.com/office/drawing/2016/5/13/chartex" xmlns:cx8="http://schemas.microsoft.com/office/drawing/2016/5/14/chartex" xmlns:mc="http://schemas.openxmlformats.org/markup-compatibility/2006" xmlns:aink="http://schemas.microsoft.com/office/drawing/2016/ink" xmlns:am3d="http://schemas.microsoft.com/office/drawing/2017/model3d" xmlns:o="urn:schemas-microsoft-com:office:office" xmlns:oel="http://schemas.microsoft.com/office/2019/extlst" xmlns:r="http://schemas.openxmlformats.org/officeDocument/2006/relationships" xmlns:m="http://schemas.openxmlformats.org/officeDocument/2006/math" xmlns:v="urn:schemas-microsoft-com:vml" xmlns:wp14="http://schemas.microsoft.com/office/word/2010/wordprocessingDrawing" xmlns:wp="http://schemas.openxmlformats.org/drawingml/2006/wordprocessingDrawing" xmlns:w10="urn:schemas-microsoft-com:office:word" xmlns:w="http://schemas.openxmlformats.org/wordprocessingml/2006/main" xmlns:w14="http://schemas.microsoft.com/office/word/2010/wordml" xmlns:w15="http://schemas.microsoft.com/office/word/2012/wordml" xmlns:w16cex="http://schemas.microsoft.com/office/word/2018/wordml/cex" xmlns:w16cid="http://schemas.microsoft.com/office/word/2016/wordml/cid" xmlns:w16="http://schemas.microsoft.com/office/word/2018/wordml" xmlns:w16sdtdh="http://schemas.microsoft.com/office/word/2020/wordml/sdtdatahash" xmlns:w16se="http://schemas.microsoft.com/office/word/2015/wordml/symex" xmlns:wpg="http://schemas.microsoft.com/office/word/2010/wordprocessingGroup" xmlns:wpi="http://schemas.microsoft.com/office/word/2010/wordprocessingInk" xmlns:wne="http://schemas.microsoft.com/office/word/2006/wordml" xmlns:wps="http://schemas.microsoft.com/office/word/2010/wordprocessingShape" mc:Ignorable="w14 w15 w16se w16cid w16 w16cex w16sdtdh wp14">
+<w:footnotes xmlns:wpc="http://schemas.microsoft.com/office/word/2010/wordprocessingCanvas" xmlns:cx="http://schemas.microsoft.com/office/drawing/2014/chartex" xmlns:cx1="http://schemas.microsoft.com/office/drawing/2015/9/8/chartex" xmlns:cx2="http://schemas.microsoft.com/office/drawing/2015/10/21/chartex" xmlns:cx3="http://schemas.microsoft.com/office/drawing/2016/5/9/chartex" xmlns:cx4="http://schemas.microsoft.com/office/drawing/2016/5/10/chartex" xmlns:cx5="http://schemas.microsoft.com/office/drawing/2016/5/11/chartex" xmlns:cx6="http://schemas.microsoft.com/office/drawing/2016/5/12/chartex" xmlns:cx7="http://schemas.microsoft.com/office/drawing/2016/5/13/chartex" xmlns:cx8="http://schemas.microsoft.com/office/drawing/2016/5/14/chartex" xmlns:mc="http://schemas.openxmlformats.org/markup-compatibility/2006" xmlns:aink="http://schemas.microsoft.com/office/drawing/2016/ink" xmlns:am3d="http://schemas.microsoft.com/office/drawing/2017/model3d" xmlns:o="urn:schemas-microsoft-com:office:office" xmlns:oel="http://schemas.microsoft.com/office/2019/extlst" xmlns:r="http://schemas.openxmlformats.org/officeDocument/2006/relationships" xmlns:m="http://schemas.openxmlformats.org/officeDocument/2006/math" xmlns:v="urn:schemas-microsoft-com:vml" xmlns:wp14="http://schemas.microsoft.com/office/word/2010/wordprocessingDrawing" xmlns:wp="http://schemas.openxmlformats.org/drawingml/2006/wordprocessingDrawing" xmlns:w10="urn:schemas-microsoft-com:office:word" xmlns:w="http://schemas.openxmlformats.org/wordprocessingml/2006/main" xmlns:w14="http://schemas.microsoft.com/office/word/2010/wordml" xmlns:w15="http://schemas.microsoft.com/office/word/2012/wordml" xmlns:w16cex="http://schemas.microsoft.com/office/word/2018/wordml/cex" xmlns:w16cid="http://schemas.microsoft.com/office/word/2016/wordml/cid" xmlns:w16="http://schemas.microsoft.com/office/word/2018/wordml" xmlns:w16du="http://schemas.microsoft.com/office/word/2023/wordml/word16du" xmlns:w16sdtdh="http://schemas.microsoft.com/office/word/2020/wordml/sdtdatahash" xmlns:w16sdtfl="http://schemas.microsoft.com/office/word/2024/wordml/sdtformatlock" xmlns:w16se="http://schemas.microsoft.com/office/word/2015/wordml/symex" xmlns:wpg="http://schemas.microsoft.com/office/word/2010/wordprocessingGroup" xmlns:wpi="http://schemas.microsoft.com/office/word/2010/wordprocessingInk" xmlns:wne="http://schemas.microsoft.com/office/word/2006/wordml" xmlns:wps="http://schemas.microsoft.com/office/word/2010/wordprocessingShape" mc:Ignorable="w14 w15 w16se w16cid w16 w16cex w16sdtdh w16sdtfl w16du wp14">
   <w:footnote w:type="separator" w:id="-1">
     <w:p>
       <w:pPr>
@@ -883,7 +2314,7 @@
 </file>
 
 <file path=word/header1.xml><?xml version="1.0" encoding="utf-8"?>
-<w:hdr xmlns:wpc="http://schemas.microsoft.com/office/word/2010/wordprocessingCanvas" xmlns:cx="http://schemas.microsoft.com/office/drawing/2014/chartex" xmlns:cx1="http://schemas.microsoft.com/office/drawing/2015/9/8/chartex" xmlns:cx2="http://schemas.microsoft.com/office/drawing/2015/10/21/chartex" xmlns:cx3="http://schemas.microsoft.com/office/drawing/2016/5/9/chartex" xmlns:cx4="http://schemas.microsoft.com/office/drawing/2016/5/10/chartex" xmlns:cx5="http://schemas.microsoft.com/office/drawing/2016/5/11/chartex" xmlns:cx6="http://schemas.microsoft.com/office/drawing/2016/5/12/chartex" xmlns:cx7="http://schemas.microsoft.com/office/drawing/2016/5/13/chartex" xmlns:cx8="http://schemas.microsoft.com/office/drawing/2016/5/14/chartex" xmlns:mc="http://schemas.openxmlformats.org/markup-compatibility/2006" xmlns:aink="http://schemas.microsoft.com/office/drawing/2016/ink" xmlns:am3d="http://schemas.microsoft.com/office/drawing/2017/model3d" xmlns:o="urn:schemas-microsoft-com:office:office" xmlns:oel="http://schemas.microsoft.com/office/2019/extlst" xmlns:r="http://schemas.openxmlformats.org/officeDocument/2006/relationships" xmlns:m="http://schemas.openxmlformats.org/officeDocument/2006/math" xmlns:v="urn:schemas-microsoft-com:vml" xmlns:wp14="http://schemas.microsoft.com/office/word/2010/wordprocessingDrawing" xmlns:wp="http://schemas.openxmlformats.org/drawingml/2006/wordprocessingDrawing" xmlns:w10="urn:schemas-microsoft-com:office:word" xmlns:w="http://schemas.openxmlformats.org/wordprocessingml/2006/main" xmlns:w14="http://schemas.microsoft.com/office/word/2010/wordml" xmlns:w15="http://schemas.microsoft.com/office/word/2012/wordml" xmlns:w16cex="http://schemas.microsoft.com/office/word/2018/wordml/cex" xmlns:w16cid="http://schemas.microsoft.com/office/word/2016/wordml/cid" xmlns:w16="http://schemas.microsoft.com/office/word/2018/wordml" xmlns:w16sdtdh="http://schemas.microsoft.com/office/word/2020/wordml/sdtdatahash" xmlns:w16se="http://schemas.microsoft.com/office/word/2015/wordml/symex" xmlns:wpg="http://schemas.microsoft.com/office/word/2010/wordprocessingGroup" xmlns:wpi="http://schemas.microsoft.com/office/word/2010/wordprocessingInk" xmlns:wne="http://schemas.microsoft.com/office/word/2006/wordml" xmlns:wps="http://schemas.microsoft.com/office/word/2010/wordprocessingShape" mc:Ignorable="w14 w15 w16se w16cid w16 w16cex w16sdtdh wp14">
+<w:hdr xmlns:wpc="http://schemas.microsoft.com/office/word/2010/wordprocessingCanvas" xmlns:cx="http://schemas.microsoft.com/office/drawing/2014/chartex" xmlns:cx1="http://schemas.microsoft.com/office/drawing/2015/9/8/chartex" xmlns:cx2="http://schemas.microsoft.com/office/drawing/2015/10/21/chartex" xmlns:cx3="http://schemas.microsoft.com/office/drawing/2016/5/9/chartex" xmlns:cx4="http://schemas.microsoft.com/office/drawing/2016/5/10/chartex" xmlns:cx5="http://schemas.microsoft.com/office/drawing/2016/5/11/chartex" xmlns:cx6="http://schemas.microsoft.com/office/drawing/2016/5/12/chartex" xmlns:cx7="http://schemas.microsoft.com/office/drawing/2016/5/13/chartex" xmlns:cx8="http://schemas.microsoft.com/office/drawing/2016/5/14/chartex" xmlns:mc="http://schemas.openxmlformats.org/markup-compatibility/2006" xmlns:aink="http://schemas.microsoft.com/office/drawing/2016/ink" xmlns:am3d="http://schemas.microsoft.com/office/drawing/2017/model3d" xmlns:o="urn:schemas-microsoft-com:office:office" xmlns:oel="http://schemas.microsoft.com/office/2019/extlst" xmlns:r="http://schemas.openxmlformats.org/officeDocument/2006/relationships" xmlns:m="http://schemas.openxmlformats.org/officeDocument/2006/math" xmlns:v="urn:schemas-microsoft-com:vml" xmlns:wp14="http://schemas.microsoft.com/office/word/2010/wordprocessingDrawing" xmlns:wp="http://schemas.openxmlformats.org/drawingml/2006/wordprocessingDrawing" xmlns:w10="urn:schemas-microsoft-com:office:word" xmlns:w="http://schemas.openxmlformats.org/wordprocessingml/2006/main" xmlns:w14="http://schemas.microsoft.com/office/word/2010/wordml" xmlns:w15="http://schemas.microsoft.com/office/word/2012/wordml" xmlns:w16cex="http://schemas.microsoft.com/office/word/2018/wordml/cex" xmlns:w16cid="http://schemas.microsoft.com/office/word/2016/wordml/cid" xmlns:w16="http://schemas.microsoft.com/office/word/2018/wordml" xmlns:w16du="http://schemas.microsoft.com/office/word/2023/wordml/word16du" xmlns:w16sdtdh="http://schemas.microsoft.com/office/word/2020/wordml/sdtdatahash" xmlns:w16sdtfl="http://schemas.microsoft.com/office/word/2024/wordml/sdtformatlock" xmlns:w16se="http://schemas.microsoft.com/office/word/2015/wordml/symex" xmlns:wpg="http://schemas.microsoft.com/office/word/2010/wordprocessingGroup" xmlns:wpi="http://schemas.microsoft.com/office/word/2010/wordprocessingInk" xmlns:wne="http://schemas.microsoft.com/office/word/2006/wordml" xmlns:wps="http://schemas.microsoft.com/office/word/2010/wordprocessingShape" mc:Ignorable="w14 w15 w16se w16cid w16 w16cex w16sdtdh w16sdtfl w16du wp14">
   <w:p>
     <w:pPr>
       <w:pStyle w:val="Header"/>
@@ -893,7 +2324,7 @@
 </file>
 
 <file path=word/header2.xml><?xml version="1.0" encoding="utf-8"?>
-<w:hdr xmlns:wpc="http://schemas.microsoft.com/office/word/2010/wordprocessingCanvas" xmlns:cx="http://schemas.microsoft.com/office/drawing/2014/chartex" xmlns:cx1="http://schemas.microsoft.com/office/drawing/2015/9/8/chartex" xmlns:cx2="http://schemas.microsoft.com/office/drawing/2015/10/21/chartex" xmlns:cx3="http://schemas.microsoft.com/office/drawing/2016/5/9/chartex" xmlns:cx4="http://schemas.microsoft.com/office/drawing/2016/5/10/chartex" xmlns:cx5="http://schemas.microsoft.com/office/drawing/2016/5/11/chartex" xmlns:cx6="http://schemas.microsoft.com/office/drawing/2016/5/12/chartex" xmlns:cx7="http://schemas.microsoft.com/office/drawing/2016/5/13/chartex" xmlns:cx8="http://schemas.microsoft.com/office/drawing/2016/5/14/chartex" xmlns:mc="http://schemas.openxmlformats.org/markup-compatibility/2006" xmlns:aink="http://schemas.microsoft.com/office/drawing/2016/ink" xmlns:am3d="http://schemas.microsoft.com/office/drawing/2017/model3d" xmlns:o="urn:schemas-microsoft-com:office:office" xmlns:oel="http://schemas.microsoft.com/office/2019/extlst" xmlns:r="http://schemas.openxmlformats.org/officeDocument/2006/relationships" xmlns:m="http://schemas.openxmlformats.org/officeDocument/2006/math" xmlns:v="urn:schemas-microsoft-com:vml" xmlns:wp14="http://schemas.microsoft.com/office/word/2010/wordprocessingDrawing" xmlns:wp="http://schemas.openxmlformats.org/drawingml/2006/wordprocessingDrawing" xmlns:w10="urn:schemas-microsoft-com:office:word" xmlns:w="http://schemas.openxmlformats.org/wordprocessingml/2006/main" xmlns:w14="http://schemas.microsoft.com/office/word/2010/wordml" xmlns:w15="http://schemas.microsoft.com/office/word/2012/wordml" xmlns:w16cex="http://schemas.microsoft.com/office/word/2018/wordml/cex" xmlns:w16cid="http://schemas.microsoft.com/office/word/2016/wordml/cid" xmlns:w16="http://schemas.microsoft.com/office/word/2018/wordml" xmlns:w16sdtdh="http://schemas.microsoft.com/office/word/2020/wordml/sdtdatahash" xmlns:w16se="http://schemas.microsoft.com/office/word/2015/wordml/symex" xmlns:wpg="http://schemas.microsoft.com/office/word/2010/wordprocessingGroup" xmlns:wpi="http://schemas.microsoft.com/office/word/2010/wordprocessingInk" xmlns:wne="http://schemas.microsoft.com/office/word/2006/wordml" xmlns:wps="http://schemas.microsoft.com/office/word/2010/wordprocessingShape" mc:Ignorable="w14 w15 w16se w16cid w16 w16cex w16sdtdh wp14">
+<w:hdr xmlns:wpc="http://schemas.microsoft.com/office/word/2010/wordprocessingCanvas" xmlns:cx="http://schemas.microsoft.com/office/drawing/2014/chartex" xmlns:cx1="http://schemas.microsoft.com/office/drawing/2015/9/8/chartex" xmlns:cx2="http://schemas.microsoft.com/office/drawing/2015/10/21/chartex" xmlns:cx3="http://schemas.microsoft.com/office/drawing/2016/5/9/chartex" xmlns:cx4="http://schemas.microsoft.com/office/drawing/2016/5/10/chartex" xmlns:cx5="http://schemas.microsoft.com/office/drawing/2016/5/11/chartex" xmlns:cx6="http://schemas.microsoft.com/office/drawing/2016/5/12/chartex" xmlns:cx7="http://schemas.microsoft.com/office/drawing/2016/5/13/chartex" xmlns:cx8="http://schemas.microsoft.com/office/drawing/2016/5/14/chartex" xmlns:mc="http://schemas.openxmlformats.org/markup-compatibility/2006" xmlns:aink="http://schemas.microsoft.com/office/drawing/2016/ink" xmlns:am3d="http://schemas.microsoft.com/office/drawing/2017/model3d" xmlns:o="urn:schemas-microsoft-com:office:office" xmlns:oel="http://schemas.microsoft.com/office/2019/extlst" xmlns:r="http://schemas.openxmlformats.org/officeDocument/2006/relationships" xmlns:m="http://schemas.openxmlformats.org/officeDocument/2006/math" xmlns:v="urn:schemas-microsoft-com:vml" xmlns:wp14="http://schemas.microsoft.com/office/word/2010/wordprocessingDrawing" xmlns:wp="http://schemas.openxmlformats.org/drawingml/2006/wordprocessingDrawing" xmlns:w10="urn:schemas-microsoft-com:office:word" xmlns:w="http://schemas.openxmlformats.org/wordprocessingml/2006/main" xmlns:w14="http://schemas.microsoft.com/office/word/2010/wordml" xmlns:w15="http://schemas.microsoft.com/office/word/2012/wordml" xmlns:w16cex="http://schemas.microsoft.com/office/word/2018/wordml/cex" xmlns:w16cid="http://schemas.microsoft.com/office/word/2016/wordml/cid" xmlns:w16="http://schemas.microsoft.com/office/word/2018/wordml" xmlns:w16du="http://schemas.microsoft.com/office/word/2023/wordml/word16du" xmlns:w16sdtdh="http://schemas.microsoft.com/office/word/2020/wordml/sdtdatahash" xmlns:w16sdtfl="http://schemas.microsoft.com/office/word/2024/wordml/sdtformatlock" xmlns:w16se="http://schemas.microsoft.com/office/word/2015/wordml/symex" xmlns:wpg="http://schemas.microsoft.com/office/word/2010/wordprocessingGroup" xmlns:wpi="http://schemas.microsoft.com/office/word/2010/wordprocessingInk" xmlns:wne="http://schemas.microsoft.com/office/word/2006/wordml" xmlns:wps="http://schemas.microsoft.com/office/word/2010/wordprocessingShape" mc:Ignorable="w14 w15 w16se w16cid w16 w16cex w16sdtdh w16sdtfl w16du wp14">
   <w:p>
     <w:pPr>
       <w:pStyle w:val="Header"/>
@@ -904,7 +2335,7 @@
 </file>
 
 <file path=word/header3.xml><?xml version="1.0" encoding="utf-8"?>
-<w:hdr xmlns:wpc="http://schemas.microsoft.com/office/word/2010/wordprocessingCanvas" xmlns:cx="http://schemas.microsoft.com/office/drawing/2014/chartex" xmlns:cx1="http://schemas.microsoft.com/office/drawing/2015/9/8/chartex" xmlns:cx2="http://schemas.microsoft.com/office/drawing/2015/10/21/chartex" xmlns:cx3="http://schemas.microsoft.com/office/drawing/2016/5/9/chartex" xmlns:cx4="http://schemas.microsoft.com/office/drawing/2016/5/10/chartex" xmlns:cx5="http://schemas.microsoft.com/office/drawing/2016/5/11/chartex" xmlns:cx6="http://schemas.microsoft.com/office/drawing/2016/5/12/chartex" xmlns:cx7="http://schemas.microsoft.com/office/drawing/2016/5/13/chartex" xmlns:cx8="http://schemas.microsoft.com/office/drawing/2016/5/14/chartex" xmlns:mc="http://schemas.openxmlformats.org/markup-compatibility/2006" xmlns:aink="http://schemas.microsoft.com/office/drawing/2016/ink" xmlns:am3d="http://schemas.microsoft.com/office/drawing/2017/model3d" xmlns:o="urn:schemas-microsoft-com:office:office" xmlns:oel="http://schemas.microsoft.com/office/2019/extlst" xmlns:r="http://schemas.openxmlformats.org/officeDocument/2006/relationships" xmlns:m="http://schemas.openxmlformats.org/officeDocument/2006/math" xmlns:v="urn:schemas-microsoft-com:vml" xmlns:wp14="http://schemas.microsoft.com/office/word/2010/wordprocessingDrawing" xmlns:wp="http://schemas.openxmlformats.org/drawingml/2006/wordprocessingDrawing" xmlns:w10="urn:schemas-microsoft-com:office:word" xmlns:w="http://schemas.openxmlformats.org/wordprocessingml/2006/main" xmlns:w14="http://schemas.microsoft.com/office/word/2010/wordml" xmlns:w15="http://schemas.microsoft.com/office/word/2012/wordml" xmlns:w16cex="http://schemas.microsoft.com/office/word/2018/wordml/cex" xmlns:w16cid="http://schemas.microsoft.com/office/word/2016/wordml/cid" xmlns:w16="http://schemas.microsoft.com/office/word/2018/wordml" xmlns:w16sdtdh="http://schemas.microsoft.com/office/word/2020/wordml/sdtdatahash" xmlns:w16se="http://schemas.microsoft.com/office/word/2015/wordml/symex" xmlns:wpg="http://schemas.microsoft.com/office/word/2010/wordprocessingGroup" xmlns:wpi="http://schemas.microsoft.com/office/word/2010/wordprocessingInk" xmlns:wne="http://schemas.microsoft.com/office/word/2006/wordml" xmlns:wps="http://schemas.microsoft.com/office/word/2010/wordprocessingShape" mc:Ignorable="w14 w15 w16se w16cid w16 w16cex w16sdtdh wp14">
+<w:hdr xmlns:wpc="http://schemas.microsoft.com/office/word/2010/wordprocessingCanvas" xmlns:cx="http://schemas.microsoft.com/office/drawing/2014/chartex" xmlns:cx1="http://schemas.microsoft.com/office/drawing/2015/9/8/chartex" xmlns:cx2="http://schemas.microsoft.com/office/drawing/2015/10/21/chartex" xmlns:cx3="http://schemas.microsoft.com/office/drawing/2016/5/9/chartex" xmlns:cx4="http://schemas.microsoft.com/office/drawing/2016/5/10/chartex" xmlns:cx5="http://schemas.microsoft.com/office/drawing/2016/5/11/chartex" xmlns:cx6="http://schemas.microsoft.com/office/drawing/2016/5/12/chartex" xmlns:cx7="http://schemas.microsoft.com/office/drawing/2016/5/13/chartex" xmlns:cx8="http://schemas.microsoft.com/office/drawing/2016/5/14/chartex" xmlns:mc="http://schemas.openxmlformats.org/markup-compatibility/2006" xmlns:aink="http://schemas.microsoft.com/office/drawing/2016/ink" xmlns:am3d="http://schemas.microsoft.com/office/drawing/2017/model3d" xmlns:o="urn:schemas-microsoft-com:office:office" xmlns:oel="http://schemas.microsoft.com/office/2019/extlst" xmlns:r="http://schemas.openxmlformats.org/officeDocument/2006/relationships" xmlns:m="http://schemas.openxmlformats.org/officeDocument/2006/math" xmlns:v="urn:schemas-microsoft-com:vml" xmlns:wp14="http://schemas.microsoft.com/office/word/2010/wordprocessingDrawing" xmlns:wp="http://schemas.openxmlformats.org/drawingml/2006/wordprocessingDrawing" xmlns:w10="urn:schemas-microsoft-com:office:word" xmlns:w="http://schemas.openxmlformats.org/wordprocessingml/2006/main" xmlns:w14="http://schemas.microsoft.com/office/word/2010/wordml" xmlns:w15="http://schemas.microsoft.com/office/word/2012/wordml" xmlns:w16cex="http://schemas.microsoft.com/office/word/2018/wordml/cex" xmlns:w16cid="http://schemas.microsoft.com/office/word/2016/wordml/cid" xmlns:w16="http://schemas.microsoft.com/office/word/2018/wordml" xmlns:w16du="http://schemas.microsoft.com/office/word/2023/wordml/word16du" xmlns:w16sdtdh="http://schemas.microsoft.com/office/word/2020/wordml/sdtdatahash" xmlns:w16sdtfl="http://schemas.microsoft.com/office/word/2024/wordml/sdtformatlock" xmlns:w16se="http://schemas.microsoft.com/office/word/2015/wordml/symex" xmlns:wpg="http://schemas.microsoft.com/office/word/2010/wordprocessingGroup" xmlns:wpi="http://schemas.microsoft.com/office/word/2010/wordprocessingInk" xmlns:wne="http://schemas.microsoft.com/office/word/2006/wordml" xmlns:wps="http://schemas.microsoft.com/office/word/2010/wordprocessingShape" mc:Ignorable="w14 w15 w16se w16cid w16 w16cex w16sdtdh w16sdtfl w16du wp14">
   <w:p>
     <w:pPr>
       <w:pStyle w:val="Header"/>
@@ -913,7 +2344,7 @@
     <w:r>
       <w:tab/>
       <w:tab/>
-      <w:t>2025-08-02</w:t>
+      <w:t>2026-07-12</w:t>
       <w:br/>
       <w:br/>
     </w:r>
@@ -926,7 +2357,7 @@
 </file>
 
 <file path=word/numbering.xml><?xml version="1.0" encoding="utf-8"?>
-<w:numbering xmlns:wpc="http://schemas.microsoft.com/office/word/2010/wordprocessingCanvas" xmlns:cx="http://schemas.microsoft.com/office/drawing/2014/chartex" xmlns:cx1="http://schemas.microsoft.com/office/drawing/2015/9/8/chartex" xmlns:cx2="http://schemas.microsoft.com/office/drawing/2015/10/21/chartex" xmlns:cx3="http://schemas.microsoft.com/office/drawing/2016/5/9/chartex" xmlns:cx4="http://schemas.microsoft.com/office/drawing/2016/5/10/chartex" xmlns:cx5="http://schemas.microsoft.com/office/drawing/2016/5/11/chartex" xmlns:cx6="http://schemas.microsoft.com/office/drawing/2016/5/12/chartex" xmlns:cx7="http://schemas.microsoft.com/office/drawing/2016/5/13/chartex" xmlns:cx8="http://schemas.microsoft.com/office/drawing/2016/5/14/chartex" xmlns:mc="http://schemas.openxmlformats.org/markup-compatibility/2006" xmlns:aink="http://schemas.microsoft.com/office/drawing/2016/ink" xmlns:am3d="http://schemas.microsoft.com/office/drawing/2017/model3d" xmlns:o="urn:schemas-microsoft-com:office:office" xmlns:oel="http://schemas.microsoft.com/office/2019/extlst" xmlns:r="http://schemas.openxmlformats.org/officeDocument/2006/relationships" xmlns:m="http://schemas.openxmlformats.org/officeDocument/2006/math" xmlns:v="urn:schemas-microsoft-com:vml" xmlns:wp14="http://schemas.microsoft.com/office/word/2010/wordprocessingDrawing" xmlns:wp="http://schemas.openxmlformats.org/drawingml/2006/wordprocessingDrawing" xmlns:w10="urn:schemas-microsoft-com:office:word" xmlns:w="http://schemas.openxmlformats.org/wordprocessingml/2006/main" xmlns:w14="http://schemas.microsoft.com/office/word/2010/wordml" xmlns:w15="http://schemas.microsoft.com/office/word/2012/wordml" xmlns:w16cex="http://schemas.microsoft.com/office/word/2018/wordml/cex" xmlns:w16cid="http://schemas.microsoft.com/office/word/2016/wordml/cid" xmlns:w16="http://schemas.microsoft.com/office/word/2018/wordml" xmlns:w16sdtdh="http://schemas.microsoft.com/office/word/2020/wordml/sdtdatahash" xmlns:w16se="http://schemas.microsoft.com/office/word/2015/wordml/symex" xmlns:wpg="http://schemas.microsoft.com/office/word/2010/wordprocessingGroup" xmlns:wpi="http://schemas.microsoft.com/office/word/2010/wordprocessingInk" xmlns:wne="http://schemas.microsoft.com/office/word/2006/wordml" xmlns:wps="http://schemas.microsoft.com/office/word/2010/wordprocessingShape" mc:Ignorable="w14 w15 w16se w16cid w16 w16cex w16sdtdh wp14">
+<w:numbering xmlns:wpc="http://schemas.microsoft.com/office/word/2010/wordprocessingCanvas" xmlns:cx="http://schemas.microsoft.com/office/drawing/2014/chartex" xmlns:cx1="http://schemas.microsoft.com/office/drawing/2015/9/8/chartex" xmlns:cx2="http://schemas.microsoft.com/office/drawing/2015/10/21/chartex" xmlns:cx3="http://schemas.microsoft.com/office/drawing/2016/5/9/chartex" xmlns:cx4="http://schemas.microsoft.com/office/drawing/2016/5/10/chartex" xmlns:cx5="http://schemas.microsoft.com/office/drawing/2016/5/11/chartex" xmlns:cx6="http://schemas.microsoft.com/office/drawing/2016/5/12/chartex" xmlns:cx7="http://schemas.microsoft.com/office/drawing/2016/5/13/chartex" xmlns:cx8="http://schemas.microsoft.com/office/drawing/2016/5/14/chartex" xmlns:mc="http://schemas.openxmlformats.org/markup-compatibility/2006" xmlns:aink="http://schemas.microsoft.com/office/drawing/2016/ink" xmlns:am3d="http://schemas.microsoft.com/office/drawing/2017/model3d" xmlns:o="urn:schemas-microsoft-com:office:office" xmlns:oel="http://schemas.microsoft.com/office/2019/extlst" xmlns:r="http://schemas.openxmlformats.org/officeDocument/2006/relationships" xmlns:m="http://schemas.openxmlformats.org/officeDocument/2006/math" xmlns:v="urn:schemas-microsoft-com:vml" xmlns:wp14="http://schemas.microsoft.com/office/word/2010/wordprocessingDrawing" xmlns:wp="http://schemas.openxmlformats.org/drawingml/2006/wordprocessingDrawing" xmlns:w10="urn:schemas-microsoft-com:office:word" xmlns:w="http://schemas.openxmlformats.org/wordprocessingml/2006/main" xmlns:w14="http://schemas.microsoft.com/office/word/2010/wordml" xmlns:w15="http://schemas.microsoft.com/office/word/2012/wordml" xmlns:w16cex="http://schemas.microsoft.com/office/word/2018/wordml/cex" xmlns:w16cid="http://schemas.microsoft.com/office/word/2016/wordml/cid" xmlns:w16="http://schemas.microsoft.com/office/word/2018/wordml" xmlns:w16du="http://schemas.microsoft.com/office/word/2023/wordml/word16du" xmlns:w16sdtdh="http://schemas.microsoft.com/office/word/2020/wordml/sdtdatahash" xmlns:w16sdtfl="http://schemas.microsoft.com/office/word/2024/wordml/sdtformatlock" xmlns:w16se="http://schemas.microsoft.com/office/word/2015/wordml/symex" xmlns:wpg="http://schemas.microsoft.com/office/word/2010/wordprocessingGroup" xmlns:wpi="http://schemas.microsoft.com/office/word/2010/wordprocessingInk" xmlns:wne="http://schemas.microsoft.com/office/word/2006/wordml" xmlns:wps="http://schemas.microsoft.com/office/word/2010/wordprocessingShape" mc:Ignorable="w14 w15 w16se w16cid w16 w16cex w16sdtdh w16sdtfl w16du wp14">
   <w:abstractNum w:abstractNumId="0" w15:restartNumberingAfterBreak="0">
     <w:nsid w:val="FFFFFF7C"/>
     <w:multiLevelType w:val="singleLevel"/>
@@ -1129,7 +2560,7 @@
 </file>
 
 <file path=word/styles.xml><?xml version="1.0" encoding="utf-8"?>
-<w:styles xmlns:mc="http://schemas.openxmlformats.org/markup-compatibility/2006" xmlns:r="http://schemas.openxmlformats.org/officeDocument/2006/relationships" xmlns:w="http://schemas.openxmlformats.org/wordprocessingml/2006/main" xmlns:w14="http://schemas.microsoft.com/office/word/2010/wordml" xmlns:w15="http://schemas.microsoft.com/office/word/2012/wordml" xmlns:w16cex="http://schemas.microsoft.com/office/word/2018/wordml/cex" xmlns:w16cid="http://schemas.microsoft.com/office/word/2016/wordml/cid" xmlns:w16="http://schemas.microsoft.com/office/word/2018/wordml" xmlns:w16sdtdh="http://schemas.microsoft.com/office/word/2020/wordml/sdtdatahash" xmlns:w16se="http://schemas.microsoft.com/office/word/2015/wordml/symex" mc:Ignorable="w14 w15 w16se w16cid w16 w16cex w16sdtdh">
+<w:styles xmlns:mc="http://schemas.openxmlformats.org/markup-compatibility/2006" xmlns:r="http://schemas.openxmlformats.org/officeDocument/2006/relationships" xmlns:w="http://schemas.openxmlformats.org/wordprocessingml/2006/main" xmlns:w14="http://schemas.microsoft.com/office/word/2010/wordml" xmlns:w15="http://schemas.microsoft.com/office/word/2012/wordml" xmlns:w16cex="http://schemas.microsoft.com/office/word/2018/wordml/cex" xmlns:w16cid="http://schemas.microsoft.com/office/word/2016/wordml/cid" xmlns:w16="http://schemas.microsoft.com/office/word/2018/wordml" xmlns:w16du="http://schemas.microsoft.com/office/word/2023/wordml/word16du" xmlns:w16sdtdh="http://schemas.microsoft.com/office/word/2020/wordml/sdtdatahash" xmlns:w16sdtfl="http://schemas.microsoft.com/office/word/2024/wordml/sdtformatlock" xmlns:w16se="http://schemas.microsoft.com/office/word/2015/wordml/symex" mc:Ignorable="w14 w15 w16se w16cid w16 w16cex w16sdtdh w16sdtfl w16du">
   <w:docDefaults>
     <w:rPrDefault>
       <w:rPr>
@@ -1887,7 +3318,7 @@
     <w:link w:val="TitleChar"/>
     <w:uiPriority w:val="10"/>
     <w:qFormat/>
-    <w:rsid w:val="007106C8"/>
+    <w:rsid w:val="00E854FA"/>
     <w:pPr>
       <w:spacing w:after="300" w:line="240" w:lineRule="auto"/>
       <w:contextualSpacing/>
@@ -1897,7 +3328,7 @@
       <w:rFonts w:eastAsiaTheme="majorEastAsia" w:cstheme="majorBidi"/>
       <w:spacing w:val="5"/>
       <w:kern w:val="28"/>
-      <w:sz w:val="52"/>
+      <w:sz w:val="40"/>
       <w:szCs w:val="52"/>
       <w:lang w:val="sv-SE" w:eastAsia="en-US" w:bidi="ar-SA"/>
     </w:rPr>
@@ -1907,12 +3338,12 @@
     <w:basedOn w:val="DefaultParagraphFont"/>
     <w:link w:val="Title"/>
     <w:uiPriority w:val="10"/>
-    <w:rsid w:val="007106C8"/>
+    <w:rsid w:val="00E854FA"/>
     <w:rPr>
       <w:rFonts w:ascii="Times New Roman" w:eastAsiaTheme="majorEastAsia" w:hAnsi="Times New Roman" w:cstheme="majorBidi"/>
       <w:spacing w:val="5"/>
       <w:kern w:val="28"/>
-      <w:sz w:val="52"/>
+      <w:sz w:val="40"/>
       <w:szCs w:val="52"/>
       <w:lang w:val="sv-SE" w:eastAsia="en-US" w:bidi="ar-SA"/>
     </w:rPr>

--- a/tillsyn/Gålgoberget tillsynsbegäran.docx
+++ b/tillsyn/Gålgoberget tillsynsbegäran.docx
@@ -12,7 +12,7 @@
     </w:p>
     <w:p>
       <w:r>
-        <w:t>Denna tillsynsbegäran behandlar höga naturvärden i avverkningsanmälan Gålgoberget i Bjurholms kommun som inkom 2026-07-12 och omfattar 57,1 ha.</w:t>
+        <w:t>Denna tillsynsbegäran behandlar höga naturvärden i avverkningsanmälan Gålgoberget i Bjurholms kommun som inkom 2026-07-13 och omfattar 57,1 ha.</w:t>
       </w:r>
     </w:p>
     <w:p>
@@ -2344,7 +2344,7 @@
     <w:r>
       <w:tab/>
       <w:tab/>
-      <w:t>2026-07-12</w:t>
+      <w:t>2026-07-13</w:t>
       <w:br/>
       <w:br/>
     </w:r>

--- a/tillsyn/Gålgoberget tillsynsbegäran.docx
+++ b/tillsyn/Gålgoberget tillsynsbegäran.docx
@@ -12,7 +12,7 @@
     </w:p>
     <w:p>
       <w:r>
-        <w:t>Denna tillsynsbegäran behandlar höga naturvärden i avverkningsanmälan Gålgoberget i Bjurholms kommun som inkom 2026-07-13 och omfattar 57,1 ha.</w:t>
+        <w:t>Denna tillsynsbegäran behandlar höga naturvärden i avverkningsanmälan Gålgoberget i Bjurholms kommun som inkom 2026-07-14 och omfattar 57,1 ha.</w:t>
       </w:r>
     </w:p>
     <w:p>
@@ -2344,7 +2344,7 @@
     <w:r>
       <w:tab/>
       <w:tab/>
-      <w:t>2026-07-13</w:t>
+      <w:t>2026-07-14</w:t>
       <w:br/>
       <w:br/>
     </w:r>

--- a/tillsyn/Gålgoberget tillsynsbegäran.docx
+++ b/tillsyn/Gålgoberget tillsynsbegäran.docx
@@ -12,7 +12,7 @@
     </w:p>
     <w:p>
       <w:r>
-        <w:t>Denna tillsynsbegäran behandlar höga naturvärden i avverkningsanmälan Gålgoberget i Bjurholms kommun som inkom 2026-07-14 och omfattar 57,1 ha.</w:t>
+        <w:t>Denna tillsynsbegäran behandlar höga naturvärden i avverkningsanmälan Gålgoberget i Bjurholms kommun som inkom 2026-07-15 och omfattar 57,1 ha.</w:t>
       </w:r>
     </w:p>
     <w:p>
@@ -2344,7 +2344,7 @@
     <w:r>
       <w:tab/>
       <w:tab/>
-      <w:t>2026-07-14</w:t>
+      <w:t>2026-07-15</w:t>
       <w:br/>
       <w:br/>
     </w:r>

--- a/tillsyn/Gålgoberget tillsynsbegäran.docx
+++ b/tillsyn/Gålgoberget tillsynsbegäran.docx
@@ -12,7 +12,7 @@
     </w:p>
     <w:p>
       <w:r>
-        <w:t>Denna tillsynsbegäran behandlar höga naturvärden i avverkningsanmälan Gålgoberget i Bjurholms kommun som inkom 2026-07-15 och omfattar 57,1 ha.</w:t>
+        <w:t>Denna tillsynsbegäran behandlar höga naturvärden i avverkningsanmälan Gålgoberget i Bjurholms kommun som inkom 2026-07-16 och omfattar 57,1 ha.</w:t>
       </w:r>
     </w:p>
     <w:p>
@@ -2344,7 +2344,7 @@
     <w:r>
       <w:tab/>
       <w:tab/>
-      <w:t>2026-07-15</w:t>
+      <w:t>2026-07-16</w:t>
       <w:br/>
       <w:br/>
     </w:r>

--- a/tillsyn/Gålgoberget tillsynsbegäran.docx
+++ b/tillsyn/Gålgoberget tillsynsbegäran.docx
@@ -2344,7 +2344,7 @@
     <w:r>
       <w:tab/>
       <w:tab/>
-      <w:t>2026-07-16</w:t>
+      <w:t>2026-07-17</w:t>
       <w:br/>
       <w:br/>
     </w:r>

--- a/tillsyn/Gålgoberget tillsynsbegäran.docx
+++ b/tillsyn/Gålgoberget tillsynsbegäran.docx
@@ -12,7 +12,7 @@
     </w:p>
     <w:p>
       <w:r>
-        <w:t>Denna tillsynsbegäran behandlar höga naturvärden i avverkningsanmälan Gålgoberget i Bjurholms kommun som inkom 2026-07-16 och omfattar 57,1 ha.</w:t>
+        <w:t>Denna tillsynsbegäran behandlar höga naturvärden i avverkningsanmälan Gålgoberget i Bjurholms kommun som inkom 2026-07-17 och omfattar 57,1 ha.</w:t>
       </w:r>
     </w:p>
     <w:p>

--- a/tillsyn/Gålgoberget tillsynsbegäran.docx
+++ b/tillsyn/Gålgoberget tillsynsbegäran.docx
@@ -2344,7 +2344,7 @@
     <w:r>
       <w:tab/>
       <w:tab/>
-      <w:t>2026-07-17</w:t>
+      <w:t>2026-07-18</w:t>
       <w:br/>
       <w:br/>
     </w:r>

--- a/tillsyn/Gålgoberget tillsynsbegäran.docx
+++ b/tillsyn/Gålgoberget tillsynsbegäran.docx
@@ -12,7 +12,7 @@
     </w:p>
     <w:p>
       <w:r>
-        <w:t>Denna tillsynsbegäran behandlar höga naturvärden i avverkningsanmälan Gålgoberget i Bjurholms kommun som inkom 2026-07-17 och omfattar 57,1 ha.</w:t>
+        <w:t>Denna tillsynsbegäran behandlar höga naturvärden i avverkningsanmälan Gålgoberget i Bjurholms kommun som inkom 2026-07-18 och omfattar 57,1 ha.</w:t>
       </w:r>
     </w:p>
     <w:p>

--- a/tillsyn/Gålgoberget tillsynsbegäran.docx
+++ b/tillsyn/Gålgoberget tillsynsbegäran.docx
@@ -12,7 +12,7 @@
     </w:p>
     <w:p>
       <w:r>
-        <w:t>Denna tillsynsbegäran behandlar höga naturvärden i avverkningsanmälan Gålgoberget i Bjurholms kommun som inkom 2026-07-18 och omfattar 57,1 ha.</w:t>
+        <w:t>Denna tillsynsbegäran behandlar höga naturvärden i avverkningsanmälan Gålgoberget i Bjurholms kommun som inkom 2026-07-19 och omfattar 57,1 ha.</w:t>
       </w:r>
     </w:p>
     <w:p>
@@ -2344,7 +2344,7 @@
     <w:r>
       <w:tab/>
       <w:tab/>
-      <w:t>2026-07-18</w:t>
+      <w:t>2026-07-19</w:t>
       <w:br/>
       <w:br/>
     </w:r>

--- a/tillsyn/Gålgoberget tillsynsbegäran.docx
+++ b/tillsyn/Gålgoberget tillsynsbegäran.docx
@@ -2344,7 +2344,7 @@
     <w:r>
       <w:tab/>
       <w:tab/>
-      <w:t>2026-07-19</w:t>
+      <w:t>2026-07-20</w:t>
       <w:br/>
       <w:br/>
     </w:r>

--- a/tillsyn/Gålgoberget tillsynsbegäran.docx
+++ b/tillsyn/Gålgoberget tillsynsbegäran.docx
@@ -12,7 +12,7 @@
     </w:p>
     <w:p>
       <w:r>
-        <w:t>Denna tillsynsbegäran behandlar höga naturvärden i avverkningsanmälan Gålgoberget i Bjurholms kommun som inkom 2026-07-19 och omfattar 57,1 ha.</w:t>
+        <w:t>Denna tillsynsbegäran behandlar höga naturvärden i avverkningsanmälan Gålgoberget i Bjurholms kommun som inkom 2026-07-20 och omfattar 57,1 ha.</w:t>
       </w:r>
     </w:p>
     <w:p>
